--- a/07-驱动电路/03-功率器件栅极驱动/负压关断驱动电路/负压关断驱动电路.docx
+++ b/07-驱动电路/03-功率器件栅极驱动/负压关断驱动电路/负压关断驱动电路.docx
@@ -2945,6 +2945,20 @@
     </w:p>
     <w:bookmarkEnd w:id="26"/>
     <w:bookmarkEnd w:id="27"/>
+    <w:p>
+      <w:pPr>
+        <w:spacing w:before="360"/>
+        <w:jc w:val="center"/>
+      </w:pPr>
+      <w:r>
+        <w:rPr>
+          <w:rFonts w:ascii="Times New Roman" w:hAnsi="Times New Roman"/>
+          <w:color w:val="555555"/>
+          <w:sz w:val="21"/>
+        </w:rPr>
+        <w:t>材料收集者：杜文杰</w:t>
+      </w:r>
+    </w:p>
     <w:sectPr>
       <w:headerReference r:id="rId9" w:type="default"/>
       <w:footerReference r:id="rId10" w:type="default"/>

--- a/07-驱动电路/03-功率器件栅极驱动/负压关断驱动电路/负压关断驱动电路.docx
+++ b/07-驱动电路/03-功率器件栅极驱动/负压关断驱动电路/负压关断驱动电路.docx
@@ -1,6 +1,6 @@
 
 <file path=word/document.xml><?xml version="1.0" encoding="utf-8"?>
-<w:document xmlns:w="http://schemas.openxmlformats.org/wordprocessingml/2006/main" xmlns:m="http://schemas.openxmlformats.org/officeDocument/2006/math" xmlns:r="http://schemas.openxmlformats.org/officeDocument/2006/relationships" xmlns:o="urn:schemas-microsoft-com:office:office" xmlns:v="urn:schemas-microsoft-com:vml" xmlns:w10="urn:schemas-microsoft-com:office:word" xmlns:a="http://schemas.openxmlformats.org/drawingml/2006/main" xmlns:pic="http://schemas.openxmlformats.org/drawingml/2006/picture" xmlns:wp="http://schemas.openxmlformats.org/drawingml/2006/wordprocessingDrawing">
+<w:document xmlns:m="http://schemas.openxmlformats.org/officeDocument/2006/math" xmlns:r="http://schemas.openxmlformats.org/officeDocument/2006/relationships" xmlns:w="http://schemas.openxmlformats.org/wordprocessingml/2006/main" xmlns:o="urn:schemas-microsoft-com:office:office" xmlns:v="urn:schemas-microsoft-com:vml" xmlns:w10="urn:schemas-microsoft-com:office:word" xmlns:a="http://schemas.openxmlformats.org/drawingml/2006/main" xmlns:pic="http://schemas.openxmlformats.org/drawingml/2006/picture" xmlns:wp="http://schemas.openxmlformats.org/drawingml/2006/wordprocessingDrawing">
   <w:body>
     <w:bookmarkStart w:id="27" w:name="负压关断驱动电路"/>
     <w:p>
@@ -9,7 +9,7 @@
       </w:pPr>
       <w:r>
         <w:rPr>
-          <w:rFonts w:hint="eastAsia"/>
+          <w:rFonts w:hint="eastAsia" w:eastAsia="黑体"/>
         </w:rPr>
         <w:t xml:space="preserve">负压关断驱动电路</w:t>
       </w:r>
@@ -21,7 +21,7 @@
       </w:pPr>
       <w:r>
         <w:rPr>
-          <w:rFonts w:hint="eastAsia"/>
+          <w:rFonts w:hint="eastAsia" w:eastAsia="黑体"/>
         </w:rPr>
         <w:t xml:space="preserve">拓扑描述</w:t>
       </w:r>
@@ -32,13 +32,13 @@
       </w:pPr>
       <w:r>
         <w:rPr>
-          <w:rFonts w:hint="eastAsia"/>
+          <w:rFonts w:hint="eastAsia" w:eastAsia="黑体"/>
         </w:rPr>
         <w:t xml:space="preserve">元件组成与节点定义：电路由</w:t>
       </w:r>
       <w:r>
         <w:rPr>
-          <w:rFonts w:hint="eastAsia"/>
+          <w:rFonts w:hint="eastAsia" w:eastAsia="黑体"/>
           <w:b/>
           <w:bCs/>
         </w:rPr>
@@ -46,6 +46,7 @@
       </w:r>
       <w:r>
         <w:rPr>
+          <w:rFonts w:eastAsia="黑体"/>
           <w:b/>
           <w:bCs/>
         </w:rPr>
@@ -75,11 +76,14 @@
         </m:sSub>
       </m:oMath>
       <w:r>
+        <w:rPr>
+          <w:rFonts w:eastAsia="黑体"/>
+        </w:rPr>
         <w:t xml:space="preserve">、</w:t>
       </w:r>
       <w:r>
         <w:rPr>
-          <w:rFonts w:hint="eastAsia"/>
+          <w:rFonts w:hint="eastAsia" w:eastAsia="黑体"/>
           <w:b/>
           <w:bCs/>
         </w:rPr>
@@ -87,6 +91,7 @@
       </w:r>
       <w:r>
         <w:rPr>
+          <w:rFonts w:eastAsia="黑体"/>
           <w:b/>
           <w:bCs/>
         </w:rPr>
@@ -119,22 +124,28 @@
         </m:sSub>
       </m:oMath>
       <w:r>
+        <w:rPr>
+          <w:rFonts w:eastAsia="黑体"/>
+        </w:rPr>
         <w:t xml:space="preserve">、</w:t>
       </w:r>
       <w:r>
         <w:rPr>
-          <w:rFonts w:hint="eastAsia"/>
+          <w:rFonts w:hint="eastAsia" w:eastAsia="黑体"/>
           <w:b/>
           <w:bCs/>
         </w:rPr>
         <w:t xml:space="preserve">推挽驱动器（或专用负压驱动芯片）U1</w:t>
       </w:r>
       <w:r>
+        <w:rPr>
+          <w:rFonts w:eastAsia="黑体"/>
+        </w:rPr>
         <w:t xml:space="preserve">、</w:t>
       </w:r>
       <w:r>
         <w:rPr>
-          <w:rFonts w:hint="eastAsia"/>
+          <w:rFonts w:hint="eastAsia" w:eastAsia="黑体"/>
           <w:b/>
           <w:bCs/>
         </w:rPr>
@@ -142,6 +153,7 @@
       </w:r>
       <w:r>
         <w:rPr>
+          <w:rFonts w:eastAsia="黑体"/>
           <w:b/>
           <w:bCs/>
         </w:rPr>
@@ -165,11 +177,14 @@
         </m:sSub>
       </m:oMath>
       <w:r>
+        <w:rPr>
+          <w:rFonts w:eastAsia="黑体"/>
+        </w:rPr>
         <w:t xml:space="preserve">、</w:t>
       </w:r>
       <w:r>
         <w:rPr>
-          <w:rFonts w:hint="eastAsia"/>
+          <w:rFonts w:hint="eastAsia" w:eastAsia="黑体"/>
           <w:b/>
           <w:bCs/>
         </w:rPr>
@@ -177,6 +192,7 @@
       </w:r>
       <w:r>
         <w:rPr>
+          <w:rFonts w:eastAsia="黑体"/>
           <w:b/>
           <w:bCs/>
         </w:rPr>
@@ -203,17 +219,20 @@
         </m:sSub>
       </m:oMath>
       <w:r>
+        <w:rPr>
+          <w:rFonts w:eastAsia="黑体"/>
+        </w:rPr>
         <w:t xml:space="preserve"> </w:t>
       </w:r>
       <w:r>
         <w:rPr>
-          <w:rFonts w:hint="eastAsia"/>
+          <w:rFonts w:hint="eastAsia" w:eastAsia="黑体"/>
         </w:rPr>
         <w:t xml:space="preserve">与</w:t>
       </w:r>
       <w:r>
         <w:rPr>
-          <w:rFonts w:hint="eastAsia"/>
+          <w:rFonts w:hint="eastAsia" w:eastAsia="黑体"/>
           <w:b/>
           <w:bCs/>
         </w:rPr>
@@ -221,32 +240,39 @@
       </w:r>
       <w:r>
         <w:rPr>
+          <w:rFonts w:eastAsia="黑体"/>
           <w:b/>
           <w:bCs/>
         </w:rPr>
         <w:t xml:space="preserve"> MOSFET Q1</w:t>
       </w:r>
       <w:r>
+        <w:rPr>
+          <w:rFonts w:eastAsia="黑体"/>
+        </w:rPr>
         <w:t xml:space="preserve"> </w:t>
       </w:r>
       <w:r>
         <w:rPr>
-          <w:rFonts w:hint="eastAsia"/>
+          <w:rFonts w:hint="eastAsia" w:eastAsia="黑体"/>
         </w:rPr>
         <w:t xml:space="preserve">组成。电路共有</w:t>
       </w:r>
       <w:r>
+        <w:rPr>
+          <w:rFonts w:eastAsia="黑体"/>
+        </w:rPr>
         <w:t xml:space="preserve"> 6 </w:t>
       </w:r>
       <w:r>
         <w:rPr>
-          <w:rFonts w:hint="eastAsia"/>
+          <w:rFonts w:hint="eastAsia" w:eastAsia="黑体"/>
         </w:rPr>
         <w:t xml:space="preserve">个关键节点：</w:t>
       </w:r>
       <w:r>
         <w:rPr>
-          <w:rFonts w:hint="eastAsia"/>
+          <w:rFonts w:hint="eastAsia" w:eastAsia="黑体"/>
           <w:b/>
           <w:bCs/>
         </w:rPr>
@@ -254,6 +280,7 @@
       </w:r>
       <w:r>
         <w:rPr>
+          <w:rFonts w:eastAsia="黑体"/>
           <w:b/>
           <w:bCs/>
         </w:rPr>
@@ -261,7 +288,7 @@
       </w:r>
       <w:r>
         <w:rPr>
-          <w:rFonts w:hint="eastAsia"/>
+          <w:rFonts w:hint="eastAsia" w:eastAsia="黑体"/>
           <w:b/>
           <w:bCs/>
         </w:rPr>
@@ -269,11 +296,14 @@
       </w:r>
       <w:r>
         <w:rPr>
-          <w:rFonts w:hint="eastAsia"/>
+          <w:rFonts w:hint="eastAsia" w:eastAsia="黑体"/>
         </w:rPr>
         <w:t xml:space="preserve">（连</w:t>
       </w:r>
       <w:r>
+        <w:rPr>
+          <w:rFonts w:eastAsia="黑体"/>
+        </w:rPr>
         <w:t xml:space="preserve"> </w:t>
       </w:r>
       <m:oMath>
@@ -300,20 +330,26 @@
         </m:sSub>
       </m:oMath>
       <w:r>
+        <w:rPr>
+          <w:rFonts w:eastAsia="黑体"/>
+        </w:rPr>
         <w:t xml:space="preserve"> </w:t>
       </w:r>
       <w:r>
         <w:rPr>
-          <w:rFonts w:hint="eastAsia"/>
+          <w:rFonts w:hint="eastAsia" w:eastAsia="黑体"/>
         </w:rPr>
         <w:t xml:space="preserve">与</w:t>
       </w:r>
       <w:r>
+        <w:rPr>
+          <w:rFonts w:eastAsia="黑体"/>
+        </w:rPr>
         <w:t xml:space="preserve"> U1 </w:t>
       </w:r>
       <w:r>
         <w:rPr>
-          <w:rFonts w:hint="eastAsia"/>
+          <w:rFonts w:hint="eastAsia" w:eastAsia="黑体"/>
         </w:rPr>
         <w:t xml:space="preserve">上臂、</w:t>
       </w:r>
@@ -335,17 +371,20 @@
         </m:sSub>
       </m:oMath>
       <w:r>
+        <w:rPr>
+          <w:rFonts w:eastAsia="黑体"/>
+        </w:rPr>
         <w:t xml:space="preserve"> </w:t>
       </w:r>
       <w:r>
         <w:rPr>
-          <w:rFonts w:hint="eastAsia"/>
+          <w:rFonts w:hint="eastAsia" w:eastAsia="黑体"/>
         </w:rPr>
         <w:t xml:space="preserve">一端）；</w:t>
       </w:r>
       <w:r>
         <w:rPr>
-          <w:rFonts w:hint="eastAsia"/>
+          <w:rFonts w:hint="eastAsia" w:eastAsia="黑体"/>
           <w:b/>
           <w:bCs/>
         </w:rPr>
@@ -353,6 +392,7 @@
       </w:r>
       <w:r>
         <w:rPr>
+          <w:rFonts w:eastAsia="黑体"/>
           <w:b/>
           <w:bCs/>
         </w:rPr>
@@ -360,7 +400,7 @@
       </w:r>
       <w:r>
         <w:rPr>
-          <w:rFonts w:hint="eastAsia"/>
+          <w:rFonts w:hint="eastAsia" w:eastAsia="黑体"/>
           <w:b/>
           <w:bCs/>
         </w:rPr>
@@ -368,11 +408,14 @@
       </w:r>
       <w:r>
         <w:rPr>
-          <w:rFonts w:hint="eastAsia"/>
+          <w:rFonts w:hint="eastAsia" w:eastAsia="黑体"/>
         </w:rPr>
         <w:t xml:space="preserve">（连</w:t>
       </w:r>
       <w:r>
+        <w:rPr>
+          <w:rFonts w:eastAsia="黑体"/>
+        </w:rPr>
         <w:t xml:space="preserve"> </w:t>
       </w:r>
       <m:oMath>
@@ -402,20 +445,26 @@
         </m:sSub>
       </m:oMath>
       <w:r>
+        <w:rPr>
+          <w:rFonts w:eastAsia="黑体"/>
+        </w:rPr>
         <w:t xml:space="preserve"> </w:t>
       </w:r>
       <w:r>
         <w:rPr>
-          <w:rFonts w:hint="eastAsia"/>
+          <w:rFonts w:hint="eastAsia" w:eastAsia="黑体"/>
         </w:rPr>
         <w:t xml:space="preserve">与</w:t>
       </w:r>
       <w:r>
+        <w:rPr>
+          <w:rFonts w:eastAsia="黑体"/>
+        </w:rPr>
         <w:t xml:space="preserve"> U1 </w:t>
       </w:r>
       <w:r>
         <w:rPr>
-          <w:rFonts w:hint="eastAsia"/>
+          <w:rFonts w:hint="eastAsia" w:eastAsia="黑体"/>
         </w:rPr>
         <w:t xml:space="preserve">下臂、</w:t>
       </w:r>
@@ -440,17 +489,20 @@
         </m:sSub>
       </m:oMath>
       <w:r>
+        <w:rPr>
+          <w:rFonts w:eastAsia="黑体"/>
+        </w:rPr>
         <w:t xml:space="preserve"> </w:t>
       </w:r>
       <w:r>
         <w:rPr>
-          <w:rFonts w:hint="eastAsia"/>
+          <w:rFonts w:hint="eastAsia" w:eastAsia="黑体"/>
         </w:rPr>
         <w:t xml:space="preserve">一端）；</w:t>
       </w:r>
       <w:r>
         <w:rPr>
-          <w:rFonts w:hint="eastAsia"/>
+          <w:rFonts w:hint="eastAsia" w:eastAsia="黑体"/>
           <w:b/>
           <w:bCs/>
         </w:rPr>
@@ -458,6 +510,7 @@
       </w:r>
       <w:r>
         <w:rPr>
+          <w:rFonts w:eastAsia="黑体"/>
           <w:b/>
           <w:bCs/>
         </w:rPr>
@@ -465,7 +518,7 @@
       </w:r>
       <w:r>
         <w:rPr>
-          <w:rFonts w:hint="eastAsia"/>
+          <w:rFonts w:hint="eastAsia" w:eastAsia="黑体"/>
           <w:b/>
           <w:bCs/>
         </w:rPr>
@@ -473,6 +526,7 @@
       </w:r>
       <w:r>
         <w:rPr>
+          <w:rFonts w:eastAsia="黑体"/>
           <w:b/>
           <w:bCs/>
         </w:rPr>
@@ -494,11 +548,14 @@
       </m:oMath>
       <w:r>
         <w:rPr>
-          <w:rFonts w:hint="eastAsia"/>
+          <w:rFonts w:hint="eastAsia" w:eastAsia="黑体"/>
         </w:rPr>
         <w:t xml:space="preserve">（连</w:t>
       </w:r>
       <w:r>
+        <w:rPr>
+          <w:rFonts w:eastAsia="黑体"/>
+        </w:rPr>
         <w:t xml:space="preserve"> </w:t>
       </w:r>
       <m:oMath>
@@ -519,6 +576,9 @@
         </m:sSub>
       </m:oMath>
       <w:r>
+        <w:rPr>
+          <w:rFonts w:eastAsia="黑体"/>
+        </w:rPr>
         <w:t xml:space="preserve">、</w:t>
       </w:r>
       <m:oMath>
@@ -542,26 +602,32 @@
         </m:sSub>
       </m:oMath>
       <w:r>
+        <w:rPr>
+          <w:rFonts w:eastAsia="黑体"/>
+        </w:rPr>
         <w:t xml:space="preserve"> </w:t>
       </w:r>
       <w:r>
         <w:rPr>
-          <w:rFonts w:hint="eastAsia"/>
+          <w:rFonts w:hint="eastAsia" w:eastAsia="黑体"/>
         </w:rPr>
         <w:t xml:space="preserve">另一端与</w:t>
       </w:r>
       <w:r>
+        <w:rPr>
+          <w:rFonts w:eastAsia="黑体"/>
+        </w:rPr>
         <w:t xml:space="preserve"> Q1 </w:t>
       </w:r>
       <w:r>
         <w:rPr>
-          <w:rFonts w:hint="eastAsia"/>
+          <w:rFonts w:hint="eastAsia" w:eastAsia="黑体"/>
         </w:rPr>
         <w:t xml:space="preserve">栅极）；</w:t>
       </w:r>
       <w:r>
         <w:rPr>
-          <w:rFonts w:hint="eastAsia"/>
+          <w:rFonts w:hint="eastAsia" w:eastAsia="黑体"/>
           <w:b/>
           <w:bCs/>
         </w:rPr>
@@ -569,6 +635,7 @@
       </w:r>
       <w:r>
         <w:rPr>
+          <w:rFonts w:eastAsia="黑体"/>
           <w:b/>
           <w:bCs/>
         </w:rPr>
@@ -576,7 +643,7 @@
       </w:r>
       <w:r>
         <w:rPr>
-          <w:rFonts w:hint="eastAsia"/>
+          <w:rFonts w:hint="eastAsia" w:eastAsia="黑体"/>
           <w:b/>
           <w:bCs/>
         </w:rPr>
@@ -584,6 +651,7 @@
       </w:r>
       <w:r>
         <w:rPr>
+          <w:rFonts w:eastAsia="黑体"/>
           <w:b/>
           <w:bCs/>
         </w:rPr>
@@ -605,22 +673,25 @@
       </m:oMath>
       <w:r>
         <w:rPr>
-          <w:rFonts w:hint="eastAsia"/>
+          <w:rFonts w:hint="eastAsia" w:eastAsia="黑体"/>
         </w:rPr>
         <w:t xml:space="preserve">（连</w:t>
       </w:r>
       <w:r>
+        <w:rPr>
+          <w:rFonts w:eastAsia="黑体"/>
+        </w:rPr>
         <w:t xml:space="preserve"> Q1 </w:t>
       </w:r>
       <w:r>
         <w:rPr>
-          <w:rFonts w:hint="eastAsia"/>
+          <w:rFonts w:hint="eastAsia" w:eastAsia="黑体"/>
         </w:rPr>
         <w:t xml:space="preserve">源极，为负压参考地）；</w:t>
       </w:r>
       <w:r>
         <w:rPr>
-          <w:rFonts w:hint="eastAsia"/>
+          <w:rFonts w:hint="eastAsia" w:eastAsia="黑体"/>
           <w:b/>
           <w:bCs/>
         </w:rPr>
@@ -628,6 +699,7 @@
       </w:r>
       <w:r>
         <w:rPr>
+          <w:rFonts w:eastAsia="黑体"/>
           <w:b/>
           <w:bCs/>
         </w:rPr>
@@ -635,7 +707,7 @@
       </w:r>
       <w:r>
         <w:rPr>
-          <w:rFonts w:hint="eastAsia"/>
+          <w:rFonts w:hint="eastAsia" w:eastAsia="黑体"/>
           <w:b/>
           <w:bCs/>
         </w:rPr>
@@ -643,6 +715,7 @@
       </w:r>
       <w:r>
         <w:rPr>
+          <w:rFonts w:eastAsia="黑体"/>
           <w:b/>
           <w:bCs/>
         </w:rPr>
@@ -664,22 +737,25 @@
       </m:oMath>
       <w:r>
         <w:rPr>
-          <w:rFonts w:hint="eastAsia"/>
+          <w:rFonts w:hint="eastAsia" w:eastAsia="黑体"/>
         </w:rPr>
         <w:t xml:space="preserve">（连</w:t>
       </w:r>
       <w:r>
+        <w:rPr>
+          <w:rFonts w:eastAsia="黑体"/>
+        </w:rPr>
         <w:t xml:space="preserve"> Q1 </w:t>
       </w:r>
       <w:r>
         <w:rPr>
-          <w:rFonts w:hint="eastAsia"/>
+          <w:rFonts w:hint="eastAsia" w:eastAsia="黑体"/>
         </w:rPr>
         <w:t xml:space="preserve">漏极，接母线/开关节点）；</w:t>
       </w:r>
       <w:r>
         <w:rPr>
-          <w:rFonts w:hint="eastAsia"/>
+          <w:rFonts w:hint="eastAsia" w:eastAsia="黑体"/>
           <w:b/>
           <w:bCs/>
         </w:rPr>
@@ -687,6 +763,7 @@
       </w:r>
       <w:r>
         <w:rPr>
+          <w:rFonts w:eastAsia="黑体"/>
           <w:b/>
           <w:bCs/>
         </w:rPr>
@@ -694,7 +771,7 @@
       </w:r>
       <w:r>
         <w:rPr>
-          <w:rFonts w:hint="eastAsia"/>
+          <w:rFonts w:hint="eastAsia" w:eastAsia="黑体"/>
           <w:b/>
           <w:bCs/>
         </w:rPr>
@@ -702,16 +779,19 @@
       </w:r>
       <w:r>
         <w:rPr>
-          <w:rFonts w:hint="eastAsia"/>
+          <w:rFonts w:hint="eastAsia" w:eastAsia="黑体"/>
         </w:rPr>
         <w:t xml:space="preserve">（连</w:t>
       </w:r>
       <w:r>
+        <w:rPr>
+          <w:rFonts w:eastAsia="黑体"/>
+        </w:rPr>
         <w:t xml:space="preserve"> U1 </w:t>
       </w:r>
       <w:r>
         <w:rPr>
-          <w:rFonts w:hint="eastAsia"/>
+          <w:rFonts w:hint="eastAsia" w:eastAsia="黑体"/>
         </w:rPr>
         <w:t xml:space="preserve">输入脚）。</w:t>
       </w:r>
@@ -720,43 +800,55 @@
       <w:pPr/>
       <w:r>
         <w:rPr>
-          <w:rFonts w:hint="eastAsia"/>
+          <w:rFonts w:hint="eastAsia" w:eastAsia="黑体"/>
         </w:rPr>
         <w:t xml:space="preserve">各元件管脚连接：Q1</w:t>
       </w:r>
       <w:r>
+        <w:rPr>
+          <w:rFonts w:eastAsia="黑体"/>
+        </w:rPr>
         <w:t xml:space="preserve"> </w:t>
       </w:r>
       <w:r>
         <w:rPr>
-          <w:rFonts w:hint="eastAsia"/>
+          <w:rFonts w:hint="eastAsia" w:eastAsia="黑体"/>
         </w:rPr>
         <w:t xml:space="preserve">的栅极</w:t>
       </w:r>
       <w:r>
+        <w:rPr>
+          <w:rFonts w:eastAsia="黑体"/>
+        </w:rPr>
         <w:t xml:space="preserve"> G </w:t>
       </w:r>
       <w:r>
         <w:rPr>
-          <w:rFonts w:hint="eastAsia"/>
+          <w:rFonts w:hint="eastAsia" w:eastAsia="黑体"/>
         </w:rPr>
         <w:t xml:space="preserve">接节点③、源极</w:t>
       </w:r>
       <w:r>
+        <w:rPr>
+          <w:rFonts w:eastAsia="黑体"/>
+        </w:rPr>
         <w:t xml:space="preserve"> S </w:t>
       </w:r>
       <w:r>
         <w:rPr>
-          <w:rFonts w:hint="eastAsia"/>
+          <w:rFonts w:hint="eastAsia" w:eastAsia="黑体"/>
         </w:rPr>
         <w:t xml:space="preserve">接节点④、漏极</w:t>
       </w:r>
       <w:r>
+        <w:rPr>
+          <w:rFonts w:eastAsia="黑体"/>
+        </w:rPr>
         <w:t xml:space="preserve"> D </w:t>
       </w:r>
       <w:r>
         <w:rPr>
-          <w:rFonts w:hint="eastAsia"/>
+          <w:rFonts w:hint="eastAsia" w:eastAsia="黑体"/>
         </w:rPr>
         <w:t xml:space="preserve">接节点⑤；</w:t>
       </w:r>
@@ -778,11 +870,14 @@
         </m:sSub>
       </m:oMath>
       <w:r>
+        <w:rPr>
+          <w:rFonts w:eastAsia="黑体"/>
+        </w:rPr>
         <w:t xml:space="preserve"> </w:t>
       </w:r>
       <w:r>
         <w:rPr>
-          <w:rFonts w:hint="eastAsia"/>
+          <w:rFonts w:hint="eastAsia" w:eastAsia="黑体"/>
         </w:rPr>
         <w:t xml:space="preserve">一端接节点①、另一端接节点③，</w:t>
       </w:r>
@@ -807,24 +902,33 @@
         </m:sSub>
       </m:oMath>
       <w:r>
+        <w:rPr>
+          <w:rFonts w:eastAsia="黑体"/>
+        </w:rPr>
         <w:t xml:space="preserve"> </w:t>
       </w:r>
       <w:r>
         <w:rPr>
-          <w:rFonts w:hint="eastAsia"/>
+          <w:rFonts w:hint="eastAsia" w:eastAsia="黑体"/>
         </w:rPr>
         <w:t xml:space="preserve">一端接节点②、另一端接节点③；U1</w:t>
       </w:r>
       <w:r>
+        <w:rPr>
+          <w:rFonts w:eastAsia="黑体"/>
+        </w:rPr>
         <w:t xml:space="preserve"> </w:t>
       </w:r>
       <w:r>
         <w:rPr>
-          <w:rFonts w:hint="eastAsia"/>
+          <w:rFonts w:hint="eastAsia" w:eastAsia="黑体"/>
         </w:rPr>
         <w:t xml:space="preserve">的供电脚分别接正、负电源，输入脚接节点⑥，输出脚经</w:t>
       </w:r>
       <w:r>
+        <w:rPr>
+          <w:rFonts w:eastAsia="黑体"/>
+        </w:rPr>
         <w:t xml:space="preserve"> </w:t>
       </w:r>
       <m:oMath>
@@ -846,11 +950,14 @@
       </m:oMath>
       <w:r>
         <w:rPr>
-          <w:rFonts w:hint="eastAsia"/>
+          <w:rFonts w:hint="eastAsia" w:eastAsia="黑体"/>
         </w:rPr>
         <w:t xml:space="preserve">/用</w:t>
       </w:r>
       <w:r>
+        <w:rPr>
+          <w:rFonts w:eastAsia="黑体"/>
+        </w:rPr>
         <w:t xml:space="preserve"> </w:t>
       </w:r>
       <m:oMath>
@@ -874,15 +981,21 @@
         </m:sSub>
       </m:oMath>
       <w:r>
+        <w:rPr>
+          <w:rFonts w:eastAsia="黑体"/>
+        </w:rPr>
         <w:t xml:space="preserve"> </w:t>
       </w:r>
       <w:r>
         <w:rPr>
-          <w:rFonts w:hint="eastAsia"/>
+          <w:rFonts w:hint="eastAsia" w:eastAsia="黑体"/>
         </w:rPr>
         <w:t xml:space="preserve">接节点③。开通时栅极经</w:t>
       </w:r>
       <w:r>
+        <w:rPr>
+          <w:rFonts w:eastAsia="黑体"/>
+        </w:rPr>
         <w:t xml:space="preserve"> </w:t>
       </w:r>
       <m:oMath>
@@ -903,15 +1016,21 @@
         </m:sSub>
       </m:oMath>
       <w:r>
+        <w:rPr>
+          <w:rFonts w:eastAsia="黑体"/>
+        </w:rPr>
         <w:t xml:space="preserve"> </w:t>
       </w:r>
       <w:r>
         <w:rPr>
-          <w:rFonts w:hint="eastAsia"/>
+          <w:rFonts w:hint="eastAsia" w:eastAsia="黑体"/>
         </w:rPr>
         <w:t xml:space="preserve">接正压，使沟道充分导通；关断时栅极经</w:t>
       </w:r>
       <w:r>
+        <w:rPr>
+          <w:rFonts w:eastAsia="黑体"/>
+        </w:rPr>
         <w:t xml:space="preserve"> </w:t>
       </w:r>
       <m:oMath>
@@ -935,11 +1054,14 @@
         </m:sSub>
       </m:oMath>
       <w:r>
+        <w:rPr>
+          <w:rFonts w:eastAsia="黑体"/>
+        </w:rPr>
         <w:t xml:space="preserve"> </w:t>
       </w:r>
       <w:r>
         <w:rPr>
-          <w:rFonts w:hint="eastAsia"/>
+          <w:rFonts w:hint="eastAsia" w:eastAsia="黑体"/>
         </w:rPr>
         <w:t xml:space="preserve">接负压，把栅极拉到阈值以下。</w:t>
       </w:r>
@@ -948,11 +1070,14 @@
       <w:pPr/>
       <w:r>
         <w:rPr>
-          <w:rFonts w:hint="eastAsia"/>
+          <w:rFonts w:hint="eastAsia" w:eastAsia="黑体"/>
         </w:rPr>
         <w:t xml:space="preserve">由此构成”正压开通、负压关断”的双极性栅极驱动组态，直接用负压关断吸收米勒电流、抑制因漏极电压快速上升经</w:t>
       </w:r>
       <w:r>
+        <w:rPr>
+          <w:rFonts w:eastAsia="黑体"/>
+        </w:rPr>
         <w:t xml:space="preserve"> </w:t>
       </w:r>
       <m:oMath>
@@ -973,20 +1098,26 @@
         </m:sSub>
       </m:oMath>
       <w:r>
+        <w:rPr>
+          <w:rFonts w:eastAsia="黑体"/>
+        </w:rPr>
         <w:t xml:space="preserve"> </w:t>
       </w:r>
       <w:r>
         <w:rPr>
-          <w:rFonts w:hint="eastAsia"/>
+          <w:rFonts w:hint="eastAsia" w:eastAsia="黑体"/>
         </w:rPr>
         <w:t xml:space="preserve">耦合导致的误开通，广泛用于</w:t>
       </w:r>
       <w:r>
+        <w:rPr>
+          <w:rFonts w:eastAsia="黑体"/>
+        </w:rPr>
         <w:t xml:space="preserve"> SiC MOSFET、GaN </w:t>
       </w:r>
       <w:r>
         <w:rPr>
-          <w:rFonts w:hint="eastAsia"/>
+          <w:rFonts w:hint="eastAsia" w:eastAsia="黑体"/>
         </w:rPr>
         <w:t xml:space="preserve">等低阈值器件的栅极驱动。</w:t>
       </w:r>
@@ -999,7 +1130,7 @@
       </w:pPr>
       <w:r>
         <w:rPr>
-          <w:rFonts w:hint="eastAsia"/>
+          <w:rFonts w:hint="eastAsia" w:eastAsia="黑体"/>
         </w:rPr>
         <w:t xml:space="preserve">工作原理</w:t>
       </w:r>
@@ -1010,29 +1141,38 @@
       </w:pPr>
       <w:r>
         <w:rPr>
-          <w:rFonts w:hint="eastAsia"/>
+          <w:rFonts w:hint="eastAsia" w:eastAsia="黑体"/>
         </w:rPr>
         <w:t xml:space="preserve">开通时栅极接正压（如</w:t>
       </w:r>
       <w:r>
+        <w:rPr>
+          <w:rFonts w:eastAsia="黑体"/>
+        </w:rPr>
         <w:t xml:space="preserve"> +15 </w:t>
       </w:r>
       <w:r>
         <w:rPr>
-          <w:rFonts w:hint="eastAsia"/>
+          <w:rFonts w:hint="eastAsia" w:eastAsia="黑体"/>
         </w:rPr>
         <w:t xml:space="preserve">V），使沟道充分导通、导通电阻低；关断时栅极接负压（如</w:t>
       </w:r>
       <w:r>
+        <w:rPr>
+          <w:rFonts w:eastAsia="黑体"/>
+        </w:rPr>
         <w:t xml:space="preserve"> -3 ~ -5 </w:t>
       </w:r>
       <w:r>
         <w:rPr>
-          <w:rFonts w:hint="eastAsia"/>
+          <w:rFonts w:hint="eastAsia" w:eastAsia="黑体"/>
         </w:rPr>
         <w:t xml:space="preserve">V），把栅极拉到阈值以下并吸收米勒电流，抑制因漏极电压快速上升经</w:t>
       </w:r>
       <w:r>
+        <w:rPr>
+          <w:rFonts w:eastAsia="黑体"/>
+        </w:rPr>
         <w:t xml:space="preserve"> </w:t>
       </w:r>
       <m:oMath>
@@ -1053,11 +1193,14 @@
         </m:sSub>
       </m:oMath>
       <w:r>
+        <w:rPr>
+          <w:rFonts w:eastAsia="黑体"/>
+        </w:rPr>
         <w:t xml:space="preserve"> </w:t>
       </w:r>
       <w:r>
         <w:rPr>
-          <w:rFonts w:hint="eastAsia"/>
+          <w:rFonts w:hint="eastAsia" w:eastAsia="黑体"/>
         </w:rPr>
         <w:t xml:space="preserve">耦合导致的误开通。</w:t>
       </w:r>
@@ -1070,7 +1213,7 @@
       </w:pPr>
       <w:r>
         <w:rPr>
-          <w:rFonts w:hint="eastAsia"/>
+          <w:rFonts w:hint="eastAsia" w:eastAsia="黑体"/>
         </w:rPr>
         <w:t xml:space="preserve">关键计算公式</w:t>
       </w:r>
@@ -1084,7 +1227,7 @@
       </w:pPr>
       <w:r>
         <w:rPr>
-          <w:rFonts w:hint="eastAsia"/>
+          <w:rFonts w:hint="eastAsia" w:eastAsia="黑体"/>
         </w:rPr>
         <w:t xml:space="preserve">误导通裕量：</w:t>
       </w:r>
@@ -1228,7 +1371,7 @@
       </w:pPr>
       <w:r>
         <w:rPr>
-          <w:rFonts w:hint="eastAsia"/>
+          <w:rFonts w:hint="eastAsia" w:eastAsia="黑体"/>
         </w:rPr>
         <w:t xml:space="preserve">栅极关断峰值电流：</w:t>
       </w:r>
@@ -1375,7 +1518,7 @@
       </w:pPr>
       <w:r>
         <w:rPr>
-          <w:rFonts w:hint="eastAsia"/>
+          <w:rFonts w:hint="eastAsia" w:eastAsia="黑体"/>
         </w:rPr>
         <w:t xml:space="preserve">负压电源所需电流（近似）：</w:t>
       </w:r>
@@ -1459,7 +1602,7 @@
       </w:pPr>
       <w:r>
         <w:rPr>
-          <w:rFonts w:hint="eastAsia"/>
+          <w:rFonts w:hint="eastAsia" w:eastAsia="黑体"/>
         </w:rPr>
         <w:t xml:space="preserve">负压幅度选取（经验）：</w:t>
       </w:r>
@@ -1566,7 +1709,7 @@
             </w:pPr>
             <w:r>
               <w:rPr>
-                <w:rFonts w:hint="eastAsia"/>
+                <w:rFonts w:hint="eastAsia" w:eastAsia="黑体"/>
               </w:rPr>
               <w:t xml:space="preserve">符号</w:t>
             </w:r>
@@ -1580,7 +1723,7 @@
             </w:pPr>
             <w:r>
               <w:rPr>
-                <w:rFonts w:hint="eastAsia"/>
+                <w:rFonts w:hint="eastAsia" w:eastAsia="黑体"/>
               </w:rPr>
               <w:t xml:space="preserve">含义</w:t>
             </w:r>
@@ -1594,7 +1737,7 @@
             </w:pPr>
             <w:r>
               <w:rPr>
-                <w:rFonts w:hint="eastAsia"/>
+                <w:rFonts w:hint="eastAsia" w:eastAsia="黑体"/>
               </w:rPr>
               <w:t xml:space="preserve">单位</w:t>
             </w:r>
@@ -1629,6 +1772,9 @@
               </m:sSub>
             </m:oMath>
             <w:r>
+              <w:rPr>
+                <w:rFonts w:eastAsia="黑体"/>
+              </w:rPr>
               <w:t xml:space="preserve">​</w:t>
             </w:r>
           </w:p>
@@ -1641,7 +1787,7 @@
             </w:pPr>
             <w:r>
               <w:rPr>
-                <w:rFonts w:hint="eastAsia"/>
+                <w:rFonts w:hint="eastAsia" w:eastAsia="黑体"/>
               </w:rPr>
               <w:t xml:space="preserve">负压关断电压</w:t>
             </w:r>
@@ -1654,6 +1800,9 @@
               <w:pStyle w:val="Compact"/>
             </w:pPr>
             <w:r>
+              <w:rPr>
+                <w:rFonts w:eastAsia="黑体"/>
+              </w:rPr>
               <w:t xml:space="preserve">V</w:t>
             </w:r>
           </w:p>
@@ -1684,6 +1833,9 @@
               </m:sSub>
             </m:oMath>
             <w:r>
+              <w:rPr>
+                <w:rFonts w:eastAsia="黑体"/>
+              </w:rPr>
               <w:t xml:space="preserve">​</w:t>
             </w:r>
           </w:p>
@@ -1696,7 +1848,7 @@
             </w:pPr>
             <w:r>
               <w:rPr>
-                <w:rFonts w:hint="eastAsia"/>
+                <w:rFonts w:hint="eastAsia" w:eastAsia="黑体"/>
               </w:rPr>
               <w:t xml:space="preserve">栅极阈值电压</w:t>
             </w:r>
@@ -1709,6 +1861,9 @@
               <w:pStyle w:val="Compact"/>
             </w:pPr>
             <w:r>
+              <w:rPr>
+                <w:rFonts w:eastAsia="黑体"/>
+              </w:rPr>
               <w:t xml:space="preserve">V</w:t>
             </w:r>
           </w:p>
@@ -1739,6 +1894,9 @@
               </m:sSub>
             </m:oMath>
             <w:r>
+              <w:rPr>
+                <w:rFonts w:eastAsia="黑体"/>
+              </w:rPr>
               <w:t xml:space="preserve">​</w:t>
             </w:r>
           </w:p>
@@ -1751,7 +1909,7 @@
             </w:pPr>
             <w:r>
               <w:rPr>
-                <w:rFonts w:hint="eastAsia"/>
+                <w:rFonts w:hint="eastAsia" w:eastAsia="黑体"/>
               </w:rPr>
               <w:t xml:space="preserve">栅漏电容</w:t>
             </w:r>
@@ -1764,6 +1922,9 @@
               <w:pStyle w:val="Compact"/>
             </w:pPr>
             <w:r>
+              <w:rPr>
+                <w:rFonts w:eastAsia="黑体"/>
+              </w:rPr>
               <w:t xml:space="preserve">F</w:t>
             </w:r>
           </w:p>
@@ -1791,6 +1952,9 @@
               </m:sSub>
             </m:oMath>
             <w:r>
+              <w:rPr>
+                <w:rFonts w:eastAsia="黑体"/>
+              </w:rPr>
               <w:t xml:space="preserve">​</w:t>
             </w:r>
           </w:p>
@@ -1803,7 +1967,7 @@
             </w:pPr>
             <w:r>
               <w:rPr>
-                <w:rFonts w:hint="eastAsia"/>
+                <w:rFonts w:hint="eastAsia" w:eastAsia="黑体"/>
               </w:rPr>
               <w:t xml:space="preserve">栅极电阻</w:t>
             </w:r>
@@ -1816,6 +1980,9 @@
               <w:pStyle w:val="Compact"/>
             </w:pPr>
             <w:r>
+              <w:rPr>
+                <w:rFonts w:eastAsia="黑体"/>
+              </w:rPr>
               <w:t xml:space="preserve">Ω</w:t>
             </w:r>
           </w:p>
@@ -1843,6 +2010,9 @@
               </m:sSub>
             </m:oMath>
             <w:r>
+              <w:rPr>
+                <w:rFonts w:eastAsia="黑体"/>
+              </w:rPr>
               <w:t xml:space="preserve">​</w:t>
             </w:r>
           </w:p>
@@ -1855,7 +2025,7 @@
             </w:pPr>
             <w:r>
               <w:rPr>
-                <w:rFonts w:hint="eastAsia"/>
+                <w:rFonts w:hint="eastAsia" w:eastAsia="黑体"/>
               </w:rPr>
               <w:t xml:space="preserve">栅极总电荷</w:t>
             </w:r>
@@ -1868,6 +2038,9 @@
               <w:pStyle w:val="Compact"/>
             </w:pPr>
             <w:r>
+              <w:rPr>
+                <w:rFonts w:eastAsia="黑体"/>
+              </w:rPr>
               <w:t xml:space="preserve">C</w:t>
             </w:r>
           </w:p>
@@ -1898,6 +2071,9 @@
               </m:sSub>
             </m:oMath>
             <w:r>
+              <w:rPr>
+                <w:rFonts w:eastAsia="黑体"/>
+              </w:rPr>
               <w:t xml:space="preserve">​</w:t>
             </w:r>
           </w:p>
@@ -1910,7 +2086,7 @@
             </w:pPr>
             <w:r>
               <w:rPr>
-                <w:rFonts w:hint="eastAsia"/>
+                <w:rFonts w:hint="eastAsia" w:eastAsia="黑体"/>
               </w:rPr>
               <w:t xml:space="preserve">开关频率</w:t>
             </w:r>
@@ -1923,6 +2099,9 @@
               <w:pStyle w:val="Compact"/>
             </w:pPr>
             <w:r>
+              <w:rPr>
+                <w:rFonts w:eastAsia="黑体"/>
+              </w:rPr>
               <w:t xml:space="preserve">Hz</w:t>
             </w:r>
           </w:p>
@@ -1937,7 +2116,7 @@
       </w:pPr>
       <w:r>
         <w:rPr>
-          <w:rFonts w:hint="eastAsia"/>
+          <w:rFonts w:hint="eastAsia" w:eastAsia="黑体"/>
         </w:rPr>
         <w:t xml:space="preserve">元件调整影响</w:t>
       </w:r>
@@ -1952,21 +2131,27 @@
       </w:pPr>
       <w:r>
         <w:rPr>
-          <w:rFonts w:hint="eastAsia"/>
+          <w:rFonts w:hint="eastAsia" w:eastAsia="黑体"/>
           <w:b/>
           <w:bCs/>
         </w:rPr>
         <w:t xml:space="preserve">负压加深</w:t>
       </w:r>
       <w:r>
+        <w:rPr>
+          <w:rFonts w:eastAsia="黑体"/>
+        </w:rPr>
         <w:t xml:space="preserve"> </w:t>
       </w:r>
       <w:r>
+        <w:rPr>
+          <w:rFonts w:eastAsia="黑体"/>
+        </w:rPr>
         <w:t xml:space="preserve">→ </w:t>
       </w:r>
       <w:r>
         <w:rPr>
-          <w:rFonts w:hint="eastAsia"/>
+          <w:rFonts w:hint="eastAsia" w:eastAsia="黑体"/>
         </w:rPr>
         <w:t xml:space="preserve">抗误导通能力增强，但栅极最大承受电压需校核，且关断功耗增大。</w:t>
       </w:r>
@@ -1981,30 +2166,39 @@
       </w:pPr>
       <w:r>
         <w:rPr>
-          <w:rFonts w:hint="eastAsia"/>
+          <w:rFonts w:hint="eastAsia" w:eastAsia="黑体"/>
           <w:b/>
           <w:bCs/>
         </w:rPr>
         <w:t xml:space="preserve">负压变浅</w:t>
       </w:r>
       <w:r>
+        <w:rPr>
+          <w:rFonts w:eastAsia="黑体"/>
+        </w:rPr>
         <w:t xml:space="preserve"> </w:t>
       </w:r>
       <w:r>
+        <w:rPr>
+          <w:rFonts w:eastAsia="黑体"/>
+        </w:rPr>
         <w:t xml:space="preserve">→ </w:t>
       </w:r>
       <w:r>
         <w:rPr>
-          <w:rFonts w:hint="eastAsia"/>
+          <w:rFonts w:hint="eastAsia" w:eastAsia="黑体"/>
         </w:rPr>
         <w:t xml:space="preserve">高速</w:t>
       </w:r>
       <w:r>
+        <w:rPr>
+          <w:rFonts w:eastAsia="黑体"/>
+        </w:rPr>
         <w:t xml:space="preserve"> dv/dt </w:t>
       </w:r>
       <w:r>
         <w:rPr>
-          <w:rFonts w:hint="eastAsia"/>
+          <w:rFonts w:hint="eastAsia" w:eastAsia="黑体"/>
         </w:rPr>
         <w:t xml:space="preserve">下易误导通，出现直通或异常发热。</w:t>
       </w:r>
@@ -2019,6 +2213,7 @@
       </w:pPr>
       <w:r>
         <w:rPr>
+          <w:rFonts w:eastAsia="黑体"/>
           <w:b/>
           <w:bCs/>
         </w:rPr>
@@ -2026,21 +2221,27 @@
       </w:r>
       <w:r>
         <w:rPr>
-          <w:rFonts w:hint="eastAsia"/>
+          <w:rFonts w:hint="eastAsia" w:eastAsia="黑体"/>
           <w:b/>
           <w:bCs/>
         </w:rPr>
         <w:t xml:space="preserve">增大</w:t>
       </w:r>
       <w:r>
+        <w:rPr>
+          <w:rFonts w:eastAsia="黑体"/>
+        </w:rPr>
         <w:t xml:space="preserve"> </w:t>
       </w:r>
       <w:r>
+        <w:rPr>
+          <w:rFonts w:eastAsia="黑体"/>
+        </w:rPr>
         <w:t xml:space="preserve">→ </w:t>
       </w:r>
       <w:r>
         <w:rPr>
-          <w:rFonts w:hint="eastAsia"/>
+          <w:rFonts w:hint="eastAsia" w:eastAsia="黑体"/>
         </w:rPr>
         <w:t xml:space="preserve">关断变慢、米勒电流衰减，但振铃减小。</w:t>
       </w:r>
@@ -2055,21 +2256,27 @@
       </w:pPr>
       <w:r>
         <w:rPr>
-          <w:rFonts w:hint="eastAsia"/>
+          <w:rFonts w:hint="eastAsia" w:eastAsia="黑体"/>
           <w:b/>
           <w:bCs/>
         </w:rPr>
         <w:t xml:space="preserve">负压源电流能力不足</w:t>
       </w:r>
       <w:r>
+        <w:rPr>
+          <w:rFonts w:eastAsia="黑体"/>
+        </w:rPr>
         <w:t xml:space="preserve"> </w:t>
       </w:r>
       <w:r>
+        <w:rPr>
+          <w:rFonts w:eastAsia="黑体"/>
+        </w:rPr>
         <w:t xml:space="preserve">→ </w:t>
       </w:r>
       <w:r>
         <w:rPr>
-          <w:rFonts w:hint="eastAsia"/>
+          <w:rFonts w:hint="eastAsia" w:eastAsia="黑体"/>
         </w:rPr>
         <w:t xml:space="preserve">关断瞬间栅极电压无法快速拉低。</w:t>
       </w:r>
@@ -2082,7 +2289,7 @@
       </w:pPr>
       <w:r>
         <w:rPr>
-          <w:rFonts w:hint="eastAsia"/>
+          <w:rFonts w:hint="eastAsia" w:eastAsia="黑体"/>
         </w:rPr>
         <w:t xml:space="preserve">典型参数示例</w:t>
       </w:r>
@@ -2097,11 +2304,14 @@
       </w:pPr>
       <w:r>
         <w:rPr>
-          <w:rFonts w:hint="eastAsia"/>
+          <w:rFonts w:hint="eastAsia" w:eastAsia="黑体"/>
         </w:rPr>
         <w:t xml:space="preserve">取</w:t>
       </w:r>
       <w:r>
+        <w:rPr>
+          <w:rFonts w:eastAsia="黑体"/>
+        </w:rPr>
         <w:t xml:space="preserve"> </w:t>
       </w:r>
       <m:oMath>
@@ -2141,6 +2351,9 @@
         </m:r>
       </m:oMath>
       <w:r>
+        <w:rPr>
+          <w:rFonts w:eastAsia="黑体"/>
+        </w:rPr>
         <w:t xml:space="preserve">、</w:t>
       </w:r>
       <m:oMath>
@@ -2189,6 +2402,9 @@
         </m:r>
       </m:oMath>
       <w:r>
+        <w:rPr>
+          <w:rFonts w:eastAsia="黑体"/>
+        </w:rPr>
         <w:t xml:space="preserve">、</w:t>
       </w:r>
       <m:oMath>
@@ -2243,6 +2459,9 @@
         </m:r>
       </m:oMath>
       <w:r>
+        <w:rPr>
+          <w:rFonts w:eastAsia="黑体"/>
+        </w:rPr>
         <w:t xml:space="preserve">、</w:t>
       </w:r>
       <m:oMath>
@@ -2282,6 +2501,9 @@
         </m:r>
       </m:oMath>
       <w:r>
+        <w:rPr>
+          <w:rFonts w:eastAsia="黑体"/>
+        </w:rPr>
         <w:t xml:space="preserve">、</w:t>
       </w:r>
       <m:oMath>
@@ -2318,11 +2540,14 @@
       </m:oMath>
       <w:r>
         <w:rPr>
-          <w:rFonts w:hint="eastAsia"/>
+          <w:rFonts w:hint="eastAsia" w:eastAsia="黑体"/>
         </w:rPr>
         <w:t xml:space="preserve">：耦合电压</w:t>
       </w:r>
       <w:r>
+        <w:rPr>
+          <w:rFonts w:eastAsia="黑体"/>
+        </w:rPr>
         <w:t xml:space="preserve"> </w:t>
       </w:r>
       <m:oMath>
@@ -2417,11 +2642,14 @@
       </m:oMath>
       <w:r>
         <w:rPr>
-          <w:rFonts w:hint="eastAsia"/>
+          <w:rFonts w:hint="eastAsia" w:eastAsia="黑体"/>
         </w:rPr>
         <w:t xml:space="preserve">，需</w:t>
       </w:r>
       <w:r>
+        <w:rPr>
+          <w:rFonts w:eastAsia="黑体"/>
+        </w:rPr>
         <w:t xml:space="preserve"> </w:t>
       </w:r>
       <m:oMath>
@@ -2498,11 +2726,14 @@
       </m:oMath>
       <w:r>
         <w:rPr>
-          <w:rFonts w:hint="eastAsia"/>
+          <w:rFonts w:hint="eastAsia" w:eastAsia="黑体"/>
         </w:rPr>
         <w:t xml:space="preserve">，故取更负的关断电压或减小</w:t>
       </w:r>
       <w:r>
+        <w:rPr>
+          <w:rFonts w:eastAsia="黑体"/>
+        </w:rPr>
         <w:t xml:space="preserve"> </w:t>
       </w:r>
       <m:oMath>
@@ -2520,6 +2751,9 @@
         </m:sSub>
       </m:oMath>
       <w:r>
+        <w:rPr>
+          <w:rFonts w:eastAsia="黑体"/>
+        </w:rPr>
         <w:t xml:space="preserve">。</w:t>
       </w:r>
     </w:p>
@@ -2533,11 +2767,14 @@
       </w:pPr>
       <w:r>
         <w:rPr>
-          <w:rFonts w:hint="eastAsia"/>
+          <w:rFonts w:hint="eastAsia" w:eastAsia="黑体"/>
         </w:rPr>
         <w:t xml:space="preserve">取</w:t>
       </w:r>
       <w:r>
+        <w:rPr>
+          <w:rFonts w:eastAsia="黑体"/>
+        </w:rPr>
         <w:t xml:space="preserve"> </w:t>
       </w:r>
       <m:oMath>
@@ -2574,6 +2811,9 @@
         </m:r>
       </m:oMath>
       <w:r>
+        <w:rPr>
+          <w:rFonts w:eastAsia="黑体"/>
+        </w:rPr>
         <w:t xml:space="preserve">、</w:t>
       </w:r>
       <m:oMath>
@@ -2614,7 +2854,7 @@
       </m:oMath>
       <w:r>
         <w:rPr>
-          <w:rFonts w:hint="eastAsia"/>
+          <w:rFonts w:hint="eastAsia" w:eastAsia="黑体"/>
         </w:rPr>
         <w:t xml:space="preserve">：</w:t>
       </w:r>
@@ -2709,6 +2949,9 @@
         </m:r>
       </m:oMath>
       <w:r>
+        <w:rPr>
+          <w:rFonts w:eastAsia="黑体"/>
+        </w:rPr>
         <w:t xml:space="preserve">。</w:t>
       </w:r>
     </w:p>
@@ -2720,7 +2963,7 @@
       </w:pPr>
       <w:r>
         <w:rPr>
-          <w:rFonts w:hint="eastAsia"/>
+          <w:rFonts w:hint="eastAsia" w:eastAsia="黑体"/>
         </w:rPr>
         <w:t xml:space="preserve">常见器件型号</w:t>
       </w:r>
@@ -2735,7 +2978,7 @@
       </w:pPr>
       <w:r>
         <w:rPr>
-          <w:rFonts w:hint="eastAsia"/>
+          <w:rFonts w:hint="eastAsia" w:eastAsia="黑体"/>
         </w:rPr>
         <w:t xml:space="preserve">负压电荷泵/LDO：LM2662、LM2776、MAX660。</w:t>
       </w:r>
@@ -2750,7 +2993,7 @@
       </w:pPr>
       <w:r>
         <w:rPr>
-          <w:rFonts w:hint="eastAsia"/>
+          <w:rFonts w:hint="eastAsia" w:eastAsia="黑体"/>
         </w:rPr>
         <w:t xml:space="preserve">隔离驱动（带负压）:UCC21520、Si8271。</w:t>
       </w:r>
@@ -2765,16 +3008,19 @@
       </w:pPr>
       <w:r>
         <w:rPr>
-          <w:rFonts w:hint="eastAsia"/>
+          <w:rFonts w:hint="eastAsia" w:eastAsia="黑体"/>
         </w:rPr>
         <w:t xml:space="preserve">功率器件：SiC</w:t>
       </w:r>
       <w:r>
+        <w:rPr>
+          <w:rFonts w:eastAsia="黑体"/>
+        </w:rPr>
         <w:t xml:space="preserve"> </w:t>
       </w:r>
       <w:r>
         <w:rPr>
-          <w:rFonts w:hint="eastAsia"/>
+          <w:rFonts w:hint="eastAsia" w:eastAsia="黑体"/>
         </w:rPr>
         <w:t xml:space="preserve">MOSFET（配负压关断更稳妥）。</w:t>
       </w:r>
@@ -2787,7 +3033,7 @@
       </w:pPr>
       <w:r>
         <w:rPr>
-          <w:rFonts w:hint="eastAsia"/>
+          <w:rFonts w:hint="eastAsia" w:eastAsia="黑体"/>
         </w:rPr>
         <w:t xml:space="preserve">注意事项</w:t>
       </w:r>
@@ -2802,7 +3048,7 @@
       </w:pPr>
       <w:r>
         <w:rPr>
-          <w:rFonts w:hint="eastAsia"/>
+          <w:rFonts w:hint="eastAsia" w:eastAsia="黑体"/>
         </w:rPr>
         <w:t xml:space="preserve">负压来源需有足够电流能力，且纹波不能抬高栅极电位。</w:t>
       </w:r>
@@ -2817,16 +3063,19 @@
       </w:pPr>
       <w:r>
         <w:rPr>
-          <w:rFonts w:hint="eastAsia"/>
+          <w:rFonts w:hint="eastAsia" w:eastAsia="黑体"/>
         </w:rPr>
         <w:t xml:space="preserve">栅极最大负向耐压（通常</w:t>
       </w:r>
       <w:r>
+        <w:rPr>
+          <w:rFonts w:eastAsia="黑体"/>
+        </w:rPr>
         <w:t xml:space="preserve"> ±20 </w:t>
       </w:r>
       <w:r>
         <w:rPr>
-          <w:rFonts w:hint="eastAsia"/>
+          <w:rFonts w:hint="eastAsia" w:eastAsia="黑体"/>
         </w:rPr>
         <w:t xml:space="preserve">V）不得被超过。</w:t>
       </w:r>
@@ -2841,7 +3090,7 @@
       </w:pPr>
       <w:r>
         <w:rPr>
-          <w:rFonts w:hint="eastAsia"/>
+          <w:rFonts w:hint="eastAsia" w:eastAsia="黑体"/>
         </w:rPr>
         <w:t xml:space="preserve">负压关断会增加开通瞬间栅极充电量，开通驱动需相应加强。</w:t>
       </w:r>
@@ -2856,7 +3105,7 @@
       </w:pPr>
       <w:r>
         <w:rPr>
-          <w:rFonts w:hint="eastAsia"/>
+          <w:rFonts w:hint="eastAsia" w:eastAsia="黑体"/>
         </w:rPr>
         <w:t xml:space="preserve">布局上负压电源储能电容靠近驱动器，减小走线电感。</w:t>
       </w:r>
@@ -2869,7 +3118,7 @@
       </w:pPr>
       <w:r>
         <w:rPr>
-          <w:rFonts w:hint="eastAsia"/>
+          <w:rFonts w:hint="eastAsia" w:eastAsia="黑体"/>
         </w:rPr>
         <w:t xml:space="preserve">参考资料</w:t>
       </w:r>
@@ -2883,20 +3132,26 @@
         </w:numPr>
       </w:pPr>
       <w:r>
+        <w:rPr>
+          <w:rFonts w:eastAsia="黑体"/>
+        </w:rPr>
         <w:t xml:space="preserve">TI </w:t>
       </w:r>
       <w:r>
         <w:rPr>
-          <w:rFonts w:hint="eastAsia"/>
+          <w:rFonts w:hint="eastAsia" w:eastAsia="黑体"/>
         </w:rPr>
         <w:t xml:space="preserve">应用笔记</w:t>
       </w:r>
       <w:r>
+        <w:rPr>
+          <w:rFonts w:eastAsia="黑体"/>
+        </w:rPr>
         <w:t xml:space="preserve"> </w:t>
       </w:r>
       <w:r>
         <w:rPr>
-          <w:rFonts w:hint="eastAsia"/>
+          <w:rFonts w:hint="eastAsia" w:eastAsia="黑体"/>
         </w:rPr>
         <w:t xml:space="preserve">SLUA618（负压关断栅极驱动）。</w:t>
       </w:r>
@@ -2910,20 +3165,26 @@
         </w:numPr>
       </w:pPr>
       <w:r>
+        <w:rPr>
+          <w:rFonts w:eastAsia="黑体"/>
+        </w:rPr>
         <w:t xml:space="preserve">Infineon </w:t>
       </w:r>
       <w:r>
         <w:rPr>
-          <w:rFonts w:hint="eastAsia"/>
+          <w:rFonts w:hint="eastAsia" w:eastAsia="黑体"/>
         </w:rPr>
         <w:t xml:space="preserve">AN-2019-05（CoolSiC</w:t>
       </w:r>
       <w:r>
+        <w:rPr>
+          <w:rFonts w:eastAsia="黑体"/>
+        </w:rPr>
         <w:t xml:space="preserve"> </w:t>
       </w:r>
       <w:r>
         <w:rPr>
-          <w:rFonts w:hint="eastAsia"/>
+          <w:rFonts w:hint="eastAsia" w:eastAsia="黑体"/>
         </w:rPr>
         <w:t xml:space="preserve">驱动与负压）。</w:t>
       </w:r>
@@ -2938,7 +3199,7 @@
       </w:pPr>
       <w:r>
         <w:rPr>
-          <w:rFonts w:hint="eastAsia"/>
+          <w:rFonts w:hint="eastAsia" w:eastAsia="黑体"/>
         </w:rPr>
         <w:t xml:space="preserve">《电力电子技术》（王兆安）。</w:t>
       </w:r>
@@ -2952,11 +3213,11 @@
       </w:pPr>
       <w:r>
         <w:rPr>
-          <w:rFonts w:ascii="Times New Roman" w:hAnsi="Times New Roman"/>
+          <w:rFonts w:ascii="Times New Roman" w:hAnsi="Times New Roman" w:eastAsia="黑体"/>
           <w:color w:val="555555"/>
           <w:sz w:val="21"/>
         </w:rPr>
-        <w:t>材料收集者：杜文杰</w:t>
+        <w:t>材料收集者：杜文杰，WX手机：19519196569，QQ:3478827729</w:t>
       </w:r>
     </w:p>
     <w:sectPr>
@@ -2976,7 +3237,7 @@
 </file>
 
 <file path=word/footer1.xml><?xml version="1.0" encoding="utf-8"?>
-<w:ftr xmlns:m="http://schemas.openxmlformats.org/officeDocument/2006/math" xmlns:mc="http://schemas.openxmlformats.org/markup-compatibility/2006" xmlns:mo="http://schemas.microsoft.com/office/mac/office/2008/main" xmlns:mv="urn:schemas-microsoft-com:mac:vml" xmlns:o="urn:schemas-microsoft-com:office:office" xmlns:r="http://schemas.openxmlformats.org/officeDocument/2006/relationships" xmlns:v="urn:schemas-microsoft-com:vml" xmlns:w10="urn:schemas-microsoft-com:office:word" xmlns:w14="http://schemas.microsoft.com/office/word/2010/wordml" xmlns:w="http://schemas.openxmlformats.org/wordprocessingml/2006/main" xmlns:wne="http://schemas.microsoft.com/office/word/2006/wordml" xmlns:wp14="http://schemas.microsoft.com/office/word/2010/wordprocessingDrawing" xmlns:wp="http://schemas.openxmlformats.org/drawingml/2006/wordprocessingDrawing" xmlns:wpc="http://schemas.microsoft.com/office/word/2010/wordprocessingCanvas" xmlns:wpg="http://schemas.microsoft.com/office/word/2010/wordprocessingGroup" xmlns:wpi="http://schemas.microsoft.com/office/word/2010/wordprocessingInk" xmlns:wps="http://schemas.microsoft.com/office/word/2010/wordprocessingShape" mc:Ignorable="w14 wp14">
+<w:ftr xmlns:mc="http://schemas.openxmlformats.org/markup-compatibility/2006" xmlns:w="http://schemas.openxmlformats.org/wordprocessingml/2006/main" xmlns:m="http://schemas.openxmlformats.org/officeDocument/2006/math" xmlns:mo="http://schemas.microsoft.com/office/mac/office/2008/main" xmlns:mv="urn:schemas-microsoft-com:mac:vml" xmlns:o="urn:schemas-microsoft-com:office:office" xmlns:r="http://schemas.openxmlformats.org/officeDocument/2006/relationships" xmlns:v="urn:schemas-microsoft-com:vml" xmlns:w10="urn:schemas-microsoft-com:office:word" xmlns:w14="http://schemas.microsoft.com/office/word/2010/wordml" xmlns:wne="http://schemas.microsoft.com/office/word/2006/wordml" xmlns:wp14="http://schemas.microsoft.com/office/word/2010/wordprocessingDrawing" xmlns:wp="http://schemas.openxmlformats.org/drawingml/2006/wordprocessingDrawing" xmlns:wpc="http://schemas.microsoft.com/office/word/2010/wordprocessingCanvas" xmlns:wpg="http://schemas.microsoft.com/office/word/2010/wordprocessingGroup" xmlns:wpi="http://schemas.microsoft.com/office/word/2010/wordprocessingInk" xmlns:wps="http://schemas.microsoft.com/office/word/2010/wordprocessingShape" mc:Ignorable="w14 wp14">
   <w:p>
     <w:pPr>
       <w:pStyle w:val="Footer"/>
@@ -2984,12 +3245,14 @@
     </w:pPr>
     <w:r>
       <w:rPr>
+        <w:rFonts w:eastAsia="黑体"/>
         <w:sz w:val="18"/>
       </w:rPr>
       <w:t xml:space="preserve">第 </w:t>
     </w:r>
     <w:r>
       <w:rPr>
+        <w:rFonts w:eastAsia="黑体"/>
         <w:sz w:val="18"/>
       </w:rPr>
       <w:fldChar w:fldCharType="begin"/>
@@ -2998,6 +3261,7 @@
     </w:r>
     <w:r>
       <w:rPr>
+        <w:rFonts w:eastAsia="黑体"/>
         <w:sz w:val="18"/>
       </w:rPr>
       <w:t xml:space="preserve"> 页</w:t>
@@ -3011,6 +3275,9 @@
   <w:footnote w:type="continuationSeparator" w:id="0">
     <w:p>
       <w:r>
+        <w:rPr>
+          <w:rFonts w:eastAsia="黑体"/>
+        </w:rPr>
         <w:continuationSeparator/>
       </w:r>
     </w:p>
@@ -3018,6 +3285,9 @@
   <w:footnote w:type="separator" w:id="-1">
     <w:p>
       <w:r>
+        <w:rPr>
+          <w:rFonts w:eastAsia="黑体"/>
+        </w:rPr>
         <w:separator/>
       </w:r>
     </w:p>
@@ -3026,7 +3296,7 @@
 </file>
 
 <file path=word/header1.xml><?xml version="1.0" encoding="utf-8"?>
-<w:hdr xmlns:m="http://schemas.openxmlformats.org/officeDocument/2006/math" xmlns:mc="http://schemas.openxmlformats.org/markup-compatibility/2006" xmlns:mo="http://schemas.microsoft.com/office/mac/office/2008/main" xmlns:mv="urn:schemas-microsoft-com:mac:vml" xmlns:o="urn:schemas-microsoft-com:office:office" xmlns:r="http://schemas.openxmlformats.org/officeDocument/2006/relationships" xmlns:v="urn:schemas-microsoft-com:vml" xmlns:w10="urn:schemas-microsoft-com:office:word" xmlns:w14="http://schemas.microsoft.com/office/word/2010/wordml" xmlns:w="http://schemas.openxmlformats.org/wordprocessingml/2006/main" xmlns:wne="http://schemas.microsoft.com/office/word/2006/wordml" xmlns:wp14="http://schemas.microsoft.com/office/word/2010/wordprocessingDrawing" xmlns:wp="http://schemas.openxmlformats.org/drawingml/2006/wordprocessingDrawing" xmlns:wpc="http://schemas.microsoft.com/office/word/2010/wordprocessingCanvas" xmlns:wpg="http://schemas.microsoft.com/office/word/2010/wordprocessingGroup" xmlns:wpi="http://schemas.microsoft.com/office/word/2010/wordprocessingInk" xmlns:wps="http://schemas.microsoft.com/office/word/2010/wordprocessingShape" mc:Ignorable="w14 wp14">
+<w:hdr xmlns:mc="http://schemas.openxmlformats.org/markup-compatibility/2006" xmlns:w="http://schemas.openxmlformats.org/wordprocessingml/2006/main" xmlns:m="http://schemas.openxmlformats.org/officeDocument/2006/math" xmlns:mo="http://schemas.microsoft.com/office/mac/office/2008/main" xmlns:mv="urn:schemas-microsoft-com:mac:vml" xmlns:o="urn:schemas-microsoft-com:office:office" xmlns:r="http://schemas.openxmlformats.org/officeDocument/2006/relationships" xmlns:v="urn:schemas-microsoft-com:vml" xmlns:w10="urn:schemas-microsoft-com:office:word" xmlns:w14="http://schemas.microsoft.com/office/word/2010/wordml" xmlns:wne="http://schemas.microsoft.com/office/word/2006/wordml" xmlns:wp14="http://schemas.microsoft.com/office/word/2010/wordprocessingDrawing" xmlns:wp="http://schemas.openxmlformats.org/drawingml/2006/wordprocessingDrawing" xmlns:wpc="http://schemas.microsoft.com/office/word/2010/wordprocessingCanvas" xmlns:wpg="http://schemas.microsoft.com/office/word/2010/wordprocessingGroup" xmlns:wpi="http://schemas.microsoft.com/office/word/2010/wordprocessingInk" xmlns:wps="http://schemas.microsoft.com/office/word/2010/wordprocessingShape" mc:Ignorable="w14 wp14">
   <w:p>
     <w:pPr>
       <w:pStyle w:val="Header"/>
@@ -3034,7 +3304,7 @@
     </w:pPr>
     <w:r>
       <w:rPr>
-        <w:rFonts w:ascii="Times New Roman" w:hAnsi="Times New Roman"/>
+        <w:rFonts w:ascii="Times New Roman" w:hAnsi="Times New Roman" w:eastAsia="黑体"/>
         <w:sz w:val="18"/>
         <w:rFonts w:eastAsia="黑体"/>
         <w:rFonts w:eastAsia="黑体"/>
@@ -3046,7 +3316,7 @@
 </file>
 
 <file path=word/numbering.xml><?xml version="1.0" encoding="utf-8"?>
-<w:numbering xmlns:m="http://schemas.openxmlformats.org/officeDocument/2006/math" xmlns:mc="http://schemas.openxmlformats.org/markup-compatibility/2006" xmlns:mo="http://schemas.microsoft.com/office/mac/office/2008/main" xmlns:mv="urn:schemas-microsoft-com:mac:vml" xmlns:o="urn:schemas-microsoft-com:office:office" xmlns:r="http://schemas.openxmlformats.org/officeDocument/2006/relationships" xmlns:v="urn:schemas-microsoft-com:vml" xmlns:w="http://schemas.openxmlformats.org/wordprocessingml/2006/main" xmlns:w10="urn:schemas-microsoft-com:office:word" xmlns:w14="http://schemas.microsoft.com/office/word/2010/wordml" xmlns:wne="http://schemas.microsoft.com/office/word/2006/wordml" xmlns:wp="http://schemas.openxmlformats.org/drawingml/2006/wordprocessingDrawing" xmlns:wp14="http://schemas.microsoft.com/office/word/2010/wordprocessingDrawing" xmlns:wpc="http://schemas.microsoft.com/office/word/2010/wordprocessingCanvas" xmlns:wpg="http://schemas.microsoft.com/office/word/2010/wordprocessingGroup" xmlns:wpi="http://schemas.microsoft.com/office/word/2010/wordprocessingInk" xmlns:wps="http://schemas.microsoft.com/office/word/2010/wordprocessingShape" mc:Ignorable="w14 wp14">
+<w:numbering xmlns:mc="http://schemas.openxmlformats.org/markup-compatibility/2006" xmlns:w="http://schemas.openxmlformats.org/wordprocessingml/2006/main" xmlns:m="http://schemas.openxmlformats.org/officeDocument/2006/math" xmlns:mo="http://schemas.microsoft.com/office/mac/office/2008/main" xmlns:mv="urn:schemas-microsoft-com:mac:vml" xmlns:o="urn:schemas-microsoft-com:office:office" xmlns:r="http://schemas.openxmlformats.org/officeDocument/2006/relationships" xmlns:v="urn:schemas-microsoft-com:vml" xmlns:w10="urn:schemas-microsoft-com:office:word" xmlns:w14="http://schemas.microsoft.com/office/word/2010/wordml" xmlns:wne="http://schemas.microsoft.com/office/word/2006/wordml" xmlns:wp="http://schemas.openxmlformats.org/drawingml/2006/wordprocessingDrawing" xmlns:wp14="http://schemas.microsoft.com/office/word/2010/wordprocessingDrawing" xmlns:wpc="http://schemas.microsoft.com/office/word/2010/wordprocessingCanvas" xmlns:wpg="http://schemas.microsoft.com/office/word/2010/wordprocessingGroup" xmlns:wpi="http://schemas.microsoft.com/office/word/2010/wordprocessingInk" xmlns:wps="http://schemas.microsoft.com/office/word/2010/wordprocessingShape" mc:Ignorable="w14 wp14">
   <w:abstractNum w:abstractNumId="0">
     <w:nsid w:val="FFFFFF7C"/>
     <w:multiLevelType w:val="singleLevel"/>
@@ -3133,7 +3403,7 @@
         <w:ind w:hanging="360" w:left="1440"/>
       </w:pPr>
       <w:rPr>
-        <w:rFonts w:ascii="Symbol" w:hAnsi="Symbol" w:hint="default"/>
+        <w:rFonts w:ascii="Symbol" w:hAnsi="Symbol" w:hint="default" w:eastAsia="黑体"/>
       </w:rPr>
     </w:lvl>
   </w:abstractNum>
@@ -3154,7 +3424,7 @@
         <w:ind w:hanging="360" w:left="1080"/>
       </w:pPr>
       <w:rPr>
-        <w:rFonts w:ascii="Symbol" w:hAnsi="Symbol" w:hint="default"/>
+        <w:rFonts w:ascii="Symbol" w:hAnsi="Symbol" w:hint="default" w:eastAsia="黑体"/>
       </w:rPr>
     </w:lvl>
   </w:abstractNum>
@@ -3175,7 +3445,7 @@
         <w:ind w:hanging="360" w:left="720"/>
       </w:pPr>
       <w:rPr>
-        <w:rFonts w:ascii="Symbol" w:hAnsi="Symbol" w:hint="default"/>
+        <w:rFonts w:ascii="Symbol" w:hAnsi="Symbol" w:hint="default" w:eastAsia="黑体"/>
       </w:rPr>
     </w:lvl>
   </w:abstractNum>
@@ -3214,7 +3484,7 @@
         <w:ind w:hanging="360" w:left="360"/>
       </w:pPr>
       <w:rPr>
-        <w:rFonts w:ascii="Symbol" w:hAnsi="Symbol" w:hint="default"/>
+        <w:rFonts w:ascii="Symbol" w:hAnsi="Symbol" w:hint="default" w:eastAsia="黑体"/>
       </w:rPr>
     </w:lvl>
   </w:abstractNum>
@@ -3305,7 +3575,7 @@
         <w:ind w:left="720" w:hanging="360"/>
       </w:pPr>
       <w:rPr>
-        <w:rFonts w:ascii="Symbol" w:hAnsi="Symbol" w:cs="Symbol" w:hint="default"/>
+        <w:rFonts w:ascii="Symbol" w:hAnsi="Symbol" w:cs="Symbol" w:hint="default" w:eastAsia="黑体"/>
       </w:rPr>
     </w:lvl>
     <w:lvl w:ilvl="1">
@@ -3316,7 +3586,7 @@
         <w:ind w:left="1440" w:hanging="360"/>
       </w:pPr>
       <w:rPr>
-        <w:rFonts w:ascii="Courier New" w:hAnsi="Courier New" w:cs="Courier New" w:hint="default"/>
+        <w:rFonts w:ascii="Courier New" w:hAnsi="Courier New" w:cs="Courier New" w:hint="default" w:eastAsia="黑体"/>
       </w:rPr>
     </w:lvl>
     <w:lvl w:ilvl="2">
@@ -3327,7 +3597,7 @@
         <w:ind w:left="2160" w:hanging="360"/>
       </w:pPr>
       <w:rPr>
-        <w:rFonts w:ascii="Wingdings" w:hAnsi="Wingdings" w:cs="Wingdings" w:hint="default"/>
+        <w:rFonts w:ascii="Wingdings" w:hAnsi="Wingdings" w:cs="Wingdings" w:hint="default" w:eastAsia="黑体"/>
       </w:rPr>
     </w:lvl>
     <w:lvl w:ilvl="3">
@@ -3338,7 +3608,7 @@
         <w:ind w:left="2880" w:hanging="360"/>
       </w:pPr>
       <w:rPr>
-        <w:rFonts w:ascii="Symbol" w:hAnsi="Symbol" w:cs="Symbol" w:hint="default"/>
+        <w:rFonts w:ascii="Symbol" w:hAnsi="Symbol" w:cs="Symbol" w:hint="default" w:eastAsia="黑体"/>
       </w:rPr>
     </w:lvl>
     <w:lvl w:ilvl="4">
@@ -3349,7 +3619,7 @@
         <w:ind w:left="3600" w:hanging="360"/>
       </w:pPr>
       <w:rPr>
-        <w:rFonts w:ascii="Courier New" w:hAnsi="Courier New" w:cs="Courier New" w:hint="default"/>
+        <w:rFonts w:ascii="Courier New" w:hAnsi="Courier New" w:cs="Courier New" w:hint="default" w:eastAsia="黑体"/>
       </w:rPr>
     </w:lvl>
     <w:lvl w:ilvl="5">
@@ -3360,7 +3630,7 @@
         <w:ind w:left="4320" w:hanging="360"/>
       </w:pPr>
       <w:rPr>
-        <w:rFonts w:ascii="Wingdings" w:hAnsi="Wingdings" w:cs="Wingdings" w:hint="default"/>
+        <w:rFonts w:ascii="Wingdings" w:hAnsi="Wingdings" w:cs="Wingdings" w:hint="default" w:eastAsia="黑体"/>
       </w:rPr>
     </w:lvl>
     <w:lvl w:ilvl="6">
@@ -3371,7 +3641,7 @@
         <w:ind w:left="5040" w:hanging="360"/>
       </w:pPr>
       <w:rPr>
-        <w:rFonts w:ascii="Symbol" w:hAnsi="Symbol" w:cs="Symbol" w:hint="default"/>
+        <w:rFonts w:ascii="Symbol" w:hAnsi="Symbol" w:cs="Symbol" w:hint="default" w:eastAsia="黑体"/>
       </w:rPr>
     </w:lvl>
     <w:lvl w:ilvl="7">
@@ -3382,7 +3652,7 @@
         <w:ind w:left="5760" w:hanging="360"/>
       </w:pPr>
       <w:rPr>
-        <w:rFonts w:ascii="Courier New" w:hAnsi="Courier New" w:cs="Courier New" w:hint="default"/>
+        <w:rFonts w:ascii="Courier New" w:hAnsi="Courier New" w:cs="Courier New" w:hint="default" w:eastAsia="黑体"/>
       </w:rPr>
     </w:lvl>
     <w:lvl w:ilvl="8">
@@ -3393,7 +3663,7 @@
         <w:ind w:left="6480" w:hanging="360"/>
       </w:pPr>
       <w:rPr>
-        <w:rFonts w:ascii="Wingdings" w:hAnsi="Wingdings" w:cs="Wingdings" w:hint="default"/>
+        <w:rFonts w:ascii="Wingdings" w:hAnsi="Wingdings" w:cs="Wingdings" w:hint="default" w:eastAsia="黑体"/>
       </w:rPr>
     </w:lvl>
   </w:abstractNum>
@@ -3449,11 +3719,11 @@
 </file>
 
 <file path=word/styles.xml><?xml version="1.0" encoding="utf-8"?>
-<w:styles xmlns:mc="http://schemas.openxmlformats.org/markup-compatibility/2006" xmlns:r="http://schemas.openxmlformats.org/officeDocument/2006/relationships" xmlns:w="http://schemas.openxmlformats.org/wordprocessingml/2006/main" xmlns:w14="http://schemas.microsoft.com/office/word/2010/wordml" mc:Ignorable="w14">
+<w:styles xmlns:mc="http://schemas.openxmlformats.org/markup-compatibility/2006" xmlns:w="http://schemas.openxmlformats.org/wordprocessingml/2006/main" xmlns:r="http://schemas.openxmlformats.org/officeDocument/2006/relationships" xmlns:w14="http://schemas.microsoft.com/office/word/2010/wordml" mc:Ignorable="w14">
   <w:docDefaults>
     <w:rPrDefault>
       <w:rPr>
-        <w:rFonts w:asciiTheme="minorHAnsi" w:cstheme="minorBidi" w:eastAsiaTheme="minorEastAsia" w:hAnsiTheme="minorHAnsi"/>
+        <w:rFonts w:asciiTheme="minorHAnsi" w:cstheme="minorBidi" w:hAnsiTheme="minorHAnsi" w:eastAsia="黑体"/>
         <w:sz w:val="22"/>
         <w:szCs w:val="22"/>
         <w:lang w:bidi="ar-SA" w:eastAsia="en-US" w:val="en-US"/>
@@ -3675,7 +3945,7 @@
       <w:outlineLvl w:val="0"/>
     </w:pPr>
     <w:rPr>
-      <w:rFonts w:ascii="Times New Roman" w:asciiTheme="majorHAnsi" w:cstheme="majorBidi" w:eastAsia="黑体" w:eastAsiaTheme="majorEastAsia" w:hAnsi="Times New Roman" w:hAnsiTheme="majorHAnsi"/>
+      <w:rFonts w:ascii="Times New Roman" w:asciiTheme="majorHAnsi" w:cstheme="majorBidi" w:eastAsia="黑体" w:hAnsi="Times New Roman" w:hAnsiTheme="majorHAnsi"/>
       <w:b/>
       <w:bCs/>
       <w:color w:val="1F3864"/>
@@ -3699,7 +3969,7 @@
       <w:outlineLvl w:val="1"/>
     </w:pPr>
     <w:rPr>
-      <w:rFonts w:ascii="Times New Roman" w:asciiTheme="majorHAnsi" w:cstheme="majorBidi" w:eastAsia="黑体" w:eastAsiaTheme="majorEastAsia" w:hAnsi="Times New Roman" w:hAnsiTheme="majorHAnsi"/>
+      <w:rFonts w:ascii="Times New Roman" w:asciiTheme="majorHAnsi" w:cstheme="majorBidi" w:eastAsia="黑体" w:hAnsi="Times New Roman" w:hAnsiTheme="majorHAnsi"/>
       <w:b/>
       <w:bCs/>
       <w:color w:val="2E4E7E"/>
@@ -3723,7 +3993,7 @@
       <w:outlineLvl w:val="2"/>
     </w:pPr>
     <w:rPr>
-      <w:rFonts w:ascii="Times New Roman" w:asciiTheme="majorHAnsi" w:cstheme="majorBidi" w:eastAsia="黑体" w:eastAsiaTheme="majorEastAsia" w:hAnsi="Times New Roman" w:hAnsiTheme="majorHAnsi"/>
+      <w:rFonts w:ascii="Times New Roman" w:asciiTheme="majorHAnsi" w:cstheme="majorBidi" w:eastAsia="黑体" w:hAnsi="Times New Roman" w:hAnsiTheme="majorHAnsi"/>
       <w:b/>
       <w:bCs/>
       <w:color w:val="2E4E7E"/>
@@ -3747,7 +4017,7 @@
       <w:outlineLvl w:val="3"/>
     </w:pPr>
     <w:rPr>
-      <w:rFonts w:ascii="Times New Roman" w:asciiTheme="majorHAnsi" w:cstheme="majorBidi" w:eastAsia="黑体" w:eastAsiaTheme="majorEastAsia" w:hAnsi="Times New Roman" w:hAnsiTheme="majorHAnsi"/>
+      <w:rFonts w:ascii="Times New Roman" w:asciiTheme="majorHAnsi" w:cstheme="majorBidi" w:eastAsia="黑体" w:hAnsi="Times New Roman" w:hAnsiTheme="majorHAnsi"/>
       <w:b/>
       <w:bCs/>
       <w:i/>
@@ -3773,7 +4043,7 @@
       <w:outlineLvl w:val="4"/>
     </w:pPr>
     <w:rPr>
-      <w:rFonts w:ascii="Times New Roman" w:asciiTheme="majorHAnsi" w:cstheme="majorBidi" w:eastAsia="黑体" w:eastAsiaTheme="majorEastAsia" w:hAnsi="Times New Roman" w:hAnsiTheme="majorHAnsi"/>
+      <w:rFonts w:ascii="Times New Roman" w:asciiTheme="majorHAnsi" w:cstheme="majorBidi" w:eastAsia="黑体" w:hAnsi="Times New Roman" w:hAnsiTheme="majorHAnsi"/>
       <w:b/>
       <w:color w:val="333333"/>
       <w:sz w:val="22"/>
@@ -3796,7 +4066,7 @@
       <w:outlineLvl w:val="5"/>
     </w:pPr>
     <w:rPr>
-      <w:rFonts w:asciiTheme="majorHAnsi" w:cstheme="majorBidi" w:eastAsiaTheme="majorEastAsia" w:hAnsiTheme="majorHAnsi"/>
+      <w:rFonts w:asciiTheme="majorHAnsi" w:cstheme="majorBidi" w:hAnsiTheme="majorHAnsi" w:eastAsia="黑体"/>
       <w:i/>
       <w:iCs/>
       <w:color w:themeColor="accent1" w:themeShade="7F" w:val="243F60"/>
@@ -3819,7 +4089,7 @@
       <w:outlineLvl w:val="6"/>
     </w:pPr>
     <w:rPr>
-      <w:rFonts w:asciiTheme="majorHAnsi" w:cstheme="majorBidi" w:eastAsiaTheme="majorEastAsia" w:hAnsiTheme="majorHAnsi"/>
+      <w:rFonts w:asciiTheme="majorHAnsi" w:cstheme="majorBidi" w:hAnsiTheme="majorHAnsi" w:eastAsia="黑体"/>
       <w:i/>
       <w:iCs/>
       <w:color w:themeColor="text1" w:themeTint="BF" w:val="404040"/>
@@ -3842,7 +4112,7 @@
       <w:outlineLvl w:val="7"/>
     </w:pPr>
     <w:rPr>
-      <w:rFonts w:asciiTheme="majorHAnsi" w:cstheme="majorBidi" w:eastAsiaTheme="majorEastAsia" w:hAnsiTheme="majorHAnsi"/>
+      <w:rFonts w:asciiTheme="majorHAnsi" w:cstheme="majorBidi" w:hAnsiTheme="majorHAnsi" w:eastAsia="黑体"/>
       <w:color w:themeColor="accent1" w:val="4F81BD"/>
       <w:sz w:val="20"/>
       <w:szCs w:val="20"/>
@@ -3865,7 +4135,7 @@
       <w:outlineLvl w:val="8"/>
     </w:pPr>
     <w:rPr>
-      <w:rFonts w:asciiTheme="majorHAnsi" w:cstheme="majorBidi" w:eastAsiaTheme="majorEastAsia" w:hAnsiTheme="majorHAnsi"/>
+      <w:rFonts w:asciiTheme="majorHAnsi" w:cstheme="majorBidi" w:hAnsiTheme="majorHAnsi" w:eastAsia="黑体"/>
       <w:i/>
       <w:iCs/>
       <w:color w:themeColor="text1" w:themeTint="BF" w:val="404040"/>
@@ -3916,7 +4186,7 @@
     <w:uiPriority w:val="9"/>
     <w:rsid w:val="00FC693F"/>
     <w:rPr>
-      <w:rFonts w:asciiTheme="majorHAnsi" w:cstheme="majorBidi" w:eastAsiaTheme="majorEastAsia" w:hAnsiTheme="majorHAnsi"/>
+      <w:rFonts w:asciiTheme="majorHAnsi" w:cstheme="majorBidi" w:hAnsiTheme="majorHAnsi" w:eastAsia="黑体"/>
       <w:b/>
       <w:bCs/>
       <w:color w:themeColor="accent1" w:themeShade="BF" w:val="365F91"/>
@@ -3931,7 +4201,7 @@
     <w:uiPriority w:val="9"/>
     <w:rsid w:val="00FC693F"/>
     <w:rPr>
-      <w:rFonts w:asciiTheme="majorHAnsi" w:cstheme="majorBidi" w:eastAsiaTheme="majorEastAsia" w:hAnsiTheme="majorHAnsi"/>
+      <w:rFonts w:asciiTheme="majorHAnsi" w:cstheme="majorBidi" w:hAnsiTheme="majorHAnsi" w:eastAsia="黑体"/>
       <w:b/>
       <w:bCs/>
       <w:color w:themeColor="accent1" w:val="4F81BD"/>
@@ -3946,7 +4216,7 @@
     <w:uiPriority w:val="9"/>
     <w:rsid w:val="00FC693F"/>
     <w:rPr>
-      <w:rFonts w:asciiTheme="majorHAnsi" w:cstheme="majorBidi" w:eastAsiaTheme="majorEastAsia" w:hAnsiTheme="majorHAnsi"/>
+      <w:rFonts w:asciiTheme="majorHAnsi" w:cstheme="majorBidi" w:hAnsiTheme="majorHAnsi" w:eastAsia="黑体"/>
       <w:b/>
       <w:bCs/>
       <w:color w:themeColor="accent1" w:val="4F81BD"/>
@@ -3969,7 +4239,7 @@
       <w:contextualSpacing/>
     </w:pPr>
     <w:rPr>
-      <w:rFonts w:ascii="Times New Roman" w:asciiTheme="majorHAnsi" w:cstheme="majorBidi" w:eastAsia="黑体" w:eastAsiaTheme="majorEastAsia" w:hAnsi="Times New Roman" w:hAnsiTheme="majorHAnsi"/>
+      <w:rFonts w:ascii="Times New Roman" w:asciiTheme="majorHAnsi" w:cstheme="majorBidi" w:eastAsia="黑体" w:hAnsi="Times New Roman" w:hAnsiTheme="majorHAnsi"/>
       <w:b/>
       <w:color w:val="1F3864"/>
       <w:spacing w:val="5"/>
@@ -3985,7 +4255,7 @@
     <w:uiPriority w:val="10"/>
     <w:rsid w:val="00FC693F"/>
     <w:rPr>
-      <w:rFonts w:asciiTheme="majorHAnsi" w:cstheme="majorBidi" w:eastAsiaTheme="majorEastAsia" w:hAnsiTheme="majorHAnsi"/>
+      <w:rFonts w:asciiTheme="majorHAnsi" w:cstheme="majorBidi" w:hAnsiTheme="majorHAnsi" w:eastAsia="黑体"/>
       <w:color w:themeColor="text2" w:themeShade="BF" w:val="17365D"/>
       <w:spacing w:val="5"/>
       <w:kern w:val="28"/>
@@ -4007,7 +4277,7 @@
       </w:numPr>
     </w:pPr>
     <w:rPr>
-      <w:rFonts w:asciiTheme="majorHAnsi" w:cstheme="majorBidi" w:eastAsiaTheme="majorEastAsia" w:hAnsiTheme="majorHAnsi"/>
+      <w:rFonts w:asciiTheme="majorHAnsi" w:cstheme="majorBidi" w:hAnsiTheme="majorHAnsi" w:eastAsia="黑体"/>
       <w:i/>
       <w:iCs/>
       <w:color w:themeColor="accent1" w:val="4F81BD"/>
@@ -4023,7 +4293,7 @@
     <w:uiPriority w:val="11"/>
     <w:rsid w:val="00FC693F"/>
     <w:rPr>
-      <w:rFonts w:asciiTheme="majorHAnsi" w:cstheme="majorBidi" w:eastAsiaTheme="majorEastAsia" w:hAnsiTheme="majorHAnsi"/>
+      <w:rFonts w:asciiTheme="majorHAnsi" w:cstheme="majorBidi" w:hAnsiTheme="majorHAnsi" w:eastAsia="黑体"/>
       <w:i/>
       <w:iCs/>
       <w:color w:themeColor="accent1" w:val="4F81BD"/>
@@ -4090,6 +4360,7 @@
       <w:spacing w:after="120"/>
     </w:pPr>
     <w:rPr>
+      <w:rFonts w:eastAsia="黑体"/>
       <w:sz w:val="16"/>
       <w:szCs w:val="16"/>
     </w:rPr>
@@ -4101,6 +4372,7 @@
     <w:uiPriority w:val="99"/>
     <w:rsid w:val="00AA1D8D"/>
     <w:rPr>
+      <w:rFonts w:eastAsia="黑体"/>
       <w:sz w:val="16"/>
       <w:szCs w:val="16"/>
     </w:rPr>
@@ -4270,7 +4542,7 @@
       </w:tabs>
     </w:pPr>
     <w:rPr>
-      <w:rFonts w:ascii="Courier" w:hAnsi="Courier"/>
+      <w:rFonts w:ascii="Courier" w:hAnsi="Courier" w:eastAsia="黑体"/>
       <w:sz w:val="20"/>
       <w:szCs w:val="20"/>
     </w:rPr>
@@ -4282,7 +4554,7 @@
     <w:uiPriority w:val="99"/>
     <w:rsid w:val="0029639D"/>
     <w:rPr>
-      <w:rFonts w:ascii="Courier" w:hAnsi="Courier"/>
+      <w:rFonts w:ascii="Courier" w:hAnsi="Courier" w:eastAsia="黑体"/>
       <w:sz w:val="20"/>
       <w:szCs w:val="20"/>
     </w:rPr>
@@ -4318,6 +4590,7 @@
     <w:uiPriority w:val="29"/>
     <w:rsid w:val="00FC693F"/>
     <w:rPr>
+      <w:rFonts w:eastAsia="黑体"/>
       <w:i/>
       <w:iCs/>
       <w:color w:themeColor="text1" w:val="000000"/>
@@ -4331,7 +4604,7 @@
     <w:semiHidden/>
     <w:rsid w:val="00FC693F"/>
     <w:rPr>
-      <w:rFonts w:asciiTheme="majorHAnsi" w:cstheme="majorBidi" w:eastAsiaTheme="majorEastAsia" w:hAnsiTheme="majorHAnsi"/>
+      <w:rFonts w:asciiTheme="majorHAnsi" w:cstheme="majorBidi" w:hAnsiTheme="majorHAnsi" w:eastAsia="黑体"/>
       <w:b/>
       <w:bCs/>
       <w:i/>
@@ -4347,7 +4620,7 @@
     <w:semiHidden/>
     <w:rsid w:val="00FC693F"/>
     <w:rPr>
-      <w:rFonts w:asciiTheme="majorHAnsi" w:cstheme="majorBidi" w:eastAsiaTheme="majorEastAsia" w:hAnsiTheme="majorHAnsi"/>
+      <w:rFonts w:asciiTheme="majorHAnsi" w:cstheme="majorBidi" w:hAnsiTheme="majorHAnsi" w:eastAsia="黑体"/>
       <w:color w:themeColor="accent1" w:themeShade="7F" w:val="243F60"/>
     </w:rPr>
   </w:style>
@@ -4359,7 +4632,7 @@
     <w:semiHidden/>
     <w:rsid w:val="00FC693F"/>
     <w:rPr>
-      <w:rFonts w:asciiTheme="majorHAnsi" w:cstheme="majorBidi" w:eastAsiaTheme="majorEastAsia" w:hAnsiTheme="majorHAnsi"/>
+      <w:rFonts w:asciiTheme="majorHAnsi" w:cstheme="majorBidi" w:hAnsiTheme="majorHAnsi" w:eastAsia="黑体"/>
       <w:i/>
       <w:iCs/>
       <w:color w:themeColor="accent1" w:themeShade="7F" w:val="243F60"/>
@@ -4373,7 +4646,7 @@
     <w:semiHidden/>
     <w:rsid w:val="00FC693F"/>
     <w:rPr>
-      <w:rFonts w:asciiTheme="majorHAnsi" w:cstheme="majorBidi" w:eastAsiaTheme="majorEastAsia" w:hAnsiTheme="majorHAnsi"/>
+      <w:rFonts w:asciiTheme="majorHAnsi" w:cstheme="majorBidi" w:hAnsiTheme="majorHAnsi" w:eastAsia="黑体"/>
       <w:i/>
       <w:iCs/>
       <w:color w:themeColor="text1" w:themeTint="BF" w:val="404040"/>
@@ -4387,7 +4660,7 @@
     <w:semiHidden/>
     <w:rsid w:val="00FC693F"/>
     <w:rPr>
-      <w:rFonts w:asciiTheme="majorHAnsi" w:cstheme="majorBidi" w:eastAsiaTheme="majorEastAsia" w:hAnsiTheme="majorHAnsi"/>
+      <w:rFonts w:asciiTheme="majorHAnsi" w:cstheme="majorBidi" w:hAnsiTheme="majorHAnsi" w:eastAsia="黑体"/>
       <w:color w:themeColor="accent1" w:val="4F81BD"/>
       <w:sz w:val="20"/>
       <w:szCs w:val="20"/>
@@ -4401,7 +4674,7 @@
     <w:semiHidden/>
     <w:rsid w:val="00FC693F"/>
     <w:rPr>
-      <w:rFonts w:asciiTheme="majorHAnsi" w:cstheme="majorBidi" w:eastAsiaTheme="majorEastAsia" w:hAnsiTheme="majorHAnsi"/>
+      <w:rFonts w:asciiTheme="majorHAnsi" w:cstheme="majorBidi" w:hAnsiTheme="majorHAnsi" w:eastAsia="黑体"/>
       <w:i/>
       <w:iCs/>
       <w:color w:themeColor="text1" w:themeTint="BF" w:val="404040"/>
@@ -4422,6 +4695,7 @@
       <w:spacing w:line="240" w:lineRule="auto"/>
     </w:pPr>
     <w:rPr>
+      <w:rFonts w:eastAsia="黑体"/>
       <w:b/>
       <w:bCs/>
       <w:color w:themeColor="accent1" w:val="4F81BD"/>
@@ -4436,6 +4710,7 @@
     <w:qFormat/>
     <w:rsid w:val="00FC693F"/>
     <w:rPr>
+      <w:rFonts w:eastAsia="黑体"/>
       <w:b/>
       <w:bCs/>
     </w:rPr>
@@ -4447,6 +4722,7 @@
     <w:qFormat/>
     <w:rsid w:val="00FC693F"/>
     <w:rPr>
+      <w:rFonts w:eastAsia="黑体"/>
       <w:i/>
       <w:iCs/>
     </w:rPr>
@@ -4467,6 +4743,7 @@
       <w:ind w:left="936" w:right="936"/>
     </w:pPr>
     <w:rPr>
+      <w:rFonts w:eastAsia="黑体"/>
       <w:b/>
       <w:bCs/>
       <w:i/>
@@ -4481,6 +4758,7 @@
     <w:uiPriority w:val="30"/>
     <w:rsid w:val="00FC693F"/>
     <w:rPr>
+      <w:rFonts w:eastAsia="黑体"/>
       <w:b/>
       <w:bCs/>
       <w:i/>
@@ -4495,6 +4773,7 @@
     <w:qFormat/>
     <w:rsid w:val="00FC693F"/>
     <w:rPr>
+      <w:rFonts w:eastAsia="黑体"/>
       <w:i/>
       <w:iCs/>
       <w:color w:themeColor="text1" w:themeTint="7F" w:val="808080"/>
@@ -4507,6 +4786,7 @@
     <w:qFormat/>
     <w:rsid w:val="00FC693F"/>
     <w:rPr>
+      <w:rFonts w:eastAsia="黑体"/>
       <w:b/>
       <w:bCs/>
       <w:i/>
@@ -4521,6 +4801,7 @@
     <w:qFormat/>
     <w:rsid w:val="00FC693F"/>
     <w:rPr>
+      <w:rFonts w:eastAsia="黑体"/>
       <w:smallCaps/>
       <w:color w:themeColor="accent2" w:val="C0504D"/>
       <w:u w:val="single"/>
@@ -4533,6 +4814,7 @@
     <w:qFormat/>
     <w:rsid w:val="00FC693F"/>
     <w:rPr>
+      <w:rFonts w:eastAsia="黑体"/>
       <w:b/>
       <w:bCs/>
       <w:smallCaps/>
@@ -4548,6 +4830,7 @@
     <w:qFormat/>
     <w:rsid w:val="00FC693F"/>
     <w:rPr>
+      <w:rFonts w:eastAsia="黑体"/>
       <w:b/>
       <w:bCs/>
       <w:smallCaps/>
@@ -4602,6 +4885,7 @@
       <w:spacing w:after="0" w:line="240" w:lineRule="auto"/>
     </w:pPr>
     <w:rPr>
+      <w:rFonts w:eastAsia="黑体"/>
       <w:color w:themeColor="text1" w:themeShade="BF" w:val="000000"/>
     </w:rPr>
     <w:tblPr>
@@ -4624,6 +4908,7 @@
         <w:spacing w:after="0" w:before="0" w:line="240" w:lineRule="auto"/>
       </w:pPr>
       <w:rPr>
+        <w:rFonts w:eastAsia="黑体"/>
         <w:b/>
         <w:bCs/>
       </w:rPr>
@@ -4644,6 +4929,7 @@
         <w:spacing w:after="0" w:before="0" w:line="240" w:lineRule="auto"/>
       </w:pPr>
       <w:rPr>
+        <w:rFonts w:eastAsia="黑体"/>
         <w:b/>
         <w:bCs/>
       </w:rPr>
@@ -4661,12 +4947,14 @@
     </w:tblStylePr>
     <w:tblStylePr w:type="firstCol">
       <w:rPr>
+        <w:rFonts w:eastAsia="黑体"/>
         <w:b/>
         <w:bCs/>
       </w:rPr>
     </w:tblStylePr>
     <w:tblStylePr w:type="lastCol">
       <w:rPr>
+        <w:rFonts w:eastAsia="黑体"/>
         <w:b/>
         <w:bCs/>
       </w:rPr>
@@ -4705,6 +4993,7 @@
       <w:spacing w:after="0" w:line="240" w:lineRule="auto"/>
     </w:pPr>
     <w:rPr>
+      <w:rFonts w:eastAsia="黑体"/>
       <w:color w:themeColor="accent1" w:themeShade="BF" w:val="365F91"/>
     </w:rPr>
     <w:tblPr>
@@ -4727,6 +5016,7 @@
         <w:spacing w:after="0" w:before="0" w:line="240" w:lineRule="auto"/>
       </w:pPr>
       <w:rPr>
+        <w:rFonts w:eastAsia="黑体"/>
         <w:b/>
         <w:bCs/>
       </w:rPr>
@@ -4747,6 +5037,7 @@
         <w:spacing w:after="0" w:before="0" w:line="240" w:lineRule="auto"/>
       </w:pPr>
       <w:rPr>
+        <w:rFonts w:eastAsia="黑体"/>
         <w:b/>
         <w:bCs/>
       </w:rPr>
@@ -4764,12 +5055,14 @@
     </w:tblStylePr>
     <w:tblStylePr w:type="firstCol">
       <w:rPr>
+        <w:rFonts w:eastAsia="黑体"/>
         <w:b/>
         <w:bCs/>
       </w:rPr>
     </w:tblStylePr>
     <w:tblStylePr w:type="lastCol">
       <w:rPr>
+        <w:rFonts w:eastAsia="黑体"/>
         <w:b/>
         <w:bCs/>
       </w:rPr>
@@ -4808,6 +5101,7 @@
       <w:spacing w:after="0" w:line="240" w:lineRule="auto"/>
     </w:pPr>
     <w:rPr>
+      <w:rFonts w:eastAsia="黑体"/>
       <w:color w:themeColor="accent2" w:themeShade="BF" w:val="943634"/>
     </w:rPr>
     <w:tblPr>
@@ -4830,6 +5124,7 @@
         <w:spacing w:after="0" w:before="0" w:line="240" w:lineRule="auto"/>
       </w:pPr>
       <w:rPr>
+        <w:rFonts w:eastAsia="黑体"/>
         <w:b/>
         <w:bCs/>
       </w:rPr>
@@ -4850,6 +5145,7 @@
         <w:spacing w:after="0" w:before="0" w:line="240" w:lineRule="auto"/>
       </w:pPr>
       <w:rPr>
+        <w:rFonts w:eastAsia="黑体"/>
         <w:b/>
         <w:bCs/>
       </w:rPr>
@@ -4867,12 +5163,14 @@
     </w:tblStylePr>
     <w:tblStylePr w:type="firstCol">
       <w:rPr>
+        <w:rFonts w:eastAsia="黑体"/>
         <w:b/>
         <w:bCs/>
       </w:rPr>
     </w:tblStylePr>
     <w:tblStylePr w:type="lastCol">
       <w:rPr>
+        <w:rFonts w:eastAsia="黑体"/>
         <w:b/>
         <w:bCs/>
       </w:rPr>
@@ -4911,6 +5209,7 @@
       <w:spacing w:after="0" w:line="240" w:lineRule="auto"/>
     </w:pPr>
     <w:rPr>
+      <w:rFonts w:eastAsia="黑体"/>
       <w:color w:themeColor="accent3" w:themeShade="BF" w:val="76923C"/>
     </w:rPr>
     <w:tblPr>
@@ -4933,6 +5232,7 @@
         <w:spacing w:after="0" w:before="0" w:line="240" w:lineRule="auto"/>
       </w:pPr>
       <w:rPr>
+        <w:rFonts w:eastAsia="黑体"/>
         <w:b/>
         <w:bCs/>
       </w:rPr>
@@ -4953,6 +5253,7 @@
         <w:spacing w:after="0" w:before="0" w:line="240" w:lineRule="auto"/>
       </w:pPr>
       <w:rPr>
+        <w:rFonts w:eastAsia="黑体"/>
         <w:b/>
         <w:bCs/>
       </w:rPr>
@@ -4970,12 +5271,14 @@
     </w:tblStylePr>
     <w:tblStylePr w:type="firstCol">
       <w:rPr>
+        <w:rFonts w:eastAsia="黑体"/>
         <w:b/>
         <w:bCs/>
       </w:rPr>
     </w:tblStylePr>
     <w:tblStylePr w:type="lastCol">
       <w:rPr>
+        <w:rFonts w:eastAsia="黑体"/>
         <w:b/>
         <w:bCs/>
       </w:rPr>
@@ -5014,6 +5317,7 @@
       <w:spacing w:after="0" w:line="240" w:lineRule="auto"/>
     </w:pPr>
     <w:rPr>
+      <w:rFonts w:eastAsia="黑体"/>
       <w:color w:themeColor="accent4" w:themeShade="BF" w:val="5F497A"/>
     </w:rPr>
     <w:tblPr>
@@ -5036,6 +5340,7 @@
         <w:spacing w:after="0" w:before="0" w:line="240" w:lineRule="auto"/>
       </w:pPr>
       <w:rPr>
+        <w:rFonts w:eastAsia="黑体"/>
         <w:b/>
         <w:bCs/>
       </w:rPr>
@@ -5056,6 +5361,7 @@
         <w:spacing w:after="0" w:before="0" w:line="240" w:lineRule="auto"/>
       </w:pPr>
       <w:rPr>
+        <w:rFonts w:eastAsia="黑体"/>
         <w:b/>
         <w:bCs/>
       </w:rPr>
@@ -5073,12 +5379,14 @@
     </w:tblStylePr>
     <w:tblStylePr w:type="firstCol">
       <w:rPr>
+        <w:rFonts w:eastAsia="黑体"/>
         <w:b/>
         <w:bCs/>
       </w:rPr>
     </w:tblStylePr>
     <w:tblStylePr w:type="lastCol">
       <w:rPr>
+        <w:rFonts w:eastAsia="黑体"/>
         <w:b/>
         <w:bCs/>
       </w:rPr>
@@ -5117,6 +5425,7 @@
       <w:spacing w:after="0" w:line="240" w:lineRule="auto"/>
     </w:pPr>
     <w:rPr>
+      <w:rFonts w:eastAsia="黑体"/>
       <w:color w:themeColor="accent5" w:themeShade="BF" w:val="31849B"/>
     </w:rPr>
     <w:tblPr>
@@ -5139,6 +5448,7 @@
         <w:spacing w:after="0" w:before="0" w:line="240" w:lineRule="auto"/>
       </w:pPr>
       <w:rPr>
+        <w:rFonts w:eastAsia="黑体"/>
         <w:b/>
         <w:bCs/>
       </w:rPr>
@@ -5159,6 +5469,7 @@
         <w:spacing w:after="0" w:before="0" w:line="240" w:lineRule="auto"/>
       </w:pPr>
       <w:rPr>
+        <w:rFonts w:eastAsia="黑体"/>
         <w:b/>
         <w:bCs/>
       </w:rPr>
@@ -5176,12 +5487,14 @@
     </w:tblStylePr>
     <w:tblStylePr w:type="firstCol">
       <w:rPr>
+        <w:rFonts w:eastAsia="黑体"/>
         <w:b/>
         <w:bCs/>
       </w:rPr>
     </w:tblStylePr>
     <w:tblStylePr w:type="lastCol">
       <w:rPr>
+        <w:rFonts w:eastAsia="黑体"/>
         <w:b/>
         <w:bCs/>
       </w:rPr>
@@ -5220,6 +5533,7 @@
       <w:spacing w:after="0" w:line="240" w:lineRule="auto"/>
     </w:pPr>
     <w:rPr>
+      <w:rFonts w:eastAsia="黑体"/>
       <w:color w:themeColor="accent6" w:themeShade="BF" w:val="E36C0A"/>
     </w:rPr>
     <w:tblPr>
@@ -5242,6 +5556,7 @@
         <w:spacing w:after="0" w:before="0" w:line="240" w:lineRule="auto"/>
       </w:pPr>
       <w:rPr>
+        <w:rFonts w:eastAsia="黑体"/>
         <w:b/>
         <w:bCs/>
       </w:rPr>
@@ -5262,6 +5577,7 @@
         <w:spacing w:after="0" w:before="0" w:line="240" w:lineRule="auto"/>
       </w:pPr>
       <w:rPr>
+        <w:rFonts w:eastAsia="黑体"/>
         <w:b/>
         <w:bCs/>
       </w:rPr>
@@ -5279,12 +5595,14 @@
     </w:tblStylePr>
     <w:tblStylePr w:type="firstCol">
       <w:rPr>
+        <w:rFonts w:eastAsia="黑体"/>
         <w:b/>
         <w:bCs/>
       </w:rPr>
     </w:tblStylePr>
     <w:tblStylePr w:type="lastCol">
       <w:rPr>
+        <w:rFonts w:eastAsia="黑体"/>
         <w:b/>
         <w:bCs/>
       </w:rPr>
@@ -5344,6 +5662,7 @@
         <w:spacing w:after="0" w:before="0" w:line="240" w:lineRule="auto"/>
       </w:pPr>
       <w:rPr>
+        <w:rFonts w:eastAsia="黑体"/>
         <w:b/>
         <w:bCs/>
         <w:color w:themeColor="background1" w:val="FFFFFF"/>
@@ -5358,6 +5677,7 @@
         <w:spacing w:after="0" w:before="0" w:line="240" w:lineRule="auto"/>
       </w:pPr>
       <w:rPr>
+        <w:rFonts w:eastAsia="黑体"/>
         <w:b/>
         <w:bCs/>
       </w:rPr>
@@ -5373,12 +5693,14 @@
     </w:tblStylePr>
     <w:tblStylePr w:type="firstCol">
       <w:rPr>
+        <w:rFonts w:eastAsia="黑体"/>
         <w:b/>
         <w:bCs/>
       </w:rPr>
     </w:tblStylePr>
     <w:tblStylePr w:type="lastCol">
       <w:rPr>
+        <w:rFonts w:eastAsia="黑体"/>
         <w:b/>
         <w:bCs/>
       </w:rPr>
@@ -5436,6 +5758,7 @@
         <w:spacing w:after="0" w:before="0" w:line="240" w:lineRule="auto"/>
       </w:pPr>
       <w:rPr>
+        <w:rFonts w:eastAsia="黑体"/>
         <w:b/>
         <w:bCs/>
         <w:color w:themeColor="background1" w:val="FFFFFF"/>
@@ -5450,6 +5773,7 @@
         <w:spacing w:after="0" w:before="0" w:line="240" w:lineRule="auto"/>
       </w:pPr>
       <w:rPr>
+        <w:rFonts w:eastAsia="黑体"/>
         <w:b/>
         <w:bCs/>
       </w:rPr>
@@ -5465,12 +5789,14 @@
     </w:tblStylePr>
     <w:tblStylePr w:type="firstCol">
       <w:rPr>
+        <w:rFonts w:eastAsia="黑体"/>
         <w:b/>
         <w:bCs/>
       </w:rPr>
     </w:tblStylePr>
     <w:tblStylePr w:type="lastCol">
       <w:rPr>
+        <w:rFonts w:eastAsia="黑体"/>
         <w:b/>
         <w:bCs/>
       </w:rPr>
@@ -5528,6 +5854,7 @@
         <w:spacing w:after="0" w:before="0" w:line="240" w:lineRule="auto"/>
       </w:pPr>
       <w:rPr>
+        <w:rFonts w:eastAsia="黑体"/>
         <w:b/>
         <w:bCs/>
         <w:color w:themeColor="background1" w:val="FFFFFF"/>
@@ -5542,6 +5869,7 @@
         <w:spacing w:after="0" w:before="0" w:line="240" w:lineRule="auto"/>
       </w:pPr>
       <w:rPr>
+        <w:rFonts w:eastAsia="黑体"/>
         <w:b/>
         <w:bCs/>
       </w:rPr>
@@ -5557,12 +5885,14 @@
     </w:tblStylePr>
     <w:tblStylePr w:type="firstCol">
       <w:rPr>
+        <w:rFonts w:eastAsia="黑体"/>
         <w:b/>
         <w:bCs/>
       </w:rPr>
     </w:tblStylePr>
     <w:tblStylePr w:type="lastCol">
       <w:rPr>
+        <w:rFonts w:eastAsia="黑体"/>
         <w:b/>
         <w:bCs/>
       </w:rPr>
@@ -5620,6 +5950,7 @@
         <w:spacing w:after="0" w:before="0" w:line="240" w:lineRule="auto"/>
       </w:pPr>
       <w:rPr>
+        <w:rFonts w:eastAsia="黑体"/>
         <w:b/>
         <w:bCs/>
         <w:color w:themeColor="background1" w:val="FFFFFF"/>
@@ -5634,6 +5965,7 @@
         <w:spacing w:after="0" w:before="0" w:line="240" w:lineRule="auto"/>
       </w:pPr>
       <w:rPr>
+        <w:rFonts w:eastAsia="黑体"/>
         <w:b/>
         <w:bCs/>
       </w:rPr>
@@ -5649,12 +5981,14 @@
     </w:tblStylePr>
     <w:tblStylePr w:type="firstCol">
       <w:rPr>
+        <w:rFonts w:eastAsia="黑体"/>
         <w:b/>
         <w:bCs/>
       </w:rPr>
     </w:tblStylePr>
     <w:tblStylePr w:type="lastCol">
       <w:rPr>
+        <w:rFonts w:eastAsia="黑体"/>
         <w:b/>
         <w:bCs/>
       </w:rPr>
@@ -5712,6 +6046,7 @@
         <w:spacing w:after="0" w:before="0" w:line="240" w:lineRule="auto"/>
       </w:pPr>
       <w:rPr>
+        <w:rFonts w:eastAsia="黑体"/>
         <w:b/>
         <w:bCs/>
         <w:color w:themeColor="background1" w:val="FFFFFF"/>
@@ -5726,6 +6061,7 @@
         <w:spacing w:after="0" w:before="0" w:line="240" w:lineRule="auto"/>
       </w:pPr>
       <w:rPr>
+        <w:rFonts w:eastAsia="黑体"/>
         <w:b/>
         <w:bCs/>
       </w:rPr>
@@ -5741,12 +6077,14 @@
     </w:tblStylePr>
     <w:tblStylePr w:type="firstCol">
       <w:rPr>
+        <w:rFonts w:eastAsia="黑体"/>
         <w:b/>
         <w:bCs/>
       </w:rPr>
     </w:tblStylePr>
     <w:tblStylePr w:type="lastCol">
       <w:rPr>
+        <w:rFonts w:eastAsia="黑体"/>
         <w:b/>
         <w:bCs/>
       </w:rPr>
@@ -5804,6 +6142,7 @@
         <w:spacing w:after="0" w:before="0" w:line="240" w:lineRule="auto"/>
       </w:pPr>
       <w:rPr>
+        <w:rFonts w:eastAsia="黑体"/>
         <w:b/>
         <w:bCs/>
         <w:color w:themeColor="background1" w:val="FFFFFF"/>
@@ -5818,6 +6157,7 @@
         <w:spacing w:after="0" w:before="0" w:line="240" w:lineRule="auto"/>
       </w:pPr>
       <w:rPr>
+        <w:rFonts w:eastAsia="黑体"/>
         <w:b/>
         <w:bCs/>
       </w:rPr>
@@ -5833,12 +6173,14 @@
     </w:tblStylePr>
     <w:tblStylePr w:type="firstCol">
       <w:rPr>
+        <w:rFonts w:eastAsia="黑体"/>
         <w:b/>
         <w:bCs/>
       </w:rPr>
     </w:tblStylePr>
     <w:tblStylePr w:type="lastCol">
       <w:rPr>
+        <w:rFonts w:eastAsia="黑体"/>
         <w:b/>
         <w:bCs/>
       </w:rPr>
@@ -5896,6 +6238,7 @@
         <w:spacing w:after="0" w:before="0" w:line="240" w:lineRule="auto"/>
       </w:pPr>
       <w:rPr>
+        <w:rFonts w:eastAsia="黑体"/>
         <w:b/>
         <w:bCs/>
         <w:color w:themeColor="background1" w:val="FFFFFF"/>
@@ -5910,6 +6253,7 @@
         <w:spacing w:after="0" w:before="0" w:line="240" w:lineRule="auto"/>
       </w:pPr>
       <w:rPr>
+        <w:rFonts w:eastAsia="黑体"/>
         <w:b/>
         <w:bCs/>
       </w:rPr>
@@ -5925,12 +6269,14 @@
     </w:tblStylePr>
     <w:tblStylePr w:type="firstCol">
       <w:rPr>
+        <w:rFonts w:eastAsia="黑体"/>
         <w:b/>
         <w:bCs/>
       </w:rPr>
     </w:tblStylePr>
     <w:tblStylePr w:type="lastCol">
       <w:rPr>
+        <w:rFonts w:eastAsia="黑体"/>
         <w:b/>
         <w:bCs/>
       </w:rPr>
@@ -5990,7 +6336,7 @@
         <w:spacing w:after="0" w:before="0" w:line="240" w:lineRule="auto"/>
       </w:pPr>
       <w:rPr>
-        <w:rFonts w:asciiTheme="majorHAnsi" w:cstheme="majorBidi" w:eastAsiaTheme="majorEastAsia" w:hAnsiTheme="majorHAnsi"/>
+        <w:rFonts w:asciiTheme="majorHAnsi" w:cstheme="majorBidi" w:hAnsiTheme="majorHAnsi" w:eastAsia="黑体"/>
         <w:b/>
         <w:bCs/>
       </w:rPr>
@@ -6011,7 +6357,7 @@
         <w:spacing w:after="0" w:before="0" w:line="240" w:lineRule="auto"/>
       </w:pPr>
       <w:rPr>
-        <w:rFonts w:asciiTheme="majorHAnsi" w:cstheme="majorBidi" w:eastAsiaTheme="majorEastAsia" w:hAnsiTheme="majorHAnsi"/>
+        <w:rFonts w:asciiTheme="majorHAnsi" w:cstheme="majorBidi" w:hAnsiTheme="majorHAnsi" w:eastAsia="黑体"/>
         <w:b/>
         <w:bCs/>
       </w:rPr>
@@ -6029,14 +6375,14 @@
     </w:tblStylePr>
     <w:tblStylePr w:type="firstCol">
       <w:rPr>
-        <w:rFonts w:asciiTheme="majorHAnsi" w:cstheme="majorBidi" w:eastAsiaTheme="majorEastAsia" w:hAnsiTheme="majorHAnsi"/>
+        <w:rFonts w:asciiTheme="majorHAnsi" w:cstheme="majorBidi" w:hAnsiTheme="majorHAnsi" w:eastAsia="黑体"/>
         <w:b/>
         <w:bCs/>
       </w:rPr>
     </w:tblStylePr>
     <w:tblStylePr w:type="lastCol">
       <w:rPr>
-        <w:rFonts w:asciiTheme="majorHAnsi" w:cstheme="majorBidi" w:eastAsiaTheme="majorEastAsia" w:hAnsiTheme="majorHAnsi"/>
+        <w:rFonts w:asciiTheme="majorHAnsi" w:cstheme="majorBidi" w:hAnsiTheme="majorHAnsi" w:eastAsia="黑体"/>
         <w:b/>
         <w:bCs/>
       </w:rPr>
@@ -6120,7 +6466,7 @@
         <w:spacing w:after="0" w:before="0" w:line="240" w:lineRule="auto"/>
       </w:pPr>
       <w:rPr>
-        <w:rFonts w:asciiTheme="majorHAnsi" w:cstheme="majorBidi" w:eastAsiaTheme="majorEastAsia" w:hAnsiTheme="majorHAnsi"/>
+        <w:rFonts w:asciiTheme="majorHAnsi" w:cstheme="majorBidi" w:hAnsiTheme="majorHAnsi" w:eastAsia="黑体"/>
         <w:b/>
         <w:bCs/>
       </w:rPr>
@@ -6141,7 +6487,7 @@
         <w:spacing w:after="0" w:before="0" w:line="240" w:lineRule="auto"/>
       </w:pPr>
       <w:rPr>
-        <w:rFonts w:asciiTheme="majorHAnsi" w:cstheme="majorBidi" w:eastAsiaTheme="majorEastAsia" w:hAnsiTheme="majorHAnsi"/>
+        <w:rFonts w:asciiTheme="majorHAnsi" w:cstheme="majorBidi" w:hAnsiTheme="majorHAnsi" w:eastAsia="黑体"/>
         <w:b/>
         <w:bCs/>
       </w:rPr>
@@ -6159,14 +6505,14 @@
     </w:tblStylePr>
     <w:tblStylePr w:type="firstCol">
       <w:rPr>
-        <w:rFonts w:asciiTheme="majorHAnsi" w:cstheme="majorBidi" w:eastAsiaTheme="majorEastAsia" w:hAnsiTheme="majorHAnsi"/>
+        <w:rFonts w:asciiTheme="majorHAnsi" w:cstheme="majorBidi" w:hAnsiTheme="majorHAnsi" w:eastAsia="黑体"/>
         <w:b/>
         <w:bCs/>
       </w:rPr>
     </w:tblStylePr>
     <w:tblStylePr w:type="lastCol">
       <w:rPr>
-        <w:rFonts w:asciiTheme="majorHAnsi" w:cstheme="majorBidi" w:eastAsiaTheme="majorEastAsia" w:hAnsiTheme="majorHAnsi"/>
+        <w:rFonts w:asciiTheme="majorHAnsi" w:cstheme="majorBidi" w:hAnsiTheme="majorHAnsi" w:eastAsia="黑体"/>
         <w:b/>
         <w:bCs/>
       </w:rPr>
@@ -6250,7 +6596,7 @@
         <w:spacing w:after="0" w:before="0" w:line="240" w:lineRule="auto"/>
       </w:pPr>
       <w:rPr>
-        <w:rFonts w:asciiTheme="majorHAnsi" w:cstheme="majorBidi" w:eastAsiaTheme="majorEastAsia" w:hAnsiTheme="majorHAnsi"/>
+        <w:rFonts w:asciiTheme="majorHAnsi" w:cstheme="majorBidi" w:hAnsiTheme="majorHAnsi" w:eastAsia="黑体"/>
         <w:b/>
         <w:bCs/>
       </w:rPr>
@@ -6271,7 +6617,7 @@
         <w:spacing w:after="0" w:before="0" w:line="240" w:lineRule="auto"/>
       </w:pPr>
       <w:rPr>
-        <w:rFonts w:asciiTheme="majorHAnsi" w:cstheme="majorBidi" w:eastAsiaTheme="majorEastAsia" w:hAnsiTheme="majorHAnsi"/>
+        <w:rFonts w:asciiTheme="majorHAnsi" w:cstheme="majorBidi" w:hAnsiTheme="majorHAnsi" w:eastAsia="黑体"/>
         <w:b/>
         <w:bCs/>
       </w:rPr>
@@ -6289,14 +6635,14 @@
     </w:tblStylePr>
     <w:tblStylePr w:type="firstCol">
       <w:rPr>
-        <w:rFonts w:asciiTheme="majorHAnsi" w:cstheme="majorBidi" w:eastAsiaTheme="majorEastAsia" w:hAnsiTheme="majorHAnsi"/>
+        <w:rFonts w:asciiTheme="majorHAnsi" w:cstheme="majorBidi" w:hAnsiTheme="majorHAnsi" w:eastAsia="黑体"/>
         <w:b/>
         <w:bCs/>
       </w:rPr>
     </w:tblStylePr>
     <w:tblStylePr w:type="lastCol">
       <w:rPr>
-        <w:rFonts w:asciiTheme="majorHAnsi" w:cstheme="majorBidi" w:eastAsiaTheme="majorEastAsia" w:hAnsiTheme="majorHAnsi"/>
+        <w:rFonts w:asciiTheme="majorHAnsi" w:cstheme="majorBidi" w:hAnsiTheme="majorHAnsi" w:eastAsia="黑体"/>
         <w:b/>
         <w:bCs/>
       </w:rPr>
@@ -6380,7 +6726,7 @@
         <w:spacing w:after="0" w:before="0" w:line="240" w:lineRule="auto"/>
       </w:pPr>
       <w:rPr>
-        <w:rFonts w:asciiTheme="majorHAnsi" w:cstheme="majorBidi" w:eastAsiaTheme="majorEastAsia" w:hAnsiTheme="majorHAnsi"/>
+        <w:rFonts w:asciiTheme="majorHAnsi" w:cstheme="majorBidi" w:hAnsiTheme="majorHAnsi" w:eastAsia="黑体"/>
         <w:b/>
         <w:bCs/>
       </w:rPr>
@@ -6401,7 +6747,7 @@
         <w:spacing w:after="0" w:before="0" w:line="240" w:lineRule="auto"/>
       </w:pPr>
       <w:rPr>
-        <w:rFonts w:asciiTheme="majorHAnsi" w:cstheme="majorBidi" w:eastAsiaTheme="majorEastAsia" w:hAnsiTheme="majorHAnsi"/>
+        <w:rFonts w:asciiTheme="majorHAnsi" w:cstheme="majorBidi" w:hAnsiTheme="majorHAnsi" w:eastAsia="黑体"/>
         <w:b/>
         <w:bCs/>
       </w:rPr>
@@ -6419,14 +6765,14 @@
     </w:tblStylePr>
     <w:tblStylePr w:type="firstCol">
       <w:rPr>
-        <w:rFonts w:asciiTheme="majorHAnsi" w:cstheme="majorBidi" w:eastAsiaTheme="majorEastAsia" w:hAnsiTheme="majorHAnsi"/>
+        <w:rFonts w:asciiTheme="majorHAnsi" w:cstheme="majorBidi" w:hAnsiTheme="majorHAnsi" w:eastAsia="黑体"/>
         <w:b/>
         <w:bCs/>
       </w:rPr>
     </w:tblStylePr>
     <w:tblStylePr w:type="lastCol">
       <w:rPr>
-        <w:rFonts w:asciiTheme="majorHAnsi" w:cstheme="majorBidi" w:eastAsiaTheme="majorEastAsia" w:hAnsiTheme="majorHAnsi"/>
+        <w:rFonts w:asciiTheme="majorHAnsi" w:cstheme="majorBidi" w:hAnsiTheme="majorHAnsi" w:eastAsia="黑体"/>
         <w:b/>
         <w:bCs/>
       </w:rPr>
@@ -6510,7 +6856,7 @@
         <w:spacing w:after="0" w:before="0" w:line="240" w:lineRule="auto"/>
       </w:pPr>
       <w:rPr>
-        <w:rFonts w:asciiTheme="majorHAnsi" w:cstheme="majorBidi" w:eastAsiaTheme="majorEastAsia" w:hAnsiTheme="majorHAnsi"/>
+        <w:rFonts w:asciiTheme="majorHAnsi" w:cstheme="majorBidi" w:hAnsiTheme="majorHAnsi" w:eastAsia="黑体"/>
         <w:b/>
         <w:bCs/>
       </w:rPr>
@@ -6531,7 +6877,7 @@
         <w:spacing w:after="0" w:before="0" w:line="240" w:lineRule="auto"/>
       </w:pPr>
       <w:rPr>
-        <w:rFonts w:asciiTheme="majorHAnsi" w:cstheme="majorBidi" w:eastAsiaTheme="majorEastAsia" w:hAnsiTheme="majorHAnsi"/>
+        <w:rFonts w:asciiTheme="majorHAnsi" w:cstheme="majorBidi" w:hAnsiTheme="majorHAnsi" w:eastAsia="黑体"/>
         <w:b/>
         <w:bCs/>
       </w:rPr>
@@ -6549,14 +6895,14 @@
     </w:tblStylePr>
     <w:tblStylePr w:type="firstCol">
       <w:rPr>
-        <w:rFonts w:asciiTheme="majorHAnsi" w:cstheme="majorBidi" w:eastAsiaTheme="majorEastAsia" w:hAnsiTheme="majorHAnsi"/>
+        <w:rFonts w:asciiTheme="majorHAnsi" w:cstheme="majorBidi" w:hAnsiTheme="majorHAnsi" w:eastAsia="黑体"/>
         <w:b/>
         <w:bCs/>
       </w:rPr>
     </w:tblStylePr>
     <w:tblStylePr w:type="lastCol">
       <w:rPr>
-        <w:rFonts w:asciiTheme="majorHAnsi" w:cstheme="majorBidi" w:eastAsiaTheme="majorEastAsia" w:hAnsiTheme="majorHAnsi"/>
+        <w:rFonts w:asciiTheme="majorHAnsi" w:cstheme="majorBidi" w:hAnsiTheme="majorHAnsi" w:eastAsia="黑体"/>
         <w:b/>
         <w:bCs/>
       </w:rPr>
@@ -6640,7 +6986,7 @@
         <w:spacing w:after="0" w:before="0" w:line="240" w:lineRule="auto"/>
       </w:pPr>
       <w:rPr>
-        <w:rFonts w:asciiTheme="majorHAnsi" w:cstheme="majorBidi" w:eastAsiaTheme="majorEastAsia" w:hAnsiTheme="majorHAnsi"/>
+        <w:rFonts w:asciiTheme="majorHAnsi" w:cstheme="majorBidi" w:hAnsiTheme="majorHAnsi" w:eastAsia="黑体"/>
         <w:b/>
         <w:bCs/>
       </w:rPr>
@@ -6661,7 +7007,7 @@
         <w:spacing w:after="0" w:before="0" w:line="240" w:lineRule="auto"/>
       </w:pPr>
       <w:rPr>
-        <w:rFonts w:asciiTheme="majorHAnsi" w:cstheme="majorBidi" w:eastAsiaTheme="majorEastAsia" w:hAnsiTheme="majorHAnsi"/>
+        <w:rFonts w:asciiTheme="majorHAnsi" w:cstheme="majorBidi" w:hAnsiTheme="majorHAnsi" w:eastAsia="黑体"/>
         <w:b/>
         <w:bCs/>
       </w:rPr>
@@ -6679,14 +7025,14 @@
     </w:tblStylePr>
     <w:tblStylePr w:type="firstCol">
       <w:rPr>
-        <w:rFonts w:asciiTheme="majorHAnsi" w:cstheme="majorBidi" w:eastAsiaTheme="majorEastAsia" w:hAnsiTheme="majorHAnsi"/>
+        <w:rFonts w:asciiTheme="majorHAnsi" w:cstheme="majorBidi" w:hAnsiTheme="majorHAnsi" w:eastAsia="黑体"/>
         <w:b/>
         <w:bCs/>
       </w:rPr>
     </w:tblStylePr>
     <w:tblStylePr w:type="lastCol">
       <w:rPr>
-        <w:rFonts w:asciiTheme="majorHAnsi" w:cstheme="majorBidi" w:eastAsiaTheme="majorEastAsia" w:hAnsiTheme="majorHAnsi"/>
+        <w:rFonts w:asciiTheme="majorHAnsi" w:cstheme="majorBidi" w:hAnsiTheme="majorHAnsi" w:eastAsia="黑体"/>
         <w:b/>
         <w:bCs/>
       </w:rPr>
@@ -6770,7 +7116,7 @@
         <w:spacing w:after="0" w:before="0" w:line="240" w:lineRule="auto"/>
       </w:pPr>
       <w:rPr>
-        <w:rFonts w:asciiTheme="majorHAnsi" w:cstheme="majorBidi" w:eastAsiaTheme="majorEastAsia" w:hAnsiTheme="majorHAnsi"/>
+        <w:rFonts w:asciiTheme="majorHAnsi" w:cstheme="majorBidi" w:hAnsiTheme="majorHAnsi" w:eastAsia="黑体"/>
         <w:b/>
         <w:bCs/>
       </w:rPr>
@@ -6791,7 +7137,7 @@
         <w:spacing w:after="0" w:before="0" w:line="240" w:lineRule="auto"/>
       </w:pPr>
       <w:rPr>
-        <w:rFonts w:asciiTheme="majorHAnsi" w:cstheme="majorBidi" w:eastAsiaTheme="majorEastAsia" w:hAnsiTheme="majorHAnsi"/>
+        <w:rFonts w:asciiTheme="majorHAnsi" w:cstheme="majorBidi" w:hAnsiTheme="majorHAnsi" w:eastAsia="黑体"/>
         <w:b/>
         <w:bCs/>
       </w:rPr>
@@ -6809,14 +7155,14 @@
     </w:tblStylePr>
     <w:tblStylePr w:type="firstCol">
       <w:rPr>
-        <w:rFonts w:asciiTheme="majorHAnsi" w:cstheme="majorBidi" w:eastAsiaTheme="majorEastAsia" w:hAnsiTheme="majorHAnsi"/>
+        <w:rFonts w:asciiTheme="majorHAnsi" w:cstheme="majorBidi" w:hAnsiTheme="majorHAnsi" w:eastAsia="黑体"/>
         <w:b/>
         <w:bCs/>
       </w:rPr>
     </w:tblStylePr>
     <w:tblStylePr w:type="lastCol">
       <w:rPr>
-        <w:rFonts w:asciiTheme="majorHAnsi" w:cstheme="majorBidi" w:eastAsiaTheme="majorEastAsia" w:hAnsiTheme="majorHAnsi"/>
+        <w:rFonts w:asciiTheme="majorHAnsi" w:cstheme="majorBidi" w:hAnsiTheme="majorHAnsi" w:eastAsia="黑体"/>
         <w:b/>
         <w:bCs/>
       </w:rPr>
@@ -6899,6 +7245,7 @@
         <w:spacing w:after="0" w:before="0" w:line="240" w:lineRule="auto"/>
       </w:pPr>
       <w:rPr>
+        <w:rFonts w:eastAsia="黑体"/>
         <w:b/>
         <w:bCs/>
         <w:color w:themeColor="background1" w:val="FFFFFF"/>
@@ -6921,6 +7268,7 @@
         <w:spacing w:after="0" w:before="0" w:line="240" w:lineRule="auto"/>
       </w:pPr>
       <w:rPr>
+        <w:rFonts w:eastAsia="黑体"/>
         <w:b/>
         <w:bCs/>
       </w:rPr>
@@ -6938,12 +7286,14 @@
     </w:tblStylePr>
     <w:tblStylePr w:type="firstCol">
       <w:rPr>
+        <w:rFonts w:eastAsia="黑体"/>
         <w:b/>
         <w:bCs/>
       </w:rPr>
     </w:tblStylePr>
     <w:tblStylePr w:type="lastCol">
       <w:rPr>
+        <w:rFonts w:eastAsia="黑体"/>
         <w:b/>
         <w:bCs/>
       </w:rPr>
@@ -7005,6 +7355,7 @@
         <w:spacing w:after="0" w:before="0" w:line="240" w:lineRule="auto"/>
       </w:pPr>
       <w:rPr>
+        <w:rFonts w:eastAsia="黑体"/>
         <w:b/>
         <w:bCs/>
         <w:color w:themeColor="background1" w:val="FFFFFF"/>
@@ -7027,6 +7378,7 @@
         <w:spacing w:after="0" w:before="0" w:line="240" w:lineRule="auto"/>
       </w:pPr>
       <w:rPr>
+        <w:rFonts w:eastAsia="黑体"/>
         <w:b/>
         <w:bCs/>
       </w:rPr>
@@ -7044,12 +7396,14 @@
     </w:tblStylePr>
     <w:tblStylePr w:type="firstCol">
       <w:rPr>
+        <w:rFonts w:eastAsia="黑体"/>
         <w:b/>
         <w:bCs/>
       </w:rPr>
     </w:tblStylePr>
     <w:tblStylePr w:type="lastCol">
       <w:rPr>
+        <w:rFonts w:eastAsia="黑体"/>
         <w:b/>
         <w:bCs/>
       </w:rPr>
@@ -7111,6 +7465,7 @@
         <w:spacing w:after="0" w:before="0" w:line="240" w:lineRule="auto"/>
       </w:pPr>
       <w:rPr>
+        <w:rFonts w:eastAsia="黑体"/>
         <w:b/>
         <w:bCs/>
         <w:color w:themeColor="background1" w:val="FFFFFF"/>
@@ -7133,6 +7488,7 @@
         <w:spacing w:after="0" w:before="0" w:line="240" w:lineRule="auto"/>
       </w:pPr>
       <w:rPr>
+        <w:rFonts w:eastAsia="黑体"/>
         <w:b/>
         <w:bCs/>
       </w:rPr>
@@ -7150,12 +7506,14 @@
     </w:tblStylePr>
     <w:tblStylePr w:type="firstCol">
       <w:rPr>
+        <w:rFonts w:eastAsia="黑体"/>
         <w:b/>
         <w:bCs/>
       </w:rPr>
     </w:tblStylePr>
     <w:tblStylePr w:type="lastCol">
       <w:rPr>
+        <w:rFonts w:eastAsia="黑体"/>
         <w:b/>
         <w:bCs/>
       </w:rPr>
@@ -7217,6 +7575,7 @@
         <w:spacing w:after="0" w:before="0" w:line="240" w:lineRule="auto"/>
       </w:pPr>
       <w:rPr>
+        <w:rFonts w:eastAsia="黑体"/>
         <w:b/>
         <w:bCs/>
         <w:color w:themeColor="background1" w:val="FFFFFF"/>
@@ -7239,6 +7598,7 @@
         <w:spacing w:after="0" w:before="0" w:line="240" w:lineRule="auto"/>
       </w:pPr>
       <w:rPr>
+        <w:rFonts w:eastAsia="黑体"/>
         <w:b/>
         <w:bCs/>
       </w:rPr>
@@ -7256,12 +7616,14 @@
     </w:tblStylePr>
     <w:tblStylePr w:type="firstCol">
       <w:rPr>
+        <w:rFonts w:eastAsia="黑体"/>
         <w:b/>
         <w:bCs/>
       </w:rPr>
     </w:tblStylePr>
     <w:tblStylePr w:type="lastCol">
       <w:rPr>
+        <w:rFonts w:eastAsia="黑体"/>
         <w:b/>
         <w:bCs/>
       </w:rPr>
@@ -7323,6 +7685,7 @@
         <w:spacing w:after="0" w:before="0" w:line="240" w:lineRule="auto"/>
       </w:pPr>
       <w:rPr>
+        <w:rFonts w:eastAsia="黑体"/>
         <w:b/>
         <w:bCs/>
         <w:color w:themeColor="background1" w:val="FFFFFF"/>
@@ -7345,6 +7708,7 @@
         <w:spacing w:after="0" w:before="0" w:line="240" w:lineRule="auto"/>
       </w:pPr>
       <w:rPr>
+        <w:rFonts w:eastAsia="黑体"/>
         <w:b/>
         <w:bCs/>
       </w:rPr>
@@ -7362,12 +7726,14 @@
     </w:tblStylePr>
     <w:tblStylePr w:type="firstCol">
       <w:rPr>
+        <w:rFonts w:eastAsia="黑体"/>
         <w:b/>
         <w:bCs/>
       </w:rPr>
     </w:tblStylePr>
     <w:tblStylePr w:type="lastCol">
       <w:rPr>
+        <w:rFonts w:eastAsia="黑体"/>
         <w:b/>
         <w:bCs/>
       </w:rPr>
@@ -7429,6 +7795,7 @@
         <w:spacing w:after="0" w:before="0" w:line="240" w:lineRule="auto"/>
       </w:pPr>
       <w:rPr>
+        <w:rFonts w:eastAsia="黑体"/>
         <w:b/>
         <w:bCs/>
         <w:color w:themeColor="background1" w:val="FFFFFF"/>
@@ -7451,6 +7818,7 @@
         <w:spacing w:after="0" w:before="0" w:line="240" w:lineRule="auto"/>
       </w:pPr>
       <w:rPr>
+        <w:rFonts w:eastAsia="黑体"/>
         <w:b/>
         <w:bCs/>
       </w:rPr>
@@ -7468,12 +7836,14 @@
     </w:tblStylePr>
     <w:tblStylePr w:type="firstCol">
       <w:rPr>
+        <w:rFonts w:eastAsia="黑体"/>
         <w:b/>
         <w:bCs/>
       </w:rPr>
     </w:tblStylePr>
     <w:tblStylePr w:type="lastCol">
       <w:rPr>
+        <w:rFonts w:eastAsia="黑体"/>
         <w:b/>
         <w:bCs/>
       </w:rPr>
@@ -7535,6 +7905,7 @@
         <w:spacing w:after="0" w:before="0" w:line="240" w:lineRule="auto"/>
       </w:pPr>
       <w:rPr>
+        <w:rFonts w:eastAsia="黑体"/>
         <w:b/>
         <w:bCs/>
         <w:color w:themeColor="background1" w:val="FFFFFF"/>
@@ -7557,6 +7928,7 @@
         <w:spacing w:after="0" w:before="0" w:line="240" w:lineRule="auto"/>
       </w:pPr>
       <w:rPr>
+        <w:rFonts w:eastAsia="黑体"/>
         <w:b/>
         <w:bCs/>
       </w:rPr>
@@ -7574,12 +7946,14 @@
     </w:tblStylePr>
     <w:tblStylePr w:type="firstCol">
       <w:rPr>
+        <w:rFonts w:eastAsia="黑体"/>
         <w:b/>
         <w:bCs/>
       </w:rPr>
     </w:tblStylePr>
     <w:tblStylePr w:type="lastCol">
       <w:rPr>
+        <w:rFonts w:eastAsia="黑体"/>
         <w:b/>
         <w:bCs/>
       </w:rPr>
@@ -7638,6 +8012,7 @@
         <w:spacing w:after="0" w:before="0" w:line="240" w:lineRule="auto"/>
       </w:pPr>
       <w:rPr>
+        <w:rFonts w:eastAsia="黑体"/>
         <w:b/>
         <w:bCs/>
         <w:color w:themeColor="background1" w:val="FFFFFF"/>
@@ -7660,6 +8035,7 @@
         <w:spacing w:after="0" w:before="0" w:line="240" w:lineRule="auto"/>
       </w:pPr>
       <w:rPr>
+        <w:rFonts w:eastAsia="黑体"/>
         <w:color w:val="auto"/>
       </w:rPr>
       <w:tblPr/>
@@ -7677,6 +8053,7 @@
     </w:tblStylePr>
     <w:tblStylePr w:type="firstCol">
       <w:rPr>
+        <w:rFonts w:eastAsia="黑体"/>
         <w:b/>
         <w:bCs/>
         <w:color w:themeColor="background1" w:val="FFFFFF"/>
@@ -7696,6 +8073,7 @@
     </w:tblStylePr>
     <w:tblStylePr w:type="lastCol">
       <w:rPr>
+        <w:rFonts w:eastAsia="黑体"/>
         <w:b/>
         <w:bCs/>
         <w:color w:themeColor="background1" w:val="FFFFFF"/>
@@ -7744,6 +8122,7 @@
     </w:tblStylePr>
     <w:tblStylePr w:type="nwCell">
       <w:rPr>
+        <w:rFonts w:eastAsia="黑体"/>
         <w:color w:themeColor="background1" w:val="FFFFFF"/>
       </w:rPr>
       <w:tblPr/>
@@ -7787,6 +8166,7 @@
         <w:spacing w:after="0" w:before="0" w:line="240" w:lineRule="auto"/>
       </w:pPr>
       <w:rPr>
+        <w:rFonts w:eastAsia="黑体"/>
         <w:b/>
         <w:bCs/>
         <w:color w:themeColor="background1" w:val="FFFFFF"/>
@@ -7809,6 +8189,7 @@
         <w:spacing w:after="0" w:before="0" w:line="240" w:lineRule="auto"/>
       </w:pPr>
       <w:rPr>
+        <w:rFonts w:eastAsia="黑体"/>
         <w:color w:val="auto"/>
       </w:rPr>
       <w:tblPr/>
@@ -7826,6 +8207,7 @@
     </w:tblStylePr>
     <w:tblStylePr w:type="firstCol">
       <w:rPr>
+        <w:rFonts w:eastAsia="黑体"/>
         <w:b/>
         <w:bCs/>
         <w:color w:themeColor="background1" w:val="FFFFFF"/>
@@ -7845,6 +8227,7 @@
     </w:tblStylePr>
     <w:tblStylePr w:type="lastCol">
       <w:rPr>
+        <w:rFonts w:eastAsia="黑体"/>
         <w:b/>
         <w:bCs/>
         <w:color w:themeColor="background1" w:val="FFFFFF"/>
@@ -7893,6 +8276,7 @@
     </w:tblStylePr>
     <w:tblStylePr w:type="nwCell">
       <w:rPr>
+        <w:rFonts w:eastAsia="黑体"/>
         <w:color w:themeColor="background1" w:val="FFFFFF"/>
       </w:rPr>
       <w:tblPr/>
@@ -7936,6 +8320,7 @@
         <w:spacing w:after="0" w:before="0" w:line="240" w:lineRule="auto"/>
       </w:pPr>
       <w:rPr>
+        <w:rFonts w:eastAsia="黑体"/>
         <w:b/>
         <w:bCs/>
         <w:color w:themeColor="background1" w:val="FFFFFF"/>
@@ -7958,6 +8343,7 @@
         <w:spacing w:after="0" w:before="0" w:line="240" w:lineRule="auto"/>
       </w:pPr>
       <w:rPr>
+        <w:rFonts w:eastAsia="黑体"/>
         <w:color w:val="auto"/>
       </w:rPr>
       <w:tblPr/>
@@ -7975,6 +8361,7 @@
     </w:tblStylePr>
     <w:tblStylePr w:type="firstCol">
       <w:rPr>
+        <w:rFonts w:eastAsia="黑体"/>
         <w:b/>
         <w:bCs/>
         <w:color w:themeColor="background1" w:val="FFFFFF"/>
@@ -7994,6 +8381,7 @@
     </w:tblStylePr>
     <w:tblStylePr w:type="lastCol">
       <w:rPr>
+        <w:rFonts w:eastAsia="黑体"/>
         <w:b/>
         <w:bCs/>
         <w:color w:themeColor="background1" w:val="FFFFFF"/>
@@ -8042,6 +8430,7 @@
     </w:tblStylePr>
     <w:tblStylePr w:type="nwCell">
       <w:rPr>
+        <w:rFonts w:eastAsia="黑体"/>
         <w:color w:themeColor="background1" w:val="FFFFFF"/>
       </w:rPr>
       <w:tblPr/>
@@ -8085,6 +8474,7 @@
         <w:spacing w:after="0" w:before="0" w:line="240" w:lineRule="auto"/>
       </w:pPr>
       <w:rPr>
+        <w:rFonts w:eastAsia="黑体"/>
         <w:b/>
         <w:bCs/>
         <w:color w:themeColor="background1" w:val="FFFFFF"/>
@@ -8107,6 +8497,7 @@
         <w:spacing w:after="0" w:before="0" w:line="240" w:lineRule="auto"/>
       </w:pPr>
       <w:rPr>
+        <w:rFonts w:eastAsia="黑体"/>
         <w:color w:val="auto"/>
       </w:rPr>
       <w:tblPr/>
@@ -8124,6 +8515,7 @@
     </w:tblStylePr>
     <w:tblStylePr w:type="firstCol">
       <w:rPr>
+        <w:rFonts w:eastAsia="黑体"/>
         <w:b/>
         <w:bCs/>
         <w:color w:themeColor="background1" w:val="FFFFFF"/>
@@ -8143,6 +8535,7 @@
     </w:tblStylePr>
     <w:tblStylePr w:type="lastCol">
       <w:rPr>
+        <w:rFonts w:eastAsia="黑体"/>
         <w:b/>
         <w:bCs/>
         <w:color w:themeColor="background1" w:val="FFFFFF"/>
@@ -8191,6 +8584,7 @@
     </w:tblStylePr>
     <w:tblStylePr w:type="nwCell">
       <w:rPr>
+        <w:rFonts w:eastAsia="黑体"/>
         <w:color w:themeColor="background1" w:val="FFFFFF"/>
       </w:rPr>
       <w:tblPr/>
@@ -8234,6 +8628,7 @@
         <w:spacing w:after="0" w:before="0" w:line="240" w:lineRule="auto"/>
       </w:pPr>
       <w:rPr>
+        <w:rFonts w:eastAsia="黑体"/>
         <w:b/>
         <w:bCs/>
         <w:color w:themeColor="background1" w:val="FFFFFF"/>
@@ -8256,6 +8651,7 @@
         <w:spacing w:after="0" w:before="0" w:line="240" w:lineRule="auto"/>
       </w:pPr>
       <w:rPr>
+        <w:rFonts w:eastAsia="黑体"/>
         <w:color w:val="auto"/>
       </w:rPr>
       <w:tblPr/>
@@ -8273,6 +8669,7 @@
     </w:tblStylePr>
     <w:tblStylePr w:type="firstCol">
       <w:rPr>
+        <w:rFonts w:eastAsia="黑体"/>
         <w:b/>
         <w:bCs/>
         <w:color w:themeColor="background1" w:val="FFFFFF"/>
@@ -8292,6 +8689,7 @@
     </w:tblStylePr>
     <w:tblStylePr w:type="lastCol">
       <w:rPr>
+        <w:rFonts w:eastAsia="黑体"/>
         <w:b/>
         <w:bCs/>
         <w:color w:themeColor="background1" w:val="FFFFFF"/>
@@ -8340,6 +8738,7 @@
     </w:tblStylePr>
     <w:tblStylePr w:type="nwCell">
       <w:rPr>
+        <w:rFonts w:eastAsia="黑体"/>
         <w:color w:themeColor="background1" w:val="FFFFFF"/>
       </w:rPr>
       <w:tblPr/>
@@ -8383,6 +8782,7 @@
         <w:spacing w:after="0" w:before="0" w:line="240" w:lineRule="auto"/>
       </w:pPr>
       <w:rPr>
+        <w:rFonts w:eastAsia="黑体"/>
         <w:b/>
         <w:bCs/>
         <w:color w:themeColor="background1" w:val="FFFFFF"/>
@@ -8405,6 +8805,7 @@
         <w:spacing w:after="0" w:before="0" w:line="240" w:lineRule="auto"/>
       </w:pPr>
       <w:rPr>
+        <w:rFonts w:eastAsia="黑体"/>
         <w:color w:val="auto"/>
       </w:rPr>
       <w:tblPr/>
@@ -8422,6 +8823,7 @@
     </w:tblStylePr>
     <w:tblStylePr w:type="firstCol">
       <w:rPr>
+        <w:rFonts w:eastAsia="黑体"/>
         <w:b/>
         <w:bCs/>
         <w:color w:themeColor="background1" w:val="FFFFFF"/>
@@ -8441,6 +8843,7 @@
     </w:tblStylePr>
     <w:tblStylePr w:type="lastCol">
       <w:rPr>
+        <w:rFonts w:eastAsia="黑体"/>
         <w:b/>
         <w:bCs/>
         <w:color w:themeColor="background1" w:val="FFFFFF"/>
@@ -8489,6 +8892,7 @@
     </w:tblStylePr>
     <w:tblStylePr w:type="nwCell">
       <w:rPr>
+        <w:rFonts w:eastAsia="黑体"/>
         <w:color w:themeColor="background1" w:val="FFFFFF"/>
       </w:rPr>
       <w:tblPr/>
@@ -8532,6 +8936,7 @@
         <w:spacing w:after="0" w:before="0" w:line="240" w:lineRule="auto"/>
       </w:pPr>
       <w:rPr>
+        <w:rFonts w:eastAsia="黑体"/>
         <w:b/>
         <w:bCs/>
         <w:color w:themeColor="background1" w:val="FFFFFF"/>
@@ -8554,6 +8959,7 @@
         <w:spacing w:after="0" w:before="0" w:line="240" w:lineRule="auto"/>
       </w:pPr>
       <w:rPr>
+        <w:rFonts w:eastAsia="黑体"/>
         <w:color w:val="auto"/>
       </w:rPr>
       <w:tblPr/>
@@ -8571,6 +8977,7 @@
     </w:tblStylePr>
     <w:tblStylePr w:type="firstCol">
       <w:rPr>
+        <w:rFonts w:eastAsia="黑体"/>
         <w:b/>
         <w:bCs/>
         <w:color w:themeColor="background1" w:val="FFFFFF"/>
@@ -8590,6 +8997,7 @@
     </w:tblStylePr>
     <w:tblStylePr w:type="lastCol">
       <w:rPr>
+        <w:rFonts w:eastAsia="黑体"/>
         <w:b/>
         <w:bCs/>
         <w:color w:themeColor="background1" w:val="FFFFFF"/>
@@ -8638,6 +9046,7 @@
     </w:tblStylePr>
     <w:tblStylePr w:type="nwCell">
       <w:rPr>
+        <w:rFonts w:eastAsia="黑体"/>
         <w:color w:themeColor="background1" w:val="FFFFFF"/>
       </w:rPr>
       <w:tblPr/>
@@ -8662,6 +9071,7 @@
       <w:spacing w:after="0" w:line="240" w:lineRule="auto"/>
     </w:pPr>
     <w:rPr>
+      <w:rFonts w:eastAsia="黑体"/>
       <w:color w:themeColor="text1" w:val="000000"/>
     </w:rPr>
     <w:tblPr>
@@ -8681,7 +9091,7 @@
     </w:tblPr>
     <w:tblStylePr w:type="firstRow">
       <w:rPr>
-        <w:rFonts w:asciiTheme="majorHAnsi" w:cstheme="majorBidi" w:eastAsiaTheme="majorEastAsia" w:hAnsiTheme="majorHAnsi"/>
+        <w:rFonts w:asciiTheme="majorHAnsi" w:cstheme="majorBidi" w:hAnsiTheme="majorHAnsi" w:eastAsia="黑体"/>
       </w:rPr>
       <w:tblPr/>
       <w:tcPr>
@@ -8693,6 +9103,7 @@
     </w:tblStylePr>
     <w:tblStylePr w:type="lastRow">
       <w:rPr>
+        <w:rFonts w:eastAsia="黑体"/>
         <w:b/>
         <w:bCs/>
         <w:color w:themeColor="text2" w:val="1F497D"/>
@@ -8707,12 +9118,14 @@
     </w:tblStylePr>
     <w:tblStylePr w:type="firstCol">
       <w:rPr>
+        <w:rFonts w:eastAsia="黑体"/>
         <w:b/>
         <w:bCs/>
       </w:rPr>
     </w:tblStylePr>
     <w:tblStylePr w:type="lastCol">
       <w:rPr>
+        <w:rFonts w:eastAsia="黑体"/>
         <w:b/>
         <w:bCs/>
       </w:rPr>
@@ -8746,6 +9159,7 @@
       <w:spacing w:after="0" w:line="240" w:lineRule="auto"/>
     </w:pPr>
     <w:rPr>
+      <w:rFonts w:eastAsia="黑体"/>
       <w:color w:themeColor="text1" w:val="000000"/>
     </w:rPr>
     <w:tblPr>
@@ -8765,7 +9179,7 @@
     </w:tblPr>
     <w:tblStylePr w:type="firstRow">
       <w:rPr>
-        <w:rFonts w:asciiTheme="majorHAnsi" w:cstheme="majorBidi" w:eastAsiaTheme="majorEastAsia" w:hAnsiTheme="majorHAnsi"/>
+        <w:rFonts w:asciiTheme="majorHAnsi" w:cstheme="majorBidi" w:hAnsiTheme="majorHAnsi" w:eastAsia="黑体"/>
       </w:rPr>
       <w:tblPr/>
       <w:tcPr>
@@ -8777,6 +9191,7 @@
     </w:tblStylePr>
     <w:tblStylePr w:type="lastRow">
       <w:rPr>
+        <w:rFonts w:eastAsia="黑体"/>
         <w:b/>
         <w:bCs/>
         <w:color w:themeColor="text2" w:val="1F497D"/>
@@ -8791,12 +9206,14 @@
     </w:tblStylePr>
     <w:tblStylePr w:type="firstCol">
       <w:rPr>
+        <w:rFonts w:eastAsia="黑体"/>
         <w:b/>
         <w:bCs/>
       </w:rPr>
     </w:tblStylePr>
     <w:tblStylePr w:type="lastCol">
       <w:rPr>
+        <w:rFonts w:eastAsia="黑体"/>
         <w:b/>
         <w:bCs/>
       </w:rPr>
@@ -8830,6 +9247,7 @@
       <w:spacing w:after="0" w:line="240" w:lineRule="auto"/>
     </w:pPr>
     <w:rPr>
+      <w:rFonts w:eastAsia="黑体"/>
       <w:color w:themeColor="text1" w:val="000000"/>
     </w:rPr>
     <w:tblPr>
@@ -8849,7 +9267,7 @@
     </w:tblPr>
     <w:tblStylePr w:type="firstRow">
       <w:rPr>
-        <w:rFonts w:asciiTheme="majorHAnsi" w:cstheme="majorBidi" w:eastAsiaTheme="majorEastAsia" w:hAnsiTheme="majorHAnsi"/>
+        <w:rFonts w:asciiTheme="majorHAnsi" w:cstheme="majorBidi" w:hAnsiTheme="majorHAnsi" w:eastAsia="黑体"/>
       </w:rPr>
       <w:tblPr/>
       <w:tcPr>
@@ -8861,6 +9279,7 @@
     </w:tblStylePr>
     <w:tblStylePr w:type="lastRow">
       <w:rPr>
+        <w:rFonts w:eastAsia="黑体"/>
         <w:b/>
         <w:bCs/>
         <w:color w:themeColor="text2" w:val="1F497D"/>
@@ -8875,12 +9294,14 @@
     </w:tblStylePr>
     <w:tblStylePr w:type="firstCol">
       <w:rPr>
+        <w:rFonts w:eastAsia="黑体"/>
         <w:b/>
         <w:bCs/>
       </w:rPr>
     </w:tblStylePr>
     <w:tblStylePr w:type="lastCol">
       <w:rPr>
+        <w:rFonts w:eastAsia="黑体"/>
         <w:b/>
         <w:bCs/>
       </w:rPr>
@@ -8914,6 +9335,7 @@
       <w:spacing w:after="0" w:line="240" w:lineRule="auto"/>
     </w:pPr>
     <w:rPr>
+      <w:rFonts w:eastAsia="黑体"/>
       <w:color w:themeColor="text1" w:val="000000"/>
     </w:rPr>
     <w:tblPr>
@@ -8933,7 +9355,7 @@
     </w:tblPr>
     <w:tblStylePr w:type="firstRow">
       <w:rPr>
-        <w:rFonts w:asciiTheme="majorHAnsi" w:cstheme="majorBidi" w:eastAsiaTheme="majorEastAsia" w:hAnsiTheme="majorHAnsi"/>
+        <w:rFonts w:asciiTheme="majorHAnsi" w:cstheme="majorBidi" w:hAnsiTheme="majorHAnsi" w:eastAsia="黑体"/>
       </w:rPr>
       <w:tblPr/>
       <w:tcPr>
@@ -8945,6 +9367,7 @@
     </w:tblStylePr>
     <w:tblStylePr w:type="lastRow">
       <w:rPr>
+        <w:rFonts w:eastAsia="黑体"/>
         <w:b/>
         <w:bCs/>
         <w:color w:themeColor="text2" w:val="1F497D"/>
@@ -8959,12 +9382,14 @@
     </w:tblStylePr>
     <w:tblStylePr w:type="firstCol">
       <w:rPr>
+        <w:rFonts w:eastAsia="黑体"/>
         <w:b/>
         <w:bCs/>
       </w:rPr>
     </w:tblStylePr>
     <w:tblStylePr w:type="lastCol">
       <w:rPr>
+        <w:rFonts w:eastAsia="黑体"/>
         <w:b/>
         <w:bCs/>
       </w:rPr>
@@ -8998,6 +9423,7 @@
       <w:spacing w:after="0" w:line="240" w:lineRule="auto"/>
     </w:pPr>
     <w:rPr>
+      <w:rFonts w:eastAsia="黑体"/>
       <w:color w:themeColor="text1" w:val="000000"/>
     </w:rPr>
     <w:tblPr>
@@ -9017,7 +9443,7 @@
     </w:tblPr>
     <w:tblStylePr w:type="firstRow">
       <w:rPr>
-        <w:rFonts w:asciiTheme="majorHAnsi" w:cstheme="majorBidi" w:eastAsiaTheme="majorEastAsia" w:hAnsiTheme="majorHAnsi"/>
+        <w:rFonts w:asciiTheme="majorHAnsi" w:cstheme="majorBidi" w:hAnsiTheme="majorHAnsi" w:eastAsia="黑体"/>
       </w:rPr>
       <w:tblPr/>
       <w:tcPr>
@@ -9029,6 +9455,7 @@
     </w:tblStylePr>
     <w:tblStylePr w:type="lastRow">
       <w:rPr>
+        <w:rFonts w:eastAsia="黑体"/>
         <w:b/>
         <w:bCs/>
         <w:color w:themeColor="text2" w:val="1F497D"/>
@@ -9043,12 +9470,14 @@
     </w:tblStylePr>
     <w:tblStylePr w:type="firstCol">
       <w:rPr>
+        <w:rFonts w:eastAsia="黑体"/>
         <w:b/>
         <w:bCs/>
       </w:rPr>
     </w:tblStylePr>
     <w:tblStylePr w:type="lastCol">
       <w:rPr>
+        <w:rFonts w:eastAsia="黑体"/>
         <w:b/>
         <w:bCs/>
       </w:rPr>
@@ -9082,6 +9511,7 @@
       <w:spacing w:after="0" w:line="240" w:lineRule="auto"/>
     </w:pPr>
     <w:rPr>
+      <w:rFonts w:eastAsia="黑体"/>
       <w:color w:themeColor="text1" w:val="000000"/>
     </w:rPr>
     <w:tblPr>
@@ -9101,7 +9531,7 @@
     </w:tblPr>
     <w:tblStylePr w:type="firstRow">
       <w:rPr>
-        <w:rFonts w:asciiTheme="majorHAnsi" w:cstheme="majorBidi" w:eastAsiaTheme="majorEastAsia" w:hAnsiTheme="majorHAnsi"/>
+        <w:rFonts w:asciiTheme="majorHAnsi" w:cstheme="majorBidi" w:hAnsiTheme="majorHAnsi" w:eastAsia="黑体"/>
       </w:rPr>
       <w:tblPr/>
       <w:tcPr>
@@ -9113,6 +9543,7 @@
     </w:tblStylePr>
     <w:tblStylePr w:type="lastRow">
       <w:rPr>
+        <w:rFonts w:eastAsia="黑体"/>
         <w:b/>
         <w:bCs/>
         <w:color w:themeColor="text2" w:val="1F497D"/>
@@ -9127,12 +9558,14 @@
     </w:tblStylePr>
     <w:tblStylePr w:type="firstCol">
       <w:rPr>
+        <w:rFonts w:eastAsia="黑体"/>
         <w:b/>
         <w:bCs/>
       </w:rPr>
     </w:tblStylePr>
     <w:tblStylePr w:type="lastCol">
       <w:rPr>
+        <w:rFonts w:eastAsia="黑体"/>
         <w:b/>
         <w:bCs/>
       </w:rPr>
@@ -9166,6 +9599,7 @@
       <w:spacing w:after="0" w:line="240" w:lineRule="auto"/>
     </w:pPr>
     <w:rPr>
+      <w:rFonts w:eastAsia="黑体"/>
       <w:color w:themeColor="text1" w:val="000000"/>
     </w:rPr>
     <w:tblPr>
@@ -9185,7 +9619,7 @@
     </w:tblPr>
     <w:tblStylePr w:type="firstRow">
       <w:rPr>
-        <w:rFonts w:asciiTheme="majorHAnsi" w:cstheme="majorBidi" w:eastAsiaTheme="majorEastAsia" w:hAnsiTheme="majorHAnsi"/>
+        <w:rFonts w:asciiTheme="majorHAnsi" w:cstheme="majorBidi" w:hAnsiTheme="majorHAnsi" w:eastAsia="黑体"/>
       </w:rPr>
       <w:tblPr/>
       <w:tcPr>
@@ -9197,6 +9631,7 @@
     </w:tblStylePr>
     <w:tblStylePr w:type="lastRow">
       <w:rPr>
+        <w:rFonts w:eastAsia="黑体"/>
         <w:b/>
         <w:bCs/>
         <w:color w:themeColor="text2" w:val="1F497D"/>
@@ -9211,12 +9646,14 @@
     </w:tblStylePr>
     <w:tblStylePr w:type="firstCol">
       <w:rPr>
+        <w:rFonts w:eastAsia="黑体"/>
         <w:b/>
         <w:bCs/>
       </w:rPr>
     </w:tblStylePr>
     <w:tblStylePr w:type="lastCol">
       <w:rPr>
+        <w:rFonts w:eastAsia="黑体"/>
         <w:b/>
         <w:bCs/>
       </w:rPr>
@@ -9250,7 +9687,7 @@
       <w:spacing w:after="0" w:line="240" w:lineRule="auto"/>
     </w:pPr>
     <w:rPr>
-      <w:rFonts w:asciiTheme="majorHAnsi" w:cstheme="majorBidi" w:eastAsiaTheme="majorEastAsia" w:hAnsiTheme="majorHAnsi"/>
+      <w:rFonts w:asciiTheme="majorHAnsi" w:cstheme="majorBidi" w:hAnsiTheme="majorHAnsi" w:eastAsia="黑体"/>
       <w:color w:themeColor="text1" w:val="000000"/>
     </w:rPr>
     <w:tblPr>
@@ -9272,6 +9709,7 @@
     </w:tblPr>
     <w:tblStylePr w:type="firstRow">
       <w:rPr>
+        <w:rFonts w:eastAsia="黑体"/>
         <w:sz w:val="24"/>
         <w:szCs w:val="24"/>
       </w:rPr>
@@ -9378,7 +9816,7 @@
       <w:spacing w:after="0" w:line="240" w:lineRule="auto"/>
     </w:pPr>
     <w:rPr>
-      <w:rFonts w:asciiTheme="majorHAnsi" w:cstheme="majorBidi" w:eastAsiaTheme="majorEastAsia" w:hAnsiTheme="majorHAnsi"/>
+      <w:rFonts w:asciiTheme="majorHAnsi" w:cstheme="majorBidi" w:hAnsiTheme="majorHAnsi" w:eastAsia="黑体"/>
       <w:color w:themeColor="text1" w:val="000000"/>
     </w:rPr>
     <w:tblPr>
@@ -9400,6 +9838,7 @@
     </w:tblPr>
     <w:tblStylePr w:type="firstRow">
       <w:rPr>
+        <w:rFonts w:eastAsia="黑体"/>
         <w:sz w:val="24"/>
         <w:szCs w:val="24"/>
       </w:rPr>
@@ -9506,7 +9945,7 @@
       <w:spacing w:after="0" w:line="240" w:lineRule="auto"/>
     </w:pPr>
     <w:rPr>
-      <w:rFonts w:asciiTheme="majorHAnsi" w:cstheme="majorBidi" w:eastAsiaTheme="majorEastAsia" w:hAnsiTheme="majorHAnsi"/>
+      <w:rFonts w:asciiTheme="majorHAnsi" w:cstheme="majorBidi" w:hAnsiTheme="majorHAnsi" w:eastAsia="黑体"/>
       <w:color w:themeColor="text1" w:val="000000"/>
     </w:rPr>
     <w:tblPr>
@@ -9528,6 +9967,7 @@
     </w:tblPr>
     <w:tblStylePr w:type="firstRow">
       <w:rPr>
+        <w:rFonts w:eastAsia="黑体"/>
         <w:sz w:val="24"/>
         <w:szCs w:val="24"/>
       </w:rPr>
@@ -9634,7 +10074,7 @@
       <w:spacing w:after="0" w:line="240" w:lineRule="auto"/>
     </w:pPr>
     <w:rPr>
-      <w:rFonts w:asciiTheme="majorHAnsi" w:cstheme="majorBidi" w:eastAsiaTheme="majorEastAsia" w:hAnsiTheme="majorHAnsi"/>
+      <w:rFonts w:asciiTheme="majorHAnsi" w:cstheme="majorBidi" w:hAnsiTheme="majorHAnsi" w:eastAsia="黑体"/>
       <w:color w:themeColor="text1" w:val="000000"/>
     </w:rPr>
     <w:tblPr>
@@ -9656,6 +10096,7 @@
     </w:tblPr>
     <w:tblStylePr w:type="firstRow">
       <w:rPr>
+        <w:rFonts w:eastAsia="黑体"/>
         <w:sz w:val="24"/>
         <w:szCs w:val="24"/>
       </w:rPr>
@@ -9762,7 +10203,7 @@
       <w:spacing w:after="0" w:line="240" w:lineRule="auto"/>
     </w:pPr>
     <w:rPr>
-      <w:rFonts w:asciiTheme="majorHAnsi" w:cstheme="majorBidi" w:eastAsiaTheme="majorEastAsia" w:hAnsiTheme="majorHAnsi"/>
+      <w:rFonts w:asciiTheme="majorHAnsi" w:cstheme="majorBidi" w:hAnsiTheme="majorHAnsi" w:eastAsia="黑体"/>
       <w:color w:themeColor="text1" w:val="000000"/>
     </w:rPr>
     <w:tblPr>
@@ -9784,6 +10225,7 @@
     </w:tblPr>
     <w:tblStylePr w:type="firstRow">
       <w:rPr>
+        <w:rFonts w:eastAsia="黑体"/>
         <w:sz w:val="24"/>
         <w:szCs w:val="24"/>
       </w:rPr>
@@ -9890,7 +10332,7 @@
       <w:spacing w:after="0" w:line="240" w:lineRule="auto"/>
     </w:pPr>
     <w:rPr>
-      <w:rFonts w:asciiTheme="majorHAnsi" w:cstheme="majorBidi" w:eastAsiaTheme="majorEastAsia" w:hAnsiTheme="majorHAnsi"/>
+      <w:rFonts w:asciiTheme="majorHAnsi" w:cstheme="majorBidi" w:hAnsiTheme="majorHAnsi" w:eastAsia="黑体"/>
       <w:color w:themeColor="text1" w:val="000000"/>
     </w:rPr>
     <w:tblPr>
@@ -9912,6 +10354,7 @@
     </w:tblPr>
     <w:tblStylePr w:type="firstRow">
       <w:rPr>
+        <w:rFonts w:eastAsia="黑体"/>
         <w:sz w:val="24"/>
         <w:szCs w:val="24"/>
       </w:rPr>
@@ -10018,7 +10461,7 @@
       <w:spacing w:after="0" w:line="240" w:lineRule="auto"/>
     </w:pPr>
     <w:rPr>
-      <w:rFonts w:asciiTheme="majorHAnsi" w:cstheme="majorBidi" w:eastAsiaTheme="majorEastAsia" w:hAnsiTheme="majorHAnsi"/>
+      <w:rFonts w:asciiTheme="majorHAnsi" w:cstheme="majorBidi" w:hAnsiTheme="majorHAnsi" w:eastAsia="黑体"/>
       <w:color w:themeColor="text1" w:val="000000"/>
     </w:rPr>
     <w:tblPr>
@@ -10040,6 +10483,7 @@
     </w:tblPr>
     <w:tblStylePr w:type="firstRow">
       <w:rPr>
+        <w:rFonts w:eastAsia="黑体"/>
         <w:sz w:val="24"/>
         <w:szCs w:val="24"/>
       </w:rPr>
@@ -10169,12 +10613,14 @@
     </w:tcPr>
     <w:tblStylePr w:type="firstRow">
       <w:rPr>
+        <w:rFonts w:eastAsia="黑体"/>
         <w:b/>
         <w:bCs/>
       </w:rPr>
     </w:tblStylePr>
     <w:tblStylePr w:type="lastRow">
       <w:rPr>
+        <w:rFonts w:eastAsia="黑体"/>
         <w:b/>
         <w:bCs/>
       </w:rPr>
@@ -10187,12 +10633,14 @@
     </w:tblStylePr>
     <w:tblStylePr w:type="firstCol">
       <w:rPr>
+        <w:rFonts w:eastAsia="黑体"/>
         <w:b/>
         <w:bCs/>
       </w:rPr>
     </w:tblStylePr>
     <w:tblStylePr w:type="lastCol">
       <w:rPr>
+        <w:rFonts w:eastAsia="黑体"/>
         <w:b/>
         <w:bCs/>
       </w:rPr>
@@ -10242,12 +10690,14 @@
     </w:tcPr>
     <w:tblStylePr w:type="firstRow">
       <w:rPr>
+        <w:rFonts w:eastAsia="黑体"/>
         <w:b/>
         <w:bCs/>
       </w:rPr>
     </w:tblStylePr>
     <w:tblStylePr w:type="lastRow">
       <w:rPr>
+        <w:rFonts w:eastAsia="黑体"/>
         <w:b/>
         <w:bCs/>
       </w:rPr>
@@ -10260,12 +10710,14 @@
     </w:tblStylePr>
     <w:tblStylePr w:type="firstCol">
       <w:rPr>
+        <w:rFonts w:eastAsia="黑体"/>
         <w:b/>
         <w:bCs/>
       </w:rPr>
     </w:tblStylePr>
     <w:tblStylePr w:type="lastCol">
       <w:rPr>
+        <w:rFonts w:eastAsia="黑体"/>
         <w:b/>
         <w:bCs/>
       </w:rPr>
@@ -10315,12 +10767,14 @@
     </w:tcPr>
     <w:tblStylePr w:type="firstRow">
       <w:rPr>
+        <w:rFonts w:eastAsia="黑体"/>
         <w:b/>
         <w:bCs/>
       </w:rPr>
     </w:tblStylePr>
     <w:tblStylePr w:type="lastRow">
       <w:rPr>
+        <w:rFonts w:eastAsia="黑体"/>
         <w:b/>
         <w:bCs/>
       </w:rPr>
@@ -10333,12 +10787,14 @@
     </w:tblStylePr>
     <w:tblStylePr w:type="firstCol">
       <w:rPr>
+        <w:rFonts w:eastAsia="黑体"/>
         <w:b/>
         <w:bCs/>
       </w:rPr>
     </w:tblStylePr>
     <w:tblStylePr w:type="lastCol">
       <w:rPr>
+        <w:rFonts w:eastAsia="黑体"/>
         <w:b/>
         <w:bCs/>
       </w:rPr>
@@ -10388,12 +10844,14 @@
     </w:tcPr>
     <w:tblStylePr w:type="firstRow">
       <w:rPr>
+        <w:rFonts w:eastAsia="黑体"/>
         <w:b/>
         <w:bCs/>
       </w:rPr>
     </w:tblStylePr>
     <w:tblStylePr w:type="lastRow">
       <w:rPr>
+        <w:rFonts w:eastAsia="黑体"/>
         <w:b/>
         <w:bCs/>
       </w:rPr>
@@ -10406,12 +10864,14 @@
     </w:tblStylePr>
     <w:tblStylePr w:type="firstCol">
       <w:rPr>
+        <w:rFonts w:eastAsia="黑体"/>
         <w:b/>
         <w:bCs/>
       </w:rPr>
     </w:tblStylePr>
     <w:tblStylePr w:type="lastCol">
       <w:rPr>
+        <w:rFonts w:eastAsia="黑体"/>
         <w:b/>
         <w:bCs/>
       </w:rPr>
@@ -10461,12 +10921,14 @@
     </w:tcPr>
     <w:tblStylePr w:type="firstRow">
       <w:rPr>
+        <w:rFonts w:eastAsia="黑体"/>
         <w:b/>
         <w:bCs/>
       </w:rPr>
     </w:tblStylePr>
     <w:tblStylePr w:type="lastRow">
       <w:rPr>
+        <w:rFonts w:eastAsia="黑体"/>
         <w:b/>
         <w:bCs/>
       </w:rPr>
@@ -10479,12 +10941,14 @@
     </w:tblStylePr>
     <w:tblStylePr w:type="firstCol">
       <w:rPr>
+        <w:rFonts w:eastAsia="黑体"/>
         <w:b/>
         <w:bCs/>
       </w:rPr>
     </w:tblStylePr>
     <w:tblStylePr w:type="lastCol">
       <w:rPr>
+        <w:rFonts w:eastAsia="黑体"/>
         <w:b/>
         <w:bCs/>
       </w:rPr>
@@ -10534,12 +10998,14 @@
     </w:tcPr>
     <w:tblStylePr w:type="firstRow">
       <w:rPr>
+        <w:rFonts w:eastAsia="黑体"/>
         <w:b/>
         <w:bCs/>
       </w:rPr>
     </w:tblStylePr>
     <w:tblStylePr w:type="lastRow">
       <w:rPr>
+        <w:rFonts w:eastAsia="黑体"/>
         <w:b/>
         <w:bCs/>
       </w:rPr>
@@ -10552,12 +11018,14 @@
     </w:tblStylePr>
     <w:tblStylePr w:type="firstCol">
       <w:rPr>
+        <w:rFonts w:eastAsia="黑体"/>
         <w:b/>
         <w:bCs/>
       </w:rPr>
     </w:tblStylePr>
     <w:tblStylePr w:type="lastCol">
       <w:rPr>
+        <w:rFonts w:eastAsia="黑体"/>
         <w:b/>
         <w:bCs/>
       </w:rPr>
@@ -10607,12 +11075,14 @@
     </w:tcPr>
     <w:tblStylePr w:type="firstRow">
       <w:rPr>
+        <w:rFonts w:eastAsia="黑体"/>
         <w:b/>
         <w:bCs/>
       </w:rPr>
     </w:tblStylePr>
     <w:tblStylePr w:type="lastRow">
       <w:rPr>
+        <w:rFonts w:eastAsia="黑体"/>
         <w:b/>
         <w:bCs/>
       </w:rPr>
@@ -10625,12 +11095,14 @@
     </w:tblStylePr>
     <w:tblStylePr w:type="firstCol">
       <w:rPr>
+        <w:rFonts w:eastAsia="黑体"/>
         <w:b/>
         <w:bCs/>
       </w:rPr>
     </w:tblStylePr>
     <w:tblStylePr w:type="lastCol">
       <w:rPr>
+        <w:rFonts w:eastAsia="黑体"/>
         <w:b/>
         <w:bCs/>
       </w:rPr>
@@ -10657,7 +11129,7 @@
       <w:spacing w:after="0" w:line="240" w:lineRule="auto"/>
     </w:pPr>
     <w:rPr>
-      <w:rFonts w:asciiTheme="majorHAnsi" w:cstheme="majorBidi" w:eastAsiaTheme="majorEastAsia" w:hAnsiTheme="majorHAnsi"/>
+      <w:rFonts w:asciiTheme="majorHAnsi" w:cstheme="majorBidi" w:hAnsiTheme="majorHAnsi" w:eastAsia="黑体"/>
       <w:color w:themeColor="text1" w:val="000000"/>
     </w:rPr>
     <w:tblPr>
@@ -10684,6 +11156,7 @@
     </w:tcPr>
     <w:tblStylePr w:type="firstRow">
       <w:rPr>
+        <w:rFonts w:eastAsia="黑体"/>
         <w:b/>
         <w:bCs/>
         <w:color w:themeColor="text1" w:val="000000"/>
@@ -10695,6 +11168,7 @@
     </w:tblStylePr>
     <w:tblStylePr w:type="lastRow">
       <w:rPr>
+        <w:rFonts w:eastAsia="黑体"/>
         <w:b/>
         <w:bCs/>
         <w:color w:themeColor="text1" w:val="000000"/>
@@ -10714,6 +11188,7 @@
     </w:tblStylePr>
     <w:tblStylePr w:type="firstCol">
       <w:rPr>
+        <w:rFonts w:eastAsia="黑体"/>
         <w:b/>
         <w:bCs/>
         <w:color w:themeColor="text1" w:val="000000"/>
@@ -10733,6 +11208,7 @@
     </w:tblStylePr>
     <w:tblStylePr w:type="lastCol">
       <w:rPr>
+        <w:rFonts w:eastAsia="黑体"/>
         <w:b w:val="0"/>
         <w:bCs w:val="0"/>
         <w:color w:themeColor="text1" w:val="000000"/>
@@ -10782,7 +11258,7 @@
       <w:spacing w:after="0" w:line="240" w:lineRule="auto"/>
     </w:pPr>
     <w:rPr>
-      <w:rFonts w:asciiTheme="majorHAnsi" w:cstheme="majorBidi" w:eastAsiaTheme="majorEastAsia" w:hAnsiTheme="majorHAnsi"/>
+      <w:rFonts w:asciiTheme="majorHAnsi" w:cstheme="majorBidi" w:hAnsiTheme="majorHAnsi" w:eastAsia="黑体"/>
       <w:color w:themeColor="text1" w:val="000000"/>
     </w:rPr>
     <w:tblPr>
@@ -10809,6 +11285,7 @@
     </w:tcPr>
     <w:tblStylePr w:type="firstRow">
       <w:rPr>
+        <w:rFonts w:eastAsia="黑体"/>
         <w:b/>
         <w:bCs/>
         <w:color w:themeColor="text1" w:val="000000"/>
@@ -10820,6 +11297,7 @@
     </w:tblStylePr>
     <w:tblStylePr w:type="lastRow">
       <w:rPr>
+        <w:rFonts w:eastAsia="黑体"/>
         <w:b/>
         <w:bCs/>
         <w:color w:themeColor="text1" w:val="000000"/>
@@ -10839,6 +11317,7 @@
     </w:tblStylePr>
     <w:tblStylePr w:type="firstCol">
       <w:rPr>
+        <w:rFonts w:eastAsia="黑体"/>
         <w:b/>
         <w:bCs/>
         <w:color w:themeColor="text1" w:val="000000"/>
@@ -10858,6 +11337,7 @@
     </w:tblStylePr>
     <w:tblStylePr w:type="lastCol">
       <w:rPr>
+        <w:rFonts w:eastAsia="黑体"/>
         <w:b w:val="0"/>
         <w:bCs w:val="0"/>
         <w:color w:themeColor="text1" w:val="000000"/>
@@ -10907,7 +11387,7 @@
       <w:spacing w:after="0" w:line="240" w:lineRule="auto"/>
     </w:pPr>
     <w:rPr>
-      <w:rFonts w:asciiTheme="majorHAnsi" w:cstheme="majorBidi" w:eastAsiaTheme="majorEastAsia" w:hAnsiTheme="majorHAnsi"/>
+      <w:rFonts w:asciiTheme="majorHAnsi" w:cstheme="majorBidi" w:hAnsiTheme="majorHAnsi" w:eastAsia="黑体"/>
       <w:color w:themeColor="text1" w:val="000000"/>
     </w:rPr>
     <w:tblPr>
@@ -10934,6 +11414,7 @@
     </w:tcPr>
     <w:tblStylePr w:type="firstRow">
       <w:rPr>
+        <w:rFonts w:eastAsia="黑体"/>
         <w:b/>
         <w:bCs/>
         <w:color w:themeColor="text1" w:val="000000"/>
@@ -10945,6 +11426,7 @@
     </w:tblStylePr>
     <w:tblStylePr w:type="lastRow">
       <w:rPr>
+        <w:rFonts w:eastAsia="黑体"/>
         <w:b/>
         <w:bCs/>
         <w:color w:themeColor="text1" w:val="000000"/>
@@ -10964,6 +11446,7 @@
     </w:tblStylePr>
     <w:tblStylePr w:type="firstCol">
       <w:rPr>
+        <w:rFonts w:eastAsia="黑体"/>
         <w:b/>
         <w:bCs/>
         <w:color w:themeColor="text1" w:val="000000"/>
@@ -10983,6 +11466,7 @@
     </w:tblStylePr>
     <w:tblStylePr w:type="lastCol">
       <w:rPr>
+        <w:rFonts w:eastAsia="黑体"/>
         <w:b w:val="0"/>
         <w:bCs w:val="0"/>
         <w:color w:themeColor="text1" w:val="000000"/>
@@ -11032,7 +11516,7 @@
       <w:spacing w:after="0" w:line="240" w:lineRule="auto"/>
     </w:pPr>
     <w:rPr>
-      <w:rFonts w:asciiTheme="majorHAnsi" w:cstheme="majorBidi" w:eastAsiaTheme="majorEastAsia" w:hAnsiTheme="majorHAnsi"/>
+      <w:rFonts w:asciiTheme="majorHAnsi" w:cstheme="majorBidi" w:hAnsiTheme="majorHAnsi" w:eastAsia="黑体"/>
       <w:color w:themeColor="text1" w:val="000000"/>
     </w:rPr>
     <w:tblPr>
@@ -11059,6 +11543,7 @@
     </w:tcPr>
     <w:tblStylePr w:type="firstRow">
       <w:rPr>
+        <w:rFonts w:eastAsia="黑体"/>
         <w:b/>
         <w:bCs/>
         <w:color w:themeColor="text1" w:val="000000"/>
@@ -11070,6 +11555,7 @@
     </w:tblStylePr>
     <w:tblStylePr w:type="lastRow">
       <w:rPr>
+        <w:rFonts w:eastAsia="黑体"/>
         <w:b/>
         <w:bCs/>
         <w:color w:themeColor="text1" w:val="000000"/>
@@ -11089,6 +11575,7 @@
     </w:tblStylePr>
     <w:tblStylePr w:type="firstCol">
       <w:rPr>
+        <w:rFonts w:eastAsia="黑体"/>
         <w:b/>
         <w:bCs/>
         <w:color w:themeColor="text1" w:val="000000"/>
@@ -11108,6 +11595,7 @@
     </w:tblStylePr>
     <w:tblStylePr w:type="lastCol">
       <w:rPr>
+        <w:rFonts w:eastAsia="黑体"/>
         <w:b w:val="0"/>
         <w:bCs w:val="0"/>
         <w:color w:themeColor="text1" w:val="000000"/>
@@ -11157,7 +11645,7 @@
       <w:spacing w:after="0" w:line="240" w:lineRule="auto"/>
     </w:pPr>
     <w:rPr>
-      <w:rFonts w:asciiTheme="majorHAnsi" w:cstheme="majorBidi" w:eastAsiaTheme="majorEastAsia" w:hAnsiTheme="majorHAnsi"/>
+      <w:rFonts w:asciiTheme="majorHAnsi" w:cstheme="majorBidi" w:hAnsiTheme="majorHAnsi" w:eastAsia="黑体"/>
       <w:color w:themeColor="text1" w:val="000000"/>
     </w:rPr>
     <w:tblPr>
@@ -11184,6 +11672,7 @@
     </w:tcPr>
     <w:tblStylePr w:type="firstRow">
       <w:rPr>
+        <w:rFonts w:eastAsia="黑体"/>
         <w:b/>
         <w:bCs/>
         <w:color w:themeColor="text1" w:val="000000"/>
@@ -11195,6 +11684,7 @@
     </w:tblStylePr>
     <w:tblStylePr w:type="lastRow">
       <w:rPr>
+        <w:rFonts w:eastAsia="黑体"/>
         <w:b/>
         <w:bCs/>
         <w:color w:themeColor="text1" w:val="000000"/>
@@ -11214,6 +11704,7 @@
     </w:tblStylePr>
     <w:tblStylePr w:type="firstCol">
       <w:rPr>
+        <w:rFonts w:eastAsia="黑体"/>
         <w:b/>
         <w:bCs/>
         <w:color w:themeColor="text1" w:val="000000"/>
@@ -11233,6 +11724,7 @@
     </w:tblStylePr>
     <w:tblStylePr w:type="lastCol">
       <w:rPr>
+        <w:rFonts w:eastAsia="黑体"/>
         <w:b w:val="0"/>
         <w:bCs w:val="0"/>
         <w:color w:themeColor="text1" w:val="000000"/>
@@ -11282,7 +11774,7 @@
       <w:spacing w:after="0" w:line="240" w:lineRule="auto"/>
     </w:pPr>
     <w:rPr>
-      <w:rFonts w:asciiTheme="majorHAnsi" w:cstheme="majorBidi" w:eastAsiaTheme="majorEastAsia" w:hAnsiTheme="majorHAnsi"/>
+      <w:rFonts w:asciiTheme="majorHAnsi" w:cstheme="majorBidi" w:hAnsiTheme="majorHAnsi" w:eastAsia="黑体"/>
       <w:color w:themeColor="text1" w:val="000000"/>
     </w:rPr>
     <w:tblPr>
@@ -11309,6 +11801,7 @@
     </w:tcPr>
     <w:tblStylePr w:type="firstRow">
       <w:rPr>
+        <w:rFonts w:eastAsia="黑体"/>
         <w:b/>
         <w:bCs/>
         <w:color w:themeColor="text1" w:val="000000"/>
@@ -11320,6 +11813,7 @@
     </w:tblStylePr>
     <w:tblStylePr w:type="lastRow">
       <w:rPr>
+        <w:rFonts w:eastAsia="黑体"/>
         <w:b/>
         <w:bCs/>
         <w:color w:themeColor="text1" w:val="000000"/>
@@ -11339,6 +11833,7 @@
     </w:tblStylePr>
     <w:tblStylePr w:type="firstCol">
       <w:rPr>
+        <w:rFonts w:eastAsia="黑体"/>
         <w:b/>
         <w:bCs/>
         <w:color w:themeColor="text1" w:val="000000"/>
@@ -11358,6 +11853,7 @@
     </w:tblStylePr>
     <w:tblStylePr w:type="lastCol">
       <w:rPr>
+        <w:rFonts w:eastAsia="黑体"/>
         <w:b w:val="0"/>
         <w:bCs w:val="0"/>
         <w:color w:themeColor="text1" w:val="000000"/>
@@ -11407,7 +11903,7 @@
       <w:spacing w:after="0" w:line="240" w:lineRule="auto"/>
     </w:pPr>
     <w:rPr>
-      <w:rFonts w:asciiTheme="majorHAnsi" w:cstheme="majorBidi" w:eastAsiaTheme="majorEastAsia" w:hAnsiTheme="majorHAnsi"/>
+      <w:rFonts w:asciiTheme="majorHAnsi" w:cstheme="majorBidi" w:hAnsiTheme="majorHAnsi" w:eastAsia="黑体"/>
       <w:color w:themeColor="text1" w:val="000000"/>
     </w:rPr>
     <w:tblPr>
@@ -11434,6 +11930,7 @@
     </w:tcPr>
     <w:tblStylePr w:type="firstRow">
       <w:rPr>
+        <w:rFonts w:eastAsia="黑体"/>
         <w:b/>
         <w:bCs/>
         <w:color w:themeColor="text1" w:val="000000"/>
@@ -11445,6 +11942,7 @@
     </w:tblStylePr>
     <w:tblStylePr w:type="lastRow">
       <w:rPr>
+        <w:rFonts w:eastAsia="黑体"/>
         <w:b/>
         <w:bCs/>
         <w:color w:themeColor="text1" w:val="000000"/>
@@ -11464,6 +11962,7 @@
     </w:tblStylePr>
     <w:tblStylePr w:type="firstCol">
       <w:rPr>
+        <w:rFonts w:eastAsia="黑体"/>
         <w:b/>
         <w:bCs/>
         <w:color w:themeColor="text1" w:val="000000"/>
@@ -11483,6 +11982,7 @@
     </w:tblStylePr>
     <w:tblStylePr w:type="lastCol">
       <w:rPr>
+        <w:rFonts w:eastAsia="黑体"/>
         <w:b w:val="0"/>
         <w:bCs w:val="0"/>
         <w:color w:themeColor="text1" w:val="000000"/>
@@ -11555,6 +12055,7 @@
     </w:tcPr>
     <w:tblStylePr w:type="firstRow">
       <w:rPr>
+        <w:rFonts w:eastAsia="黑体"/>
         <w:b/>
         <w:bCs/>
         <w:i w:val="0"/>
@@ -11576,6 +12077,7 @@
     </w:tblStylePr>
     <w:tblStylePr w:type="lastRow">
       <w:rPr>
+        <w:rFonts w:eastAsia="黑体"/>
         <w:b/>
         <w:bCs/>
         <w:i w:val="0"/>
@@ -11597,6 +12099,7 @@
     </w:tblStylePr>
     <w:tblStylePr w:type="firstCol">
       <w:rPr>
+        <w:rFonts w:eastAsia="黑体"/>
         <w:b/>
         <w:bCs/>
         <w:i w:val="0"/>
@@ -11616,6 +12119,7 @@
     </w:tblStylePr>
     <w:tblStylePr w:type="lastCol">
       <w:rPr>
+        <w:rFonts w:eastAsia="黑体"/>
         <w:b/>
         <w:bCs/>
         <w:i w:val="0"/>
@@ -11696,6 +12200,7 @@
     </w:tcPr>
     <w:tblStylePr w:type="firstRow">
       <w:rPr>
+        <w:rFonts w:eastAsia="黑体"/>
         <w:b/>
         <w:bCs/>
         <w:i w:val="0"/>
@@ -11717,6 +12222,7 @@
     </w:tblStylePr>
     <w:tblStylePr w:type="lastRow">
       <w:rPr>
+        <w:rFonts w:eastAsia="黑体"/>
         <w:b/>
         <w:bCs/>
         <w:i w:val="0"/>
@@ -11738,6 +12244,7 @@
     </w:tblStylePr>
     <w:tblStylePr w:type="firstCol">
       <w:rPr>
+        <w:rFonts w:eastAsia="黑体"/>
         <w:b/>
         <w:bCs/>
         <w:i w:val="0"/>
@@ -11757,6 +12264,7 @@
     </w:tblStylePr>
     <w:tblStylePr w:type="lastCol">
       <w:rPr>
+        <w:rFonts w:eastAsia="黑体"/>
         <w:b/>
         <w:bCs/>
         <w:i w:val="0"/>
@@ -11837,6 +12345,7 @@
     </w:tcPr>
     <w:tblStylePr w:type="firstRow">
       <w:rPr>
+        <w:rFonts w:eastAsia="黑体"/>
         <w:b/>
         <w:bCs/>
         <w:i w:val="0"/>
@@ -11858,6 +12367,7 @@
     </w:tblStylePr>
     <w:tblStylePr w:type="lastRow">
       <w:rPr>
+        <w:rFonts w:eastAsia="黑体"/>
         <w:b/>
         <w:bCs/>
         <w:i w:val="0"/>
@@ -11879,6 +12389,7 @@
     </w:tblStylePr>
     <w:tblStylePr w:type="firstCol">
       <w:rPr>
+        <w:rFonts w:eastAsia="黑体"/>
         <w:b/>
         <w:bCs/>
         <w:i w:val="0"/>
@@ -11898,6 +12409,7 @@
     </w:tblStylePr>
     <w:tblStylePr w:type="lastCol">
       <w:rPr>
+        <w:rFonts w:eastAsia="黑体"/>
         <w:b/>
         <w:bCs/>
         <w:i w:val="0"/>
@@ -11978,6 +12490,7 @@
     </w:tcPr>
     <w:tblStylePr w:type="firstRow">
       <w:rPr>
+        <w:rFonts w:eastAsia="黑体"/>
         <w:b/>
         <w:bCs/>
         <w:i w:val="0"/>
@@ -11999,6 +12512,7 @@
     </w:tblStylePr>
     <w:tblStylePr w:type="lastRow">
       <w:rPr>
+        <w:rFonts w:eastAsia="黑体"/>
         <w:b/>
         <w:bCs/>
         <w:i w:val="0"/>
@@ -12020,6 +12534,7 @@
     </w:tblStylePr>
     <w:tblStylePr w:type="firstCol">
       <w:rPr>
+        <w:rFonts w:eastAsia="黑体"/>
         <w:b/>
         <w:bCs/>
         <w:i w:val="0"/>
@@ -12039,6 +12554,7 @@
     </w:tblStylePr>
     <w:tblStylePr w:type="lastCol">
       <w:rPr>
+        <w:rFonts w:eastAsia="黑体"/>
         <w:b/>
         <w:bCs/>
         <w:i w:val="0"/>
@@ -12119,6 +12635,7 @@
     </w:tcPr>
     <w:tblStylePr w:type="firstRow">
       <w:rPr>
+        <w:rFonts w:eastAsia="黑体"/>
         <w:b/>
         <w:bCs/>
         <w:i w:val="0"/>
@@ -12140,6 +12657,7 @@
     </w:tblStylePr>
     <w:tblStylePr w:type="lastRow">
       <w:rPr>
+        <w:rFonts w:eastAsia="黑体"/>
         <w:b/>
         <w:bCs/>
         <w:i w:val="0"/>
@@ -12161,6 +12679,7 @@
     </w:tblStylePr>
     <w:tblStylePr w:type="firstCol">
       <w:rPr>
+        <w:rFonts w:eastAsia="黑体"/>
         <w:b/>
         <w:bCs/>
         <w:i w:val="0"/>
@@ -12180,6 +12699,7 @@
     </w:tblStylePr>
     <w:tblStylePr w:type="lastCol">
       <w:rPr>
+        <w:rFonts w:eastAsia="黑体"/>
         <w:b/>
         <w:bCs/>
         <w:i w:val="0"/>
@@ -12260,6 +12780,7 @@
     </w:tcPr>
     <w:tblStylePr w:type="firstRow">
       <w:rPr>
+        <w:rFonts w:eastAsia="黑体"/>
         <w:b/>
         <w:bCs/>
         <w:i w:val="0"/>
@@ -12281,6 +12802,7 @@
     </w:tblStylePr>
     <w:tblStylePr w:type="lastRow">
       <w:rPr>
+        <w:rFonts w:eastAsia="黑体"/>
         <w:b/>
         <w:bCs/>
         <w:i w:val="0"/>
@@ -12302,6 +12824,7 @@
     </w:tblStylePr>
     <w:tblStylePr w:type="firstCol">
       <w:rPr>
+        <w:rFonts w:eastAsia="黑体"/>
         <w:b/>
         <w:bCs/>
         <w:i w:val="0"/>
@@ -12321,6 +12844,7 @@
     </w:tblStylePr>
     <w:tblStylePr w:type="lastCol">
       <w:rPr>
+        <w:rFonts w:eastAsia="黑体"/>
         <w:b/>
         <w:bCs/>
         <w:i w:val="0"/>
@@ -12401,6 +12925,7 @@
     </w:tcPr>
     <w:tblStylePr w:type="firstRow">
       <w:rPr>
+        <w:rFonts w:eastAsia="黑体"/>
         <w:b/>
         <w:bCs/>
         <w:i w:val="0"/>
@@ -12422,6 +12947,7 @@
     </w:tblStylePr>
     <w:tblStylePr w:type="lastRow">
       <w:rPr>
+        <w:rFonts w:eastAsia="黑体"/>
         <w:b/>
         <w:bCs/>
         <w:i w:val="0"/>
@@ -12443,6 +12969,7 @@
     </w:tblStylePr>
     <w:tblStylePr w:type="firstCol">
       <w:rPr>
+        <w:rFonts w:eastAsia="黑体"/>
         <w:b/>
         <w:bCs/>
         <w:i w:val="0"/>
@@ -12462,6 +12989,7 @@
     </w:tblStylePr>
     <w:tblStylePr w:type="lastCol">
       <w:rPr>
+        <w:rFonts w:eastAsia="黑体"/>
         <w:b/>
         <w:bCs/>
         <w:i w:val="0"/>
@@ -12519,6 +13047,7 @@
       <w:spacing w:after="0" w:line="240" w:lineRule="auto"/>
     </w:pPr>
     <w:rPr>
+      <w:rFonts w:eastAsia="黑体"/>
       <w:color w:themeColor="background1" w:val="FFFFFF"/>
     </w:rPr>
     <w:tblPr>
@@ -12537,6 +13066,7 @@
     </w:tcPr>
     <w:tblStylePr w:type="firstRow">
       <w:rPr>
+        <w:rFonts w:eastAsia="黑体"/>
         <w:b/>
         <w:bCs/>
       </w:rPr>
@@ -12633,6 +13163,7 @@
       <w:spacing w:after="0" w:line="240" w:lineRule="auto"/>
     </w:pPr>
     <w:rPr>
+      <w:rFonts w:eastAsia="黑体"/>
       <w:color w:themeColor="background1" w:val="FFFFFF"/>
     </w:rPr>
     <w:tblPr>
@@ -12651,6 +13182,7 @@
     </w:tcPr>
     <w:tblStylePr w:type="firstRow">
       <w:rPr>
+        <w:rFonts w:eastAsia="黑体"/>
         <w:b/>
         <w:bCs/>
       </w:rPr>
@@ -12747,6 +13279,7 @@
       <w:spacing w:after="0" w:line="240" w:lineRule="auto"/>
     </w:pPr>
     <w:rPr>
+      <w:rFonts w:eastAsia="黑体"/>
       <w:color w:themeColor="background1" w:val="FFFFFF"/>
     </w:rPr>
     <w:tblPr>
@@ -12765,6 +13298,7 @@
     </w:tcPr>
     <w:tblStylePr w:type="firstRow">
       <w:rPr>
+        <w:rFonts w:eastAsia="黑体"/>
         <w:b/>
         <w:bCs/>
       </w:rPr>
@@ -12861,6 +13395,7 @@
       <w:spacing w:after="0" w:line="240" w:lineRule="auto"/>
     </w:pPr>
     <w:rPr>
+      <w:rFonts w:eastAsia="黑体"/>
       <w:color w:themeColor="background1" w:val="FFFFFF"/>
     </w:rPr>
     <w:tblPr>
@@ -12879,6 +13414,7 @@
     </w:tcPr>
     <w:tblStylePr w:type="firstRow">
       <w:rPr>
+        <w:rFonts w:eastAsia="黑体"/>
         <w:b/>
         <w:bCs/>
       </w:rPr>
@@ -12975,6 +13511,7 @@
       <w:spacing w:after="0" w:line="240" w:lineRule="auto"/>
     </w:pPr>
     <w:rPr>
+      <w:rFonts w:eastAsia="黑体"/>
       <w:color w:themeColor="background1" w:val="FFFFFF"/>
     </w:rPr>
     <w:tblPr>
@@ -12993,6 +13530,7 @@
     </w:tcPr>
     <w:tblStylePr w:type="firstRow">
       <w:rPr>
+        <w:rFonts w:eastAsia="黑体"/>
         <w:b/>
         <w:bCs/>
       </w:rPr>
@@ -13089,6 +13627,7 @@
       <w:spacing w:after="0" w:line="240" w:lineRule="auto"/>
     </w:pPr>
     <w:rPr>
+      <w:rFonts w:eastAsia="黑体"/>
       <w:color w:themeColor="background1" w:val="FFFFFF"/>
     </w:rPr>
     <w:tblPr>
@@ -13107,6 +13646,7 @@
     </w:tcPr>
     <w:tblStylePr w:type="firstRow">
       <w:rPr>
+        <w:rFonts w:eastAsia="黑体"/>
         <w:b/>
         <w:bCs/>
       </w:rPr>
@@ -13203,6 +13743,7 @@
       <w:spacing w:after="0" w:line="240" w:lineRule="auto"/>
     </w:pPr>
     <w:rPr>
+      <w:rFonts w:eastAsia="黑体"/>
       <w:color w:themeColor="background1" w:val="FFFFFF"/>
     </w:rPr>
     <w:tblPr>
@@ -13221,6 +13762,7 @@
     </w:tcPr>
     <w:tblStylePr w:type="firstRow">
       <w:rPr>
+        <w:rFonts w:eastAsia="黑体"/>
         <w:b/>
         <w:bCs/>
       </w:rPr>
@@ -13317,6 +13859,7 @@
       <w:spacing w:after="0" w:line="240" w:lineRule="auto"/>
     </w:pPr>
     <w:rPr>
+      <w:rFonts w:eastAsia="黑体"/>
       <w:color w:themeColor="text1" w:val="000000"/>
     </w:rPr>
     <w:tblPr>
@@ -13343,6 +13886,7 @@
     </w:tcPr>
     <w:tblStylePr w:type="firstRow">
       <w:rPr>
+        <w:rFonts w:eastAsia="黑体"/>
         <w:b/>
         <w:bCs/>
       </w:rPr>
@@ -13361,6 +13905,7 @@
     </w:tblStylePr>
     <w:tblStylePr w:type="lastRow">
       <w:rPr>
+        <w:rFonts w:eastAsia="黑体"/>
         <w:b/>
         <w:bCs/>
         <w:color w:themeColor="background1" w:val="FFFFFF"/>
@@ -13375,6 +13920,7 @@
     </w:tblStylePr>
     <w:tblStylePr w:type="firstCol">
       <w:rPr>
+        <w:rFonts w:eastAsia="黑体"/>
         <w:color w:themeColor="background1" w:val="FFFFFF"/>
       </w:rPr>
       <w:tblPr/>
@@ -13392,6 +13938,7 @@
     </w:tblStylePr>
     <w:tblStylePr w:type="lastCol">
       <w:rPr>
+        <w:rFonts w:eastAsia="黑体"/>
         <w:color w:themeColor="background1" w:val="FFFFFF"/>
       </w:rPr>
       <w:tblPr/>
@@ -13421,11 +13968,13 @@
     </w:tblStylePr>
     <w:tblStylePr w:type="neCell">
       <w:rPr>
+        <w:rFonts w:eastAsia="黑体"/>
         <w:color w:themeColor="text1" w:val="000000"/>
       </w:rPr>
     </w:tblStylePr>
     <w:tblStylePr w:type="nwCell">
       <w:rPr>
+        <w:rFonts w:eastAsia="黑体"/>
         <w:color w:themeColor="text1" w:val="000000"/>
       </w:rPr>
     </w:tblStylePr>
@@ -13439,6 +13988,7 @@
       <w:spacing w:after="0" w:line="240" w:lineRule="auto"/>
     </w:pPr>
     <w:rPr>
+      <w:rFonts w:eastAsia="黑体"/>
       <w:color w:themeColor="text1" w:val="000000"/>
     </w:rPr>
     <w:tblPr>
@@ -13465,6 +14015,7 @@
     </w:tcPr>
     <w:tblStylePr w:type="firstRow">
       <w:rPr>
+        <w:rFonts w:eastAsia="黑体"/>
         <w:b/>
         <w:bCs/>
       </w:rPr>
@@ -13483,6 +14034,7 @@
     </w:tblStylePr>
     <w:tblStylePr w:type="lastRow">
       <w:rPr>
+        <w:rFonts w:eastAsia="黑体"/>
         <w:b/>
         <w:bCs/>
         <w:color w:themeColor="background1" w:val="FFFFFF"/>
@@ -13497,6 +14049,7 @@
     </w:tblStylePr>
     <w:tblStylePr w:type="firstCol">
       <w:rPr>
+        <w:rFonts w:eastAsia="黑体"/>
         <w:color w:themeColor="background1" w:val="FFFFFF"/>
       </w:rPr>
       <w:tblPr/>
@@ -13514,6 +14067,7 @@
     </w:tblStylePr>
     <w:tblStylePr w:type="lastCol">
       <w:rPr>
+        <w:rFonts w:eastAsia="黑体"/>
         <w:color w:themeColor="background1" w:val="FFFFFF"/>
       </w:rPr>
       <w:tblPr/>
@@ -13543,11 +14097,13 @@
     </w:tblStylePr>
     <w:tblStylePr w:type="neCell">
       <w:rPr>
+        <w:rFonts w:eastAsia="黑体"/>
         <w:color w:themeColor="text1" w:val="000000"/>
       </w:rPr>
     </w:tblStylePr>
     <w:tblStylePr w:type="nwCell">
       <w:rPr>
+        <w:rFonts w:eastAsia="黑体"/>
         <w:color w:themeColor="text1" w:val="000000"/>
       </w:rPr>
     </w:tblStylePr>
@@ -13561,6 +14117,7 @@
       <w:spacing w:after="0" w:line="240" w:lineRule="auto"/>
     </w:pPr>
     <w:rPr>
+      <w:rFonts w:eastAsia="黑体"/>
       <w:color w:themeColor="text1" w:val="000000"/>
     </w:rPr>
     <w:tblPr>
@@ -13587,6 +14144,7 @@
     </w:tcPr>
     <w:tblStylePr w:type="firstRow">
       <w:rPr>
+        <w:rFonts w:eastAsia="黑体"/>
         <w:b/>
         <w:bCs/>
       </w:rPr>
@@ -13605,6 +14163,7 @@
     </w:tblStylePr>
     <w:tblStylePr w:type="lastRow">
       <w:rPr>
+        <w:rFonts w:eastAsia="黑体"/>
         <w:b/>
         <w:bCs/>
         <w:color w:themeColor="background1" w:val="FFFFFF"/>
@@ -13619,6 +14178,7 @@
     </w:tblStylePr>
     <w:tblStylePr w:type="firstCol">
       <w:rPr>
+        <w:rFonts w:eastAsia="黑体"/>
         <w:color w:themeColor="background1" w:val="FFFFFF"/>
       </w:rPr>
       <w:tblPr/>
@@ -13636,6 +14196,7 @@
     </w:tblStylePr>
     <w:tblStylePr w:type="lastCol">
       <w:rPr>
+        <w:rFonts w:eastAsia="黑体"/>
         <w:color w:themeColor="background1" w:val="FFFFFF"/>
       </w:rPr>
       <w:tblPr/>
@@ -13665,11 +14226,13 @@
     </w:tblStylePr>
     <w:tblStylePr w:type="neCell">
       <w:rPr>
+        <w:rFonts w:eastAsia="黑体"/>
         <w:color w:themeColor="text1" w:val="000000"/>
       </w:rPr>
     </w:tblStylePr>
     <w:tblStylePr w:type="nwCell">
       <w:rPr>
+        <w:rFonts w:eastAsia="黑体"/>
         <w:color w:themeColor="text1" w:val="000000"/>
       </w:rPr>
     </w:tblStylePr>
@@ -13683,6 +14246,7 @@
       <w:spacing w:after="0" w:line="240" w:lineRule="auto"/>
     </w:pPr>
     <w:rPr>
+      <w:rFonts w:eastAsia="黑体"/>
       <w:color w:themeColor="text1" w:val="000000"/>
     </w:rPr>
     <w:tblPr>
@@ -13709,6 +14273,7 @@
     </w:tcPr>
     <w:tblStylePr w:type="firstRow">
       <w:rPr>
+        <w:rFonts w:eastAsia="黑体"/>
         <w:b/>
         <w:bCs/>
       </w:rPr>
@@ -13727,6 +14292,7 @@
     </w:tblStylePr>
     <w:tblStylePr w:type="lastRow">
       <w:rPr>
+        <w:rFonts w:eastAsia="黑体"/>
         <w:b/>
         <w:bCs/>
         <w:color w:themeColor="background1" w:val="FFFFFF"/>
@@ -13741,6 +14307,7 @@
     </w:tblStylePr>
     <w:tblStylePr w:type="firstCol">
       <w:rPr>
+        <w:rFonts w:eastAsia="黑体"/>
         <w:color w:themeColor="background1" w:val="FFFFFF"/>
       </w:rPr>
       <w:tblPr/>
@@ -13758,6 +14325,7 @@
     </w:tblStylePr>
     <w:tblStylePr w:type="lastCol">
       <w:rPr>
+        <w:rFonts w:eastAsia="黑体"/>
         <w:color w:themeColor="background1" w:val="FFFFFF"/>
       </w:rPr>
       <w:tblPr/>
@@ -13795,6 +14363,7 @@
       <w:spacing w:after="0" w:line="240" w:lineRule="auto"/>
     </w:pPr>
     <w:rPr>
+      <w:rFonts w:eastAsia="黑体"/>
       <w:color w:themeColor="text1" w:val="000000"/>
     </w:rPr>
     <w:tblPr>
@@ -13821,6 +14390,7 @@
     </w:tcPr>
     <w:tblStylePr w:type="firstRow">
       <w:rPr>
+        <w:rFonts w:eastAsia="黑体"/>
         <w:b/>
         <w:bCs/>
       </w:rPr>
@@ -13839,6 +14409,7 @@
     </w:tblStylePr>
     <w:tblStylePr w:type="lastRow">
       <w:rPr>
+        <w:rFonts w:eastAsia="黑体"/>
         <w:b/>
         <w:bCs/>
         <w:color w:themeColor="background1" w:val="FFFFFF"/>
@@ -13853,6 +14424,7 @@
     </w:tblStylePr>
     <w:tblStylePr w:type="firstCol">
       <w:rPr>
+        <w:rFonts w:eastAsia="黑体"/>
         <w:color w:themeColor="background1" w:val="FFFFFF"/>
       </w:rPr>
       <w:tblPr/>
@@ -13870,6 +14442,7 @@
     </w:tblStylePr>
     <w:tblStylePr w:type="lastCol">
       <w:rPr>
+        <w:rFonts w:eastAsia="黑体"/>
         <w:color w:themeColor="background1" w:val="FFFFFF"/>
       </w:rPr>
       <w:tblPr/>
@@ -13899,11 +14472,13 @@
     </w:tblStylePr>
     <w:tblStylePr w:type="neCell">
       <w:rPr>
+        <w:rFonts w:eastAsia="黑体"/>
         <w:color w:themeColor="text1" w:val="000000"/>
       </w:rPr>
     </w:tblStylePr>
     <w:tblStylePr w:type="nwCell">
       <w:rPr>
+        <w:rFonts w:eastAsia="黑体"/>
         <w:color w:themeColor="text1" w:val="000000"/>
       </w:rPr>
     </w:tblStylePr>
@@ -13917,6 +14492,7 @@
       <w:spacing w:after="0" w:line="240" w:lineRule="auto"/>
     </w:pPr>
     <w:rPr>
+      <w:rFonts w:eastAsia="黑体"/>
       <w:color w:themeColor="text1" w:val="000000"/>
     </w:rPr>
     <w:tblPr>
@@ -13943,6 +14519,7 @@
     </w:tcPr>
     <w:tblStylePr w:type="firstRow">
       <w:rPr>
+        <w:rFonts w:eastAsia="黑体"/>
         <w:b/>
         <w:bCs/>
       </w:rPr>
@@ -13961,6 +14538,7 @@
     </w:tblStylePr>
     <w:tblStylePr w:type="lastRow">
       <w:rPr>
+        <w:rFonts w:eastAsia="黑体"/>
         <w:b/>
         <w:bCs/>
         <w:color w:themeColor="background1" w:val="FFFFFF"/>
@@ -13975,6 +14553,7 @@
     </w:tblStylePr>
     <w:tblStylePr w:type="firstCol">
       <w:rPr>
+        <w:rFonts w:eastAsia="黑体"/>
         <w:color w:themeColor="background1" w:val="FFFFFF"/>
       </w:rPr>
       <w:tblPr/>
@@ -13992,6 +14571,7 @@
     </w:tblStylePr>
     <w:tblStylePr w:type="lastCol">
       <w:rPr>
+        <w:rFonts w:eastAsia="黑体"/>
         <w:color w:themeColor="background1" w:val="FFFFFF"/>
       </w:rPr>
       <w:tblPr/>
@@ -14021,11 +14601,13 @@
     </w:tblStylePr>
     <w:tblStylePr w:type="neCell">
       <w:rPr>
+        <w:rFonts w:eastAsia="黑体"/>
         <w:color w:themeColor="text1" w:val="000000"/>
       </w:rPr>
     </w:tblStylePr>
     <w:tblStylePr w:type="nwCell">
       <w:rPr>
+        <w:rFonts w:eastAsia="黑体"/>
         <w:color w:themeColor="text1" w:val="000000"/>
       </w:rPr>
     </w:tblStylePr>
@@ -14039,6 +14621,7 @@
       <w:spacing w:after="0" w:line="240" w:lineRule="auto"/>
     </w:pPr>
     <w:rPr>
+      <w:rFonts w:eastAsia="黑体"/>
       <w:color w:themeColor="text1" w:val="000000"/>
     </w:rPr>
     <w:tblPr>
@@ -14065,6 +14648,7 @@
     </w:tcPr>
     <w:tblStylePr w:type="firstRow">
       <w:rPr>
+        <w:rFonts w:eastAsia="黑体"/>
         <w:b/>
         <w:bCs/>
       </w:rPr>
@@ -14083,6 +14667,7 @@
     </w:tblStylePr>
     <w:tblStylePr w:type="lastRow">
       <w:rPr>
+        <w:rFonts w:eastAsia="黑体"/>
         <w:b/>
         <w:bCs/>
         <w:color w:themeColor="background1" w:val="FFFFFF"/>
@@ -14097,6 +14682,7 @@
     </w:tblStylePr>
     <w:tblStylePr w:type="firstCol">
       <w:rPr>
+        <w:rFonts w:eastAsia="黑体"/>
         <w:color w:themeColor="background1" w:val="FFFFFF"/>
       </w:rPr>
       <w:tblPr/>
@@ -14114,6 +14700,7 @@
     </w:tblStylePr>
     <w:tblStylePr w:type="lastCol">
       <w:rPr>
+        <w:rFonts w:eastAsia="黑体"/>
         <w:color w:themeColor="background1" w:val="FFFFFF"/>
       </w:rPr>
       <w:tblPr/>
@@ -14143,11 +14730,13 @@
     </w:tblStylePr>
     <w:tblStylePr w:type="neCell">
       <w:rPr>
+        <w:rFonts w:eastAsia="黑体"/>
         <w:color w:themeColor="text1" w:val="000000"/>
       </w:rPr>
     </w:tblStylePr>
     <w:tblStylePr w:type="nwCell">
       <w:rPr>
+        <w:rFonts w:eastAsia="黑体"/>
         <w:color w:themeColor="text1" w:val="000000"/>
       </w:rPr>
     </w:tblStylePr>
@@ -14161,6 +14750,7 @@
       <w:spacing w:after="0" w:line="240" w:lineRule="auto"/>
     </w:pPr>
     <w:rPr>
+      <w:rFonts w:eastAsia="黑体"/>
       <w:color w:themeColor="text1" w:val="000000"/>
     </w:rPr>
     <w:tblPr>
@@ -14179,6 +14769,7 @@
     </w:tcPr>
     <w:tblStylePr w:type="firstRow">
       <w:rPr>
+        <w:rFonts w:eastAsia="黑体"/>
         <w:b/>
         <w:bCs/>
         <w:color w:themeColor="background1" w:val="FFFFFF"/>
@@ -14193,6 +14784,7 @@
     </w:tblStylePr>
     <w:tblStylePr w:type="lastRow">
       <w:rPr>
+        <w:rFonts w:eastAsia="黑体"/>
         <w:b/>
         <w:bCs/>
         <w:color w:themeColor="accent2" w:themeShade="CC" w:val="9E3A38"/>
@@ -14207,12 +14799,14 @@
     </w:tblStylePr>
     <w:tblStylePr w:type="firstCol">
       <w:rPr>
+        <w:rFonts w:eastAsia="黑体"/>
         <w:b/>
         <w:bCs/>
       </w:rPr>
     </w:tblStylePr>
     <w:tblStylePr w:type="lastCol">
       <w:rPr>
+        <w:rFonts w:eastAsia="黑体"/>
         <w:b/>
         <w:bCs/>
       </w:rPr>
@@ -14247,6 +14841,7 @@
       <w:spacing w:after="0" w:line="240" w:lineRule="auto"/>
     </w:pPr>
     <w:rPr>
+      <w:rFonts w:eastAsia="黑体"/>
       <w:color w:themeColor="text1" w:val="000000"/>
     </w:rPr>
     <w:tblPr>
@@ -14265,6 +14860,7 @@
     </w:tcPr>
     <w:tblStylePr w:type="firstRow">
       <w:rPr>
+        <w:rFonts w:eastAsia="黑体"/>
         <w:b/>
         <w:bCs/>
         <w:color w:themeColor="background1" w:val="FFFFFF"/>
@@ -14279,6 +14875,7 @@
     </w:tblStylePr>
     <w:tblStylePr w:type="lastRow">
       <w:rPr>
+        <w:rFonts w:eastAsia="黑体"/>
         <w:b/>
         <w:bCs/>
         <w:color w:themeColor="accent2" w:themeShade="CC" w:val="9E3A38"/>
@@ -14293,12 +14890,14 @@
     </w:tblStylePr>
     <w:tblStylePr w:type="firstCol">
       <w:rPr>
+        <w:rFonts w:eastAsia="黑体"/>
         <w:b/>
         <w:bCs/>
       </w:rPr>
     </w:tblStylePr>
     <w:tblStylePr w:type="lastCol">
       <w:rPr>
+        <w:rFonts w:eastAsia="黑体"/>
         <w:b/>
         <w:bCs/>
       </w:rPr>
@@ -14333,6 +14932,7 @@
       <w:spacing w:after="0" w:line="240" w:lineRule="auto"/>
     </w:pPr>
     <w:rPr>
+      <w:rFonts w:eastAsia="黑体"/>
       <w:color w:themeColor="text1" w:val="000000"/>
     </w:rPr>
     <w:tblPr>
@@ -14351,6 +14951,7 @@
     </w:tcPr>
     <w:tblStylePr w:type="firstRow">
       <w:rPr>
+        <w:rFonts w:eastAsia="黑体"/>
         <w:b/>
         <w:bCs/>
         <w:color w:themeColor="background1" w:val="FFFFFF"/>
@@ -14365,6 +14966,7 @@
     </w:tblStylePr>
     <w:tblStylePr w:type="lastRow">
       <w:rPr>
+        <w:rFonts w:eastAsia="黑体"/>
         <w:b/>
         <w:bCs/>
         <w:color w:themeColor="accent2" w:themeShade="CC" w:val="9E3A38"/>
@@ -14379,12 +14981,14 @@
     </w:tblStylePr>
     <w:tblStylePr w:type="firstCol">
       <w:rPr>
+        <w:rFonts w:eastAsia="黑体"/>
         <w:b/>
         <w:bCs/>
       </w:rPr>
     </w:tblStylePr>
     <w:tblStylePr w:type="lastCol">
       <w:rPr>
+        <w:rFonts w:eastAsia="黑体"/>
         <w:b/>
         <w:bCs/>
       </w:rPr>
@@ -14419,6 +15023,7 @@
       <w:spacing w:after="0" w:line="240" w:lineRule="auto"/>
     </w:pPr>
     <w:rPr>
+      <w:rFonts w:eastAsia="黑体"/>
       <w:color w:themeColor="text1" w:val="000000"/>
     </w:rPr>
     <w:tblPr>
@@ -14437,6 +15042,7 @@
     </w:tcPr>
     <w:tblStylePr w:type="firstRow">
       <w:rPr>
+        <w:rFonts w:eastAsia="黑体"/>
         <w:b/>
         <w:bCs/>
         <w:color w:themeColor="background1" w:val="FFFFFF"/>
@@ -14451,6 +15057,7 @@
     </w:tblStylePr>
     <w:tblStylePr w:type="lastRow">
       <w:rPr>
+        <w:rFonts w:eastAsia="黑体"/>
         <w:b/>
         <w:bCs/>
         <w:color w:themeColor="accent4" w:themeShade="CC" w:val="664E82"/>
@@ -14465,12 +15072,14 @@
     </w:tblStylePr>
     <w:tblStylePr w:type="firstCol">
       <w:rPr>
+        <w:rFonts w:eastAsia="黑体"/>
         <w:b/>
         <w:bCs/>
       </w:rPr>
     </w:tblStylePr>
     <w:tblStylePr w:type="lastCol">
       <w:rPr>
+        <w:rFonts w:eastAsia="黑体"/>
         <w:b/>
         <w:bCs/>
       </w:rPr>
@@ -14505,6 +15114,7 @@
       <w:spacing w:after="0" w:line="240" w:lineRule="auto"/>
     </w:pPr>
     <w:rPr>
+      <w:rFonts w:eastAsia="黑体"/>
       <w:color w:themeColor="text1" w:val="000000"/>
     </w:rPr>
     <w:tblPr>
@@ -14523,6 +15133,7 @@
     </w:tcPr>
     <w:tblStylePr w:type="firstRow">
       <w:rPr>
+        <w:rFonts w:eastAsia="黑体"/>
         <w:b/>
         <w:bCs/>
         <w:color w:themeColor="background1" w:val="FFFFFF"/>
@@ -14537,6 +15148,7 @@
     </w:tblStylePr>
     <w:tblStylePr w:type="lastRow">
       <w:rPr>
+        <w:rFonts w:eastAsia="黑体"/>
         <w:b/>
         <w:bCs/>
         <w:color w:themeColor="accent3" w:themeShade="CC" w:val="7E9C40"/>
@@ -14551,12 +15163,14 @@
     </w:tblStylePr>
     <w:tblStylePr w:type="firstCol">
       <w:rPr>
+        <w:rFonts w:eastAsia="黑体"/>
         <w:b/>
         <w:bCs/>
       </w:rPr>
     </w:tblStylePr>
     <w:tblStylePr w:type="lastCol">
       <w:rPr>
+        <w:rFonts w:eastAsia="黑体"/>
         <w:b/>
         <w:bCs/>
       </w:rPr>
@@ -14591,6 +15205,7 @@
       <w:spacing w:after="0" w:line="240" w:lineRule="auto"/>
     </w:pPr>
     <w:rPr>
+      <w:rFonts w:eastAsia="黑体"/>
       <w:color w:themeColor="text1" w:val="000000"/>
     </w:rPr>
     <w:tblPr>
@@ -14609,6 +15224,7 @@
     </w:tcPr>
     <w:tblStylePr w:type="firstRow">
       <w:rPr>
+        <w:rFonts w:eastAsia="黑体"/>
         <w:b/>
         <w:bCs/>
         <w:color w:themeColor="background1" w:val="FFFFFF"/>
@@ -14623,6 +15239,7 @@
     </w:tblStylePr>
     <w:tblStylePr w:type="lastRow">
       <w:rPr>
+        <w:rFonts w:eastAsia="黑体"/>
         <w:b/>
         <w:bCs/>
         <w:color w:themeColor="accent6" w:themeShade="CC" w:val="F2730A"/>
@@ -14637,12 +15254,14 @@
     </w:tblStylePr>
     <w:tblStylePr w:type="firstCol">
       <w:rPr>
+        <w:rFonts w:eastAsia="黑体"/>
         <w:b/>
         <w:bCs/>
       </w:rPr>
     </w:tblStylePr>
     <w:tblStylePr w:type="lastCol">
       <w:rPr>
+        <w:rFonts w:eastAsia="黑体"/>
         <w:b/>
         <w:bCs/>
       </w:rPr>
@@ -14677,6 +15296,7 @@
       <w:spacing w:after="0" w:line="240" w:lineRule="auto"/>
     </w:pPr>
     <w:rPr>
+      <w:rFonts w:eastAsia="黑体"/>
       <w:color w:themeColor="text1" w:val="000000"/>
     </w:rPr>
     <w:tblPr>
@@ -14695,6 +15315,7 @@
     </w:tcPr>
     <w:tblStylePr w:type="firstRow">
       <w:rPr>
+        <w:rFonts w:eastAsia="黑体"/>
         <w:b/>
         <w:bCs/>
         <w:color w:themeColor="background1" w:val="FFFFFF"/>
@@ -14709,6 +15330,7 @@
     </w:tblStylePr>
     <w:tblStylePr w:type="lastRow">
       <w:rPr>
+        <w:rFonts w:eastAsia="黑体"/>
         <w:b/>
         <w:bCs/>
         <w:color w:themeColor="accent5" w:themeShade="CC" w:val="348DA5"/>
@@ -14723,12 +15345,14 @@
     </w:tblStylePr>
     <w:tblStylePr w:type="firstCol">
       <w:rPr>
+        <w:rFonts w:eastAsia="黑体"/>
         <w:b/>
         <w:bCs/>
       </w:rPr>
     </w:tblStylePr>
     <w:tblStylePr w:type="lastCol">
       <w:rPr>
+        <w:rFonts w:eastAsia="黑体"/>
         <w:b/>
         <w:bCs/>
       </w:rPr>
@@ -14763,6 +15387,7 @@
       <w:spacing w:after="0" w:line="240" w:lineRule="auto"/>
     </w:pPr>
     <w:rPr>
+      <w:rFonts w:eastAsia="黑体"/>
       <w:color w:themeColor="text1" w:val="000000"/>
     </w:rPr>
     <w:tblPr>
@@ -14784,6 +15409,7 @@
     </w:tcPr>
     <w:tblStylePr w:type="firstRow">
       <w:rPr>
+        <w:rFonts w:eastAsia="黑体"/>
         <w:b/>
         <w:bCs/>
       </w:rPr>
@@ -14794,6 +15420,7 @@
     </w:tblStylePr>
     <w:tblStylePr w:type="lastRow">
       <w:rPr>
+        <w:rFonts w:eastAsia="黑体"/>
         <w:b/>
         <w:bCs/>
         <w:color w:themeColor="text1" w:val="000000"/>
@@ -14805,6 +15432,7 @@
     </w:tblStylePr>
     <w:tblStylePr w:type="firstCol">
       <w:rPr>
+        <w:rFonts w:eastAsia="黑体"/>
         <w:color w:themeColor="background1" w:val="FFFFFF"/>
       </w:rPr>
       <w:tblPr/>
@@ -14814,6 +15442,7 @@
     </w:tblStylePr>
     <w:tblStylePr w:type="lastCol">
       <w:rPr>
+        <w:rFonts w:eastAsia="黑体"/>
         <w:color w:themeColor="background1" w:val="FFFFFF"/>
       </w:rPr>
       <w:tblPr/>
@@ -14843,6 +15472,7 @@
       <w:spacing w:after="0" w:line="240" w:lineRule="auto"/>
     </w:pPr>
     <w:rPr>
+      <w:rFonts w:eastAsia="黑体"/>
       <w:color w:themeColor="text1" w:val="000000"/>
     </w:rPr>
     <w:tblPr>
@@ -14864,6 +15494,7 @@
     </w:tcPr>
     <w:tblStylePr w:type="firstRow">
       <w:rPr>
+        <w:rFonts w:eastAsia="黑体"/>
         <w:b/>
         <w:bCs/>
       </w:rPr>
@@ -14874,6 +15505,7 @@
     </w:tblStylePr>
     <w:tblStylePr w:type="lastRow">
       <w:rPr>
+        <w:rFonts w:eastAsia="黑体"/>
         <w:b/>
         <w:bCs/>
         <w:color w:themeColor="text1" w:val="000000"/>
@@ -14885,6 +15517,7 @@
     </w:tblStylePr>
     <w:tblStylePr w:type="firstCol">
       <w:rPr>
+        <w:rFonts w:eastAsia="黑体"/>
         <w:color w:themeColor="background1" w:val="FFFFFF"/>
       </w:rPr>
       <w:tblPr/>
@@ -14894,6 +15527,7 @@
     </w:tblStylePr>
     <w:tblStylePr w:type="lastCol">
       <w:rPr>
+        <w:rFonts w:eastAsia="黑体"/>
         <w:color w:themeColor="background1" w:val="FFFFFF"/>
       </w:rPr>
       <w:tblPr/>
@@ -14923,6 +15557,7 @@
       <w:spacing w:after="0" w:line="240" w:lineRule="auto"/>
     </w:pPr>
     <w:rPr>
+      <w:rFonts w:eastAsia="黑体"/>
       <w:color w:themeColor="text1" w:val="000000"/>
     </w:rPr>
     <w:tblPr>
@@ -14944,6 +15579,7 @@
     </w:tcPr>
     <w:tblStylePr w:type="firstRow">
       <w:rPr>
+        <w:rFonts w:eastAsia="黑体"/>
         <w:b/>
         <w:bCs/>
       </w:rPr>
@@ -14954,6 +15590,7 @@
     </w:tblStylePr>
     <w:tblStylePr w:type="lastRow">
       <w:rPr>
+        <w:rFonts w:eastAsia="黑体"/>
         <w:b/>
         <w:bCs/>
         <w:color w:themeColor="text1" w:val="000000"/>
@@ -14965,6 +15602,7 @@
     </w:tblStylePr>
     <w:tblStylePr w:type="firstCol">
       <w:rPr>
+        <w:rFonts w:eastAsia="黑体"/>
         <w:color w:themeColor="background1" w:val="FFFFFF"/>
       </w:rPr>
       <w:tblPr/>
@@ -14974,6 +15612,7 @@
     </w:tblStylePr>
     <w:tblStylePr w:type="lastCol">
       <w:rPr>
+        <w:rFonts w:eastAsia="黑体"/>
         <w:color w:themeColor="background1" w:val="FFFFFF"/>
       </w:rPr>
       <w:tblPr/>
@@ -15003,6 +15642,7 @@
       <w:spacing w:after="0" w:line="240" w:lineRule="auto"/>
     </w:pPr>
     <w:rPr>
+      <w:rFonts w:eastAsia="黑体"/>
       <w:color w:themeColor="text1" w:val="000000"/>
     </w:rPr>
     <w:tblPr>
@@ -15024,6 +15664,7 @@
     </w:tcPr>
     <w:tblStylePr w:type="firstRow">
       <w:rPr>
+        <w:rFonts w:eastAsia="黑体"/>
         <w:b/>
         <w:bCs/>
       </w:rPr>
@@ -15034,6 +15675,7 @@
     </w:tblStylePr>
     <w:tblStylePr w:type="lastRow">
       <w:rPr>
+        <w:rFonts w:eastAsia="黑体"/>
         <w:b/>
         <w:bCs/>
         <w:color w:themeColor="text1" w:val="000000"/>
@@ -15045,6 +15687,7 @@
     </w:tblStylePr>
     <w:tblStylePr w:type="firstCol">
       <w:rPr>
+        <w:rFonts w:eastAsia="黑体"/>
         <w:color w:themeColor="background1" w:val="FFFFFF"/>
       </w:rPr>
       <w:tblPr/>
@@ -15054,6 +15697,7 @@
     </w:tblStylePr>
     <w:tblStylePr w:type="lastCol">
       <w:rPr>
+        <w:rFonts w:eastAsia="黑体"/>
         <w:color w:themeColor="background1" w:val="FFFFFF"/>
       </w:rPr>
       <w:tblPr/>
@@ -15083,6 +15727,7 @@
       <w:spacing w:after="0" w:line="240" w:lineRule="auto"/>
     </w:pPr>
     <w:rPr>
+      <w:rFonts w:eastAsia="黑体"/>
       <w:color w:themeColor="text1" w:val="000000"/>
     </w:rPr>
     <w:tblPr>
@@ -15104,6 +15749,7 @@
     </w:tcPr>
     <w:tblStylePr w:type="firstRow">
       <w:rPr>
+        <w:rFonts w:eastAsia="黑体"/>
         <w:b/>
         <w:bCs/>
       </w:rPr>
@@ -15114,6 +15760,7 @@
     </w:tblStylePr>
     <w:tblStylePr w:type="lastRow">
       <w:rPr>
+        <w:rFonts w:eastAsia="黑体"/>
         <w:b/>
         <w:bCs/>
         <w:color w:themeColor="text1" w:val="000000"/>
@@ -15125,6 +15772,7 @@
     </w:tblStylePr>
     <w:tblStylePr w:type="firstCol">
       <w:rPr>
+        <w:rFonts w:eastAsia="黑体"/>
         <w:color w:themeColor="background1" w:val="FFFFFF"/>
       </w:rPr>
       <w:tblPr/>
@@ -15134,6 +15782,7 @@
     </w:tblStylePr>
     <w:tblStylePr w:type="lastCol">
       <w:rPr>
+        <w:rFonts w:eastAsia="黑体"/>
         <w:color w:themeColor="background1" w:val="FFFFFF"/>
       </w:rPr>
       <w:tblPr/>
@@ -15163,6 +15812,7 @@
       <w:spacing w:after="0" w:line="240" w:lineRule="auto"/>
     </w:pPr>
     <w:rPr>
+      <w:rFonts w:eastAsia="黑体"/>
       <w:color w:themeColor="text1" w:val="000000"/>
     </w:rPr>
     <w:tblPr>
@@ -15184,6 +15834,7 @@
     </w:tcPr>
     <w:tblStylePr w:type="firstRow">
       <w:rPr>
+        <w:rFonts w:eastAsia="黑体"/>
         <w:b/>
         <w:bCs/>
       </w:rPr>
@@ -15194,6 +15845,7 @@
     </w:tblStylePr>
     <w:tblStylePr w:type="lastRow">
       <w:rPr>
+        <w:rFonts w:eastAsia="黑体"/>
         <w:b/>
         <w:bCs/>
         <w:color w:themeColor="text1" w:val="000000"/>
@@ -15205,6 +15857,7 @@
     </w:tblStylePr>
     <w:tblStylePr w:type="firstCol">
       <w:rPr>
+        <w:rFonts w:eastAsia="黑体"/>
         <w:color w:themeColor="background1" w:val="FFFFFF"/>
       </w:rPr>
       <w:tblPr/>
@@ -15214,6 +15867,7 @@
     </w:tblStylePr>
     <w:tblStylePr w:type="lastCol">
       <w:rPr>
+        <w:rFonts w:eastAsia="黑体"/>
         <w:color w:themeColor="background1" w:val="FFFFFF"/>
       </w:rPr>
       <w:tblPr/>
@@ -15243,6 +15897,7 @@
       <w:spacing w:after="0" w:line="240" w:lineRule="auto"/>
     </w:pPr>
     <w:rPr>
+      <w:rFonts w:eastAsia="黑体"/>
       <w:color w:themeColor="text1" w:val="000000"/>
     </w:rPr>
     <w:tblPr>
@@ -15264,6 +15919,7 @@
     </w:tcPr>
     <w:tblStylePr w:type="firstRow">
       <w:rPr>
+        <w:rFonts w:eastAsia="黑体"/>
         <w:b/>
         <w:bCs/>
       </w:rPr>
@@ -15274,6 +15930,7 @@
     </w:tblStylePr>
     <w:tblStylePr w:type="lastRow">
       <w:rPr>
+        <w:rFonts w:eastAsia="黑体"/>
         <w:b/>
         <w:bCs/>
         <w:color w:themeColor="text1" w:val="000000"/>
@@ -15285,6 +15942,7 @@
     </w:tblStylePr>
     <w:tblStylePr w:type="firstCol">
       <w:rPr>
+        <w:rFonts w:eastAsia="黑体"/>
         <w:color w:themeColor="background1" w:val="FFFFFF"/>
       </w:rPr>
       <w:tblPr/>
@@ -15294,6 +15952,7 @@
     </w:tblStylePr>
     <w:tblStylePr w:type="lastCol">
       <w:rPr>
+        <w:rFonts w:eastAsia="黑体"/>
         <w:color w:themeColor="background1" w:val="FFFFFF"/>
       </w:rPr>
       <w:tblPr/>
@@ -15326,6 +15985,7 @@
     <w:name w:val="KeywordTok"/>
     <w:basedOn w:val="VerbatimChar"/>
     <w:rPr>
+      <w:rFonts w:eastAsia="黑体"/>
       <w:b/>
       <w:color w:val="007020"/>
     </w:rPr>
@@ -15334,6 +15994,7 @@
     <w:name w:val="DataTypeTok"/>
     <w:basedOn w:val="VerbatimChar"/>
     <w:rPr>
+      <w:rFonts w:eastAsia="黑体"/>
       <w:color w:val="902000"/>
     </w:rPr>
   </w:style>
@@ -15341,6 +16002,7 @@
     <w:name w:val="DecValTok"/>
     <w:basedOn w:val="VerbatimChar"/>
     <w:rPr>
+      <w:rFonts w:eastAsia="黑体"/>
       <w:color w:val="40a070"/>
     </w:rPr>
   </w:style>
@@ -15348,6 +16010,7 @@
     <w:name w:val="BaseNTok"/>
     <w:basedOn w:val="VerbatimChar"/>
     <w:rPr>
+      <w:rFonts w:eastAsia="黑体"/>
       <w:color w:val="40a070"/>
     </w:rPr>
   </w:style>
@@ -15355,6 +16018,7 @@
     <w:name w:val="FloatTok"/>
     <w:basedOn w:val="VerbatimChar"/>
     <w:rPr>
+      <w:rFonts w:eastAsia="黑体"/>
       <w:color w:val="40a070"/>
     </w:rPr>
   </w:style>
@@ -15362,6 +16026,7 @@
     <w:name w:val="ConstantTok"/>
     <w:basedOn w:val="VerbatimChar"/>
     <w:rPr>
+      <w:rFonts w:eastAsia="黑体"/>
       <w:color w:val="880000"/>
     </w:rPr>
   </w:style>
@@ -15369,6 +16034,7 @@
     <w:name w:val="CharTok"/>
     <w:basedOn w:val="VerbatimChar"/>
     <w:rPr>
+      <w:rFonts w:eastAsia="黑体"/>
       <w:color w:val="4070a0"/>
     </w:rPr>
   </w:style>
@@ -15376,6 +16042,7 @@
     <w:name w:val="SpecialCharTok"/>
     <w:basedOn w:val="VerbatimChar"/>
     <w:rPr>
+      <w:rFonts w:eastAsia="黑体"/>
       <w:color w:val="4070a0"/>
     </w:rPr>
   </w:style>
@@ -15383,6 +16050,7 @@
     <w:name w:val="StringTok"/>
     <w:basedOn w:val="VerbatimChar"/>
     <w:rPr>
+      <w:rFonts w:eastAsia="黑体"/>
       <w:color w:val="4070a0"/>
     </w:rPr>
   </w:style>
@@ -15390,6 +16058,7 @@
     <w:name w:val="VerbatimStringTok"/>
     <w:basedOn w:val="VerbatimChar"/>
     <w:rPr>
+      <w:rFonts w:eastAsia="黑体"/>
       <w:color w:val="4070a0"/>
     </w:rPr>
   </w:style>
@@ -15397,6 +16066,7 @@
     <w:name w:val="SpecialStringTok"/>
     <w:basedOn w:val="VerbatimChar"/>
     <w:rPr>
+      <w:rFonts w:eastAsia="黑体"/>
       <w:color w:val="bb6688"/>
     </w:rPr>
   </w:style>
@@ -15404,6 +16074,7 @@
     <w:name w:val="ImportTok"/>
     <w:basedOn w:val="VerbatimChar"/>
     <w:rPr>
+      <w:rFonts w:eastAsia="黑体"/>
       <w:b/>
       <w:color w:val="008000"/>
     </w:rPr>
@@ -15412,6 +16083,7 @@
     <w:name w:val="CommentTok"/>
     <w:basedOn w:val="VerbatimChar"/>
     <w:rPr>
+      <w:rFonts w:eastAsia="黑体"/>
       <w:i/>
       <w:color w:val="60a0b0"/>
     </w:rPr>
@@ -15420,6 +16092,7 @@
     <w:name w:val="DocumentationTok"/>
     <w:basedOn w:val="VerbatimChar"/>
     <w:rPr>
+      <w:rFonts w:eastAsia="黑体"/>
       <w:i/>
       <w:color w:val="ba2121"/>
     </w:rPr>
@@ -15428,6 +16101,7 @@
     <w:name w:val="AnnotationTok"/>
     <w:basedOn w:val="VerbatimChar"/>
     <w:rPr>
+      <w:rFonts w:eastAsia="黑体"/>
       <w:b/>
       <w:i/>
       <w:color w:val="60a0b0"/>
@@ -15437,6 +16111,7 @@
     <w:name w:val="CommentVarTok"/>
     <w:basedOn w:val="VerbatimChar"/>
     <w:rPr>
+      <w:rFonts w:eastAsia="黑体"/>
       <w:b/>
       <w:i/>
       <w:color w:val="60a0b0"/>
@@ -15446,6 +16121,7 @@
     <w:name w:val="OtherTok"/>
     <w:basedOn w:val="VerbatimChar"/>
     <w:rPr>
+      <w:rFonts w:eastAsia="黑体"/>
       <w:color w:val="007020"/>
     </w:rPr>
   </w:style>
@@ -15453,6 +16129,7 @@
     <w:name w:val="FunctionTok"/>
     <w:basedOn w:val="VerbatimChar"/>
     <w:rPr>
+      <w:rFonts w:eastAsia="黑体"/>
       <w:color w:val="06287e"/>
     </w:rPr>
   </w:style>
@@ -15460,6 +16137,7 @@
     <w:name w:val="VariableTok"/>
     <w:basedOn w:val="VerbatimChar"/>
     <w:rPr>
+      <w:rFonts w:eastAsia="黑体"/>
       <w:color w:val="19177c"/>
     </w:rPr>
   </w:style>
@@ -15467,6 +16145,7 @@
     <w:name w:val="ControlFlowTok"/>
     <w:basedOn w:val="VerbatimChar"/>
     <w:rPr>
+      <w:rFonts w:eastAsia="黑体"/>
       <w:b/>
       <w:color w:val="007020"/>
     </w:rPr>
@@ -15475,6 +16154,7 @@
     <w:name w:val="OperatorTok"/>
     <w:basedOn w:val="VerbatimChar"/>
     <w:rPr>
+      <w:rFonts w:eastAsia="黑体"/>
       <w:color w:val="666666"/>
     </w:rPr>
   </w:style>
@@ -15482,18 +16162,22 @@
     <w:name w:val="BuiltInTok"/>
     <w:basedOn w:val="VerbatimChar"/>
     <w:rPr>
+      <w:rFonts w:eastAsia="黑体"/>
       <w:color w:val="008000"/>
     </w:rPr>
   </w:style>
   <w:style w:type="character" w:customStyle="1" w:styleId="ExtensionTok">
     <w:name w:val="ExtensionTok"/>
     <w:basedOn w:val="VerbatimChar"/>
-    <w:rPr/>
+    <w:rPr>
+      <w:rFonts w:eastAsia="黑体"/>
+    </w:rPr>
   </w:style>
   <w:style w:type="character" w:customStyle="1" w:styleId="PreprocessorTok">
     <w:name w:val="PreprocessorTok"/>
     <w:basedOn w:val="VerbatimChar"/>
     <w:rPr>
+      <w:rFonts w:eastAsia="黑体"/>
       <w:color w:val="bc7a00"/>
     </w:rPr>
   </w:style>
@@ -15501,18 +16185,22 @@
     <w:name w:val="AttributeTok"/>
     <w:basedOn w:val="VerbatimChar"/>
     <w:rPr>
+      <w:rFonts w:eastAsia="黑体"/>
       <w:color w:val="7d9029"/>
     </w:rPr>
   </w:style>
   <w:style w:type="character" w:customStyle="1" w:styleId="RegionMarkerTok">
     <w:name w:val="RegionMarkerTok"/>
     <w:basedOn w:val="VerbatimChar"/>
-    <w:rPr/>
+    <w:rPr>
+      <w:rFonts w:eastAsia="黑体"/>
+    </w:rPr>
   </w:style>
   <w:style w:type="character" w:customStyle="1" w:styleId="InformationTok">
     <w:name w:val="InformationTok"/>
     <w:basedOn w:val="VerbatimChar"/>
     <w:rPr>
+      <w:rFonts w:eastAsia="黑体"/>
       <w:b/>
       <w:i/>
       <w:color w:val="60a0b0"/>
@@ -15522,6 +16210,7 @@
     <w:name w:val="WarningTok"/>
     <w:basedOn w:val="VerbatimChar"/>
     <w:rPr>
+      <w:rFonts w:eastAsia="黑体"/>
       <w:b/>
       <w:i/>
       <w:color w:val="60a0b0"/>
@@ -15531,6 +16220,7 @@
     <w:name w:val="AlertTok"/>
     <w:basedOn w:val="VerbatimChar"/>
     <w:rPr>
+      <w:rFonts w:eastAsia="黑体"/>
       <w:b/>
       <w:color w:val="ff0000"/>
     </w:rPr>
@@ -15539,6 +16229,7 @@
     <w:name w:val="ErrorTok"/>
     <w:basedOn w:val="VerbatimChar"/>
     <w:rPr>
+      <w:rFonts w:eastAsia="黑体"/>
       <w:b/>
       <w:color w:val="ff0000"/>
     </w:rPr>
@@ -15546,7 +16237,9 @@
   <w:style w:type="character" w:customStyle="1" w:styleId="NormalTok">
     <w:name w:val="NormalTok"/>
     <w:basedOn w:val="VerbatimChar"/>
-    <w:rPr/>
+    <w:rPr>
+      <w:rFonts w:eastAsia="黑体"/>
+    </w:rPr>
   </w:style>
 </w:styles>
 </file>
@@ -15595,12 +16288,12 @@
     <a:fontScheme name="Office">
       <a:majorFont>
         <a:latin typeface="Calibri"/>
-        <a:ea typeface=""/>
+        <a:ea typeface="黑体"/>
         <a:cs typeface=""/>
         <a:font script="Jpan" typeface="ＭＳ ゴシック"/>
         <a:font script="Hang" typeface="맑은 고딕"/>
-        <a:font script="Hans" typeface="宋体"/>
-        <a:font script="Hant" typeface="新細明體"/>
+        <a:font script="Hans" typeface="黑体"/>
+        <a:font script="Hant" typeface="黑体"/>
         <a:font script="Arab" typeface="Times New Roman"/>
         <a:font script="Hebr" typeface="Times New Roman"/>
         <a:font script="Thai" typeface="Angsana New"/>
@@ -15630,12 +16323,12 @@
       </a:majorFont>
       <a:minorFont>
         <a:latin typeface="Cambria"/>
-        <a:ea typeface=""/>
+        <a:ea typeface="黑体"/>
         <a:cs typeface=""/>
         <a:font script="Jpan" typeface="ＭＳ 明朝"/>
         <a:font script="Hang" typeface="맑은 고딕"/>
-        <a:font script="Hans" typeface="宋体"/>
-        <a:font script="Hant" typeface="新細明體"/>
+        <a:font script="Hans" typeface="黑体"/>
+        <a:font script="Hant" typeface="黑体"/>
         <a:font script="Arab" typeface="Arial"/>
         <a:font script="Hebr" typeface="Arial"/>
         <a:font script="Thai" typeface="Cordia New"/>

--- a/07-驱动电路/03-功率器件栅极驱动/负压关断驱动电路/负压关断驱动电路.docx
+++ b/07-驱动电路/03-功率器件栅极驱动/负压关断驱动电路/负压关断驱动电路.docx
@@ -3217,7 +3217,7 @@
           <w:color w:val="555555"/>
           <w:sz w:val="21"/>
         </w:rPr>
-        <w:t>材料收集者：杜文杰，WX手机：19519196569，QQ:3478827729</w:t>
+        <w:t>材料收集者：杜文杰，微信/手机：19519196569，QQ:3478827729</w:t>
       </w:r>
     </w:p>
     <w:sectPr>
